--- a/115校內語文競賽/四年丙班_各項目培訓資料庫/01_寫字書法組/老師_指導指引與每日進度表(含評量標準).docx
+++ b/115校內語文競賽/四年丙班_各項目培訓資料庫/01_寫字書法組/老師_指導指引與每日進度表(含評量標準).docx
@@ -9,11 +9,11 @@
       </w:pPr>
       <w:r>
         <w:rPr>
-          <w:rFonts w:ascii="微軟正黑體" w:hAnsi="微軟正黑體" w:eastAsia="微軟正黑體"/>
+          <w:rFonts w:ascii="標楷體" w:hAnsi="標楷體" w:eastAsia="標楷體"/>
           <w:b/>
           <w:i w:val="0"/>
           <w:color w:val="0F2C59"/>
-          <w:sz w:val="30"/>
+          <w:sz w:val="32"/>
         </w:rPr>
         <w:t>臺中市梧棲區中正國小 115 學年度校內語文競賽</w:t>
       </w:r>
@@ -25,11 +25,11 @@
       </w:pPr>
       <w:r>
         <w:rPr>
-          <w:rFonts w:ascii="微軟正黑體" w:hAnsi="微軟正黑體" w:eastAsia="微軟正黑體"/>
+          <w:rFonts w:ascii="標楷體" w:hAnsi="標楷體" w:eastAsia="標楷體"/>
           <w:b/>
           <w:i w:val="0"/>
           <w:color w:val="C2410C"/>
-          <w:sz w:val="22"/>
+          <w:sz w:val="32"/>
         </w:rPr>
         <w:t>【四年丙班・寫字書法組】老師指導指引與進度表（含週末自學增量全排程）</w:t>
       </w:r>
@@ -41,11 +41,11 @@
       </w:pPr>
       <w:r>
         <w:rPr>
-          <w:rFonts w:ascii="微軟正黑體" w:hAnsi="微軟正黑體" w:eastAsia="微軟正黑體"/>
+          <w:rFonts w:ascii="標楷體" w:hAnsi="標楷體" w:eastAsia="標楷體"/>
           <w:b/>
           <w:i w:val="0"/>
           <w:color w:val="0F2C59"/>
-          <w:sz w:val="26"/>
+          <w:sz w:val="32"/>
         </w:rPr>
         <w:t>壹、競賽核心規範與評分規準</w:t>
       </w:r>
@@ -57,21 +57,21 @@
       </w:pPr>
       <w:r>
         <w:rPr>
-          <w:rFonts w:ascii="微軟正黑體" w:hAnsi="微軟正黑體" w:eastAsia="微軟正黑體"/>
+          <w:rFonts w:ascii="標楷體" w:hAnsi="標楷體" w:eastAsia="標楷體"/>
           <w:b/>
           <w:i w:val="0"/>
           <w:color w:val="1E293B"/>
-          <w:sz w:val="19"/>
+          <w:sz w:val="32"/>
         </w:rPr>
         <w:t>時間地點：</w:t>
       </w:r>
       <w:r>
         <w:rPr>
-          <w:rFonts w:ascii="微軟正黑體" w:hAnsi="微軟正黑體" w:eastAsia="微軟正黑體"/>
+          <w:rFonts w:ascii="標楷體" w:hAnsi="標楷體" w:eastAsia="標楷體"/>
           <w:b w:val="0"/>
           <w:i w:val="0"/>
           <w:color w:val="334155"/>
-          <w:sz w:val="19"/>
+          <w:sz w:val="32"/>
         </w:rPr>
         <w:t>115 年 11 月 5 日（四）08:20 - 09:20（限時 60 分鐘，圖書室）。</w:t>
       </w:r>
@@ -83,21 +83,21 @@
       </w:pPr>
       <w:r>
         <w:rPr>
-          <w:rFonts w:ascii="微軟正黑體" w:hAnsi="微軟正黑體" w:eastAsia="微軟正黑體"/>
+          <w:rFonts w:ascii="標楷體" w:hAnsi="標楷體" w:eastAsia="標楷體"/>
           <w:b/>
           <w:i w:val="0"/>
           <w:color w:val="1E293B"/>
-          <w:sz w:val="19"/>
+          <w:sz w:val="32"/>
         </w:rPr>
         <w:t>評判規準：</w:t>
       </w:r>
       <w:r>
         <w:rPr>
-          <w:rFonts w:ascii="微軟正黑體" w:hAnsi="微軟正黑體" w:eastAsia="微軟正黑體"/>
+          <w:rFonts w:ascii="標楷體" w:hAnsi="標楷體" w:eastAsia="標楷體"/>
           <w:b w:val="0"/>
           <w:i w:val="0"/>
           <w:color w:val="334155"/>
-          <w:sz w:val="19"/>
+          <w:sz w:val="32"/>
         </w:rPr>
         <w:t>筆法 50%、結構章法 50%。錯漏字每字扣 3 分，未及寫完每字扣 2 分。</w:t>
       </w:r>
@@ -109,21 +109,21 @@
       </w:pPr>
       <w:r>
         <w:rPr>
-          <w:rFonts w:ascii="微軟正黑體" w:hAnsi="微軟正黑體" w:eastAsia="微軟正黑體"/>
+          <w:rFonts w:ascii="標楷體" w:hAnsi="標楷體" w:eastAsia="標楷體"/>
           <w:b/>
           <w:i w:val="0"/>
           <w:color w:val="1E293B"/>
-          <w:sz w:val="19"/>
+          <w:sz w:val="32"/>
         </w:rPr>
         <w:t>指定內容：</w:t>
       </w:r>
       <w:r>
         <w:rPr>
-          <w:rFonts w:ascii="微軟正黑體" w:hAnsi="微軟正黑體" w:eastAsia="微軟正黑體"/>
+          <w:rFonts w:ascii="標楷體" w:hAnsi="標楷體" w:eastAsia="標楷體"/>
           <w:b w:val="0"/>
           <w:i w:val="0"/>
           <w:color w:val="334155"/>
-          <w:sz w:val="19"/>
+          <w:sz w:val="32"/>
         </w:rPr>
         <w:t>正文 28 字：「拒絕毒品愛自己，反對霸凌不旁觀。減速慢行少意外，共創和諧好未來。」落款：四年丙班 姓名書。</w:t>
       </w:r>
@@ -135,21 +135,21 @@
       </w:pPr>
       <w:r>
         <w:rPr>
-          <w:rFonts w:ascii="微軟正黑體" w:hAnsi="微軟正黑體" w:eastAsia="微軟正黑體"/>
+          <w:rFonts w:ascii="標楷體" w:hAnsi="標楷體" w:eastAsia="標楷體"/>
           <w:b/>
           <w:i w:val="0"/>
           <w:color w:val="1E293B"/>
-          <w:sz w:val="19"/>
+          <w:sz w:val="32"/>
         </w:rPr>
         <w:t>假日自學增量機制：</w:t>
       </w:r>
       <w:r>
         <w:rPr>
-          <w:rFonts w:ascii="微軟正黑體" w:hAnsi="微軟正黑體" w:eastAsia="微軟正黑體"/>
+          <w:rFonts w:ascii="標楷體" w:hAnsi="標楷體" w:eastAsia="標楷體"/>
           <w:b w:val="0"/>
           <w:i w:val="0"/>
           <w:color w:val="334155"/>
-          <w:sz w:val="19"/>
+          <w:sz w:val="32"/>
         </w:rPr>
         <w:t>遇到假日全面轉為居家自主自學，指派加倍增量作業（宣紙大篇幅書寫），導師於週一晨間集中批閱檢核。</w:t>
       </w:r>
@@ -161,11 +161,11 @@
       </w:pPr>
       <w:r>
         <w:rPr>
-          <w:rFonts w:ascii="微軟正黑體" w:hAnsi="微軟正黑體" w:eastAsia="微軟正黑體"/>
+          <w:rFonts w:ascii="標楷體" w:hAnsi="標楷體" w:eastAsia="標楷體"/>
           <w:b/>
           <w:i w:val="0"/>
           <w:color w:val="0F2C59"/>
-          <w:sz w:val="26"/>
+          <w:sz w:val="32"/>
         </w:rPr>
         <w:t>貳、10/5~10/30 每日集訓與週末自學增量進度評量表</w:t>
       </w:r>
@@ -213,11 +213,11 @@
             </w:pPr>
             <w:r>
               <w:rPr>
-                <w:rFonts w:ascii="微軟正黑體" w:hAnsi="微軟正黑體" w:eastAsia="微軟正黑體"/>
+                <w:rFonts w:ascii="標楷體" w:hAnsi="標楷體" w:eastAsia="標楷體"/>
                 <w:b/>
                 <w:i w:val="0"/>
                 <w:color w:val="FFFFFF"/>
-                <w:sz w:val="18"/>
+                <w:sz w:val="32"/>
               </w:rPr>
               <w:t>天數/週末</w:t>
             </w:r>
@@ -242,11 +242,11 @@
             </w:pPr>
             <w:r>
               <w:rPr>
-                <w:rFonts w:ascii="微軟正黑體" w:hAnsi="微軟正黑體" w:eastAsia="微軟正黑體"/>
+                <w:rFonts w:ascii="標楷體" w:hAnsi="標楷體" w:eastAsia="標楷體"/>
                 <w:b/>
                 <w:i w:val="0"/>
                 <w:color w:val="FFFFFF"/>
-                <w:sz w:val="18"/>
+                <w:sz w:val="32"/>
               </w:rPr>
               <w:t>日期</w:t>
             </w:r>
@@ -271,11 +271,11 @@
             </w:pPr>
             <w:r>
               <w:rPr>
-                <w:rFonts w:ascii="微軟正黑體" w:hAnsi="微軟正黑體" w:eastAsia="微軟正黑體"/>
+                <w:rFonts w:ascii="標楷體" w:hAnsi="標楷體" w:eastAsia="標楷體"/>
                 <w:b/>
                 <w:i w:val="0"/>
                 <w:color w:val="FFFFFF"/>
-                <w:sz w:val="18"/>
+                <w:sz w:val="32"/>
               </w:rPr>
               <w:t>性質</w:t>
             </w:r>
@@ -300,11 +300,11 @@
             </w:pPr>
             <w:r>
               <w:rPr>
-                <w:rFonts w:ascii="微軟正黑體" w:hAnsi="微軟正黑體" w:eastAsia="微軟正黑體"/>
+                <w:rFonts w:ascii="標楷體" w:hAnsi="標楷體" w:eastAsia="標楷體"/>
                 <w:b/>
                 <w:i w:val="0"/>
                 <w:color w:val="FFFFFF"/>
-                <w:sz w:val="18"/>
+                <w:sz w:val="32"/>
               </w:rPr>
               <w:t>目標/任務</w:t>
             </w:r>
@@ -329,11 +329,11 @@
             </w:pPr>
             <w:r>
               <w:rPr>
-                <w:rFonts w:ascii="微軟正黑體" w:hAnsi="微軟正黑體" w:eastAsia="微軟正黑體"/>
+                <w:rFonts w:ascii="標楷體" w:hAnsi="標楷體" w:eastAsia="標楷體"/>
                 <w:b/>
                 <w:i w:val="0"/>
                 <w:color w:val="FFFFFF"/>
-                <w:sz w:val="18"/>
+                <w:sz w:val="32"/>
               </w:rPr>
               <w:t>在校教學重點／週末自學指引</w:t>
             </w:r>
@@ -358,11 +358,11 @@
             </w:pPr>
             <w:r>
               <w:rPr>
-                <w:rFonts w:ascii="微軟正黑體" w:hAnsi="微軟正黑體" w:eastAsia="微軟正黑體"/>
+                <w:rFonts w:ascii="標楷體" w:hAnsi="標楷體" w:eastAsia="標楷體"/>
                 <w:b/>
                 <w:i w:val="0"/>
                 <w:color w:val="FFFFFF"/>
-                <w:sz w:val="18"/>
+                <w:sz w:val="32"/>
               </w:rPr>
               <w:t>評量指標規準</w:t>
             </w:r>
@@ -387,11 +387,11 @@
             </w:pPr>
             <w:r>
               <w:rPr>
-                <w:rFonts w:ascii="微軟正黑體" w:hAnsi="微軟正黑體" w:eastAsia="微軟正黑體"/>
+                <w:rFonts w:ascii="標楷體" w:hAnsi="標楷體" w:eastAsia="標楷體"/>
                 <w:b/>
                 <w:i w:val="0"/>
                 <w:color w:val="FFFFFF"/>
-                <w:sz w:val="18"/>
+                <w:sz w:val="32"/>
               </w:rPr>
               <w:t>導師評核</w:t>
             </w:r>
@@ -418,11 +418,11 @@
             </w:pPr>
             <w:r>
               <w:rPr>
-                <w:rFonts w:ascii="微軟正黑體" w:hAnsi="微軟正黑體" w:eastAsia="微軟正黑體"/>
+                <w:rFonts w:ascii="標楷體" w:hAnsi="標楷體" w:eastAsia="標楷體"/>
                 <w:b/>
                 <w:i w:val="0"/>
                 <w:color w:val="1E293B"/>
-                <w:sz w:val="17"/>
+                <w:sz w:val="32"/>
               </w:rPr>
               <w:t>Day 01</w:t>
             </w:r>
@@ -447,11 +447,11 @@
             </w:pPr>
             <w:r>
               <w:rPr>
-                <w:rFonts w:ascii="微軟正黑體" w:hAnsi="微軟正黑體" w:eastAsia="微軟正黑體"/>
+                <w:rFonts w:ascii="標楷體" w:hAnsi="標楷體" w:eastAsia="標楷體"/>
                 <w:b w:val="0"/>
                 <w:i w:val="0"/>
                 <w:color w:val="1E293B"/>
-                <w:sz w:val="17"/>
+                <w:sz w:val="32"/>
               </w:rPr>
               <w:t>10/05 (一)</w:t>
             </w:r>
@@ -476,11 +476,11 @@
             </w:pPr>
             <w:r>
               <w:rPr>
-                <w:rFonts w:ascii="微軟正黑體" w:hAnsi="微軟正黑體" w:eastAsia="微軟正黑體"/>
+                <w:rFonts w:ascii="標楷體" w:hAnsi="標楷體" w:eastAsia="標楷體"/>
                 <w:b w:val="0"/>
                 <w:i w:val="0"/>
                 <w:color w:val="1E293B"/>
-                <w:sz w:val="17"/>
+                <w:sz w:val="32"/>
               </w:rPr>
               <w:t>在校集訓</w:t>
             </w:r>
@@ -505,11 +505,11 @@
             </w:pPr>
             <w:r>
               <w:rPr>
-                <w:rFonts w:ascii="微軟正黑體" w:hAnsi="微軟正黑體" w:eastAsia="微軟正黑體"/>
+                <w:rFonts w:ascii="標楷體" w:hAnsi="標楷體" w:eastAsia="標楷體"/>
                 <w:b w:val="0"/>
                 <w:i w:val="0"/>
                 <w:color w:val="1E293B"/>
-                <w:sz w:val="17"/>
+                <w:sz w:val="32"/>
               </w:rPr>
               <w:t>「拒」字筆法...</w:t>
             </w:r>
@@ -534,11 +534,11 @@
             </w:pPr>
             <w:r>
               <w:rPr>
-                <w:rFonts w:ascii="微軟正黑體" w:hAnsi="微軟正黑體" w:eastAsia="微軟正黑體"/>
+                <w:rFonts w:ascii="標楷體" w:hAnsi="標楷體" w:eastAsia="標楷體"/>
                 <w:b w:val="0"/>
                 <w:i w:val="0"/>
                 <w:color w:val="1E293B"/>
-                <w:sz w:val="17"/>
+                <w:sz w:val="32"/>
               </w:rPr>
               <w:t>執筆（雙苞法）、沉肩墜肘、懸腕示範；拆解「拒」字：提手旁挺拔直立，挑筆果決出鋒；右側「巨」橫畫平行勻稱。</w:t>
             </w:r>
@@ -563,11 +563,11 @@
             </w:pPr>
             <w:r>
               <w:rPr>
-                <w:rFonts w:ascii="微軟正黑體" w:hAnsi="微軟正黑體" w:eastAsia="微軟正黑體"/>
+                <w:rFonts w:ascii="標楷體" w:hAnsi="標楷體" w:eastAsia="標楷體"/>
                 <w:b w:val="0"/>
                 <w:i w:val="0"/>
                 <w:color w:val="1E293B"/>
-                <w:sz w:val="17"/>
+                <w:sz w:val="32"/>
               </w:rPr>
               <w:t>執筆正確掌虛指實、懸腕平穩；「拒」字提手旁直挺，右部橫畫勻稱。</w:t>
             </w:r>
@@ -592,11 +592,11 @@
             </w:pPr>
             <w:r>
               <w:rPr>
-                <w:rFonts w:ascii="微軟正黑體" w:hAnsi="微軟正黑體" w:eastAsia="微軟正黑體"/>
+                <w:rFonts w:ascii="標楷體" w:hAnsi="標楷體" w:eastAsia="標楷體"/>
                 <w:b w:val="0"/>
                 <w:i w:val="0"/>
                 <w:color w:val="1E293B"/>
-                <w:sz w:val="17"/>
+                <w:sz w:val="32"/>
               </w:rPr>
               <w:t>［ ］優</w:t>
               <w:br/>
@@ -624,11 +624,11 @@
             </w:pPr>
             <w:r>
               <w:rPr>
-                <w:rFonts w:ascii="微軟正黑體" w:hAnsi="微軟正黑體" w:eastAsia="微軟正黑體"/>
+                <w:rFonts w:ascii="標楷體" w:hAnsi="標楷體" w:eastAsia="標楷體"/>
                 <w:b/>
                 <w:i w:val="0"/>
                 <w:color w:val="1E293B"/>
-                <w:sz w:val="17"/>
+                <w:sz w:val="32"/>
               </w:rPr>
               <w:t>Day 02</w:t>
             </w:r>
@@ -652,11 +652,11 @@
             </w:pPr>
             <w:r>
               <w:rPr>
-                <w:rFonts w:ascii="微軟正黑體" w:hAnsi="微軟正黑體" w:eastAsia="微軟正黑體"/>
+                <w:rFonts w:ascii="標楷體" w:hAnsi="標楷體" w:eastAsia="標楷體"/>
                 <w:b w:val="0"/>
                 <w:i w:val="0"/>
                 <w:color w:val="1E293B"/>
-                <w:sz w:val="17"/>
+                <w:sz w:val="32"/>
               </w:rPr>
               <w:t>10/06 (二)</w:t>
             </w:r>
@@ -680,11 +680,11 @@
             </w:pPr>
             <w:r>
               <w:rPr>
-                <w:rFonts w:ascii="微軟正黑體" w:hAnsi="微軟正黑體" w:eastAsia="微軟正黑體"/>
+                <w:rFonts w:ascii="標楷體" w:hAnsi="標楷體" w:eastAsia="標楷體"/>
                 <w:b w:val="0"/>
                 <w:i w:val="0"/>
                 <w:color w:val="1E293B"/>
-                <w:sz w:val="17"/>
+                <w:sz w:val="32"/>
               </w:rPr>
               <w:t>在校集訓</w:t>
             </w:r>
@@ -708,11 +708,11 @@
             </w:pPr>
             <w:r>
               <w:rPr>
-                <w:rFonts w:ascii="微軟正黑體" w:hAnsi="微軟正黑體" w:eastAsia="微軟正黑體"/>
+                <w:rFonts w:ascii="標楷體" w:hAnsi="標楷體" w:eastAsia="標楷體"/>
                 <w:b w:val="0"/>
                 <w:i w:val="0"/>
                 <w:color w:val="1E293B"/>
-                <w:sz w:val="17"/>
+                <w:sz w:val="32"/>
               </w:rPr>
               <w:t>「絕」字筆法...</w:t>
             </w:r>
@@ -736,11 +736,11 @@
             </w:pPr>
             <w:r>
               <w:rPr>
-                <w:rFonts w:ascii="微軟正黑體" w:hAnsi="微軟正黑體" w:eastAsia="微軟正黑體"/>
+                <w:rFonts w:ascii="標楷體" w:hAnsi="標楷體" w:eastAsia="標楷體"/>
                 <w:b w:val="0"/>
                 <w:i w:val="0"/>
                 <w:color w:val="1E293B"/>
-                <w:sz w:val="17"/>
+                <w:sz w:val="32"/>
               </w:rPr>
               <w:t>拆解「絕」字：絞絲旁三點提聚攏，右上「刀」部收斂微仰，右下橫折折撇飽滿圓潤，左右相依。</w:t>
             </w:r>
@@ -764,11 +764,11 @@
             </w:pPr>
             <w:r>
               <w:rPr>
-                <w:rFonts w:ascii="微軟正黑體" w:hAnsi="微軟正黑體" w:eastAsia="微軟正黑體"/>
+                <w:rFonts w:ascii="標楷體" w:hAnsi="標楷體" w:eastAsia="標楷體"/>
                 <w:b w:val="0"/>
                 <w:i w:val="0"/>
                 <w:color w:val="1E293B"/>
-                <w:sz w:val="17"/>
+                <w:sz w:val="32"/>
               </w:rPr>
               <w:t>絞絲旁下方三點聚攏不散；右下橫折折撇飽滿有力，左右重心平衡。</w:t>
             </w:r>
@@ -792,11 +792,11 @@
             </w:pPr>
             <w:r>
               <w:rPr>
-                <w:rFonts w:ascii="微軟正黑體" w:hAnsi="微軟正黑體" w:eastAsia="微軟正黑體"/>
+                <w:rFonts w:ascii="標楷體" w:hAnsi="標楷體" w:eastAsia="標楷體"/>
                 <w:b w:val="0"/>
                 <w:i w:val="0"/>
                 <w:color w:val="1E293B"/>
-                <w:sz w:val="17"/>
+                <w:sz w:val="32"/>
               </w:rPr>
               <w:t>［ ］優</w:t>
               <w:br/>
@@ -825,11 +825,11 @@
             </w:pPr>
             <w:r>
               <w:rPr>
-                <w:rFonts w:ascii="微軟正黑體" w:hAnsi="微軟正黑體" w:eastAsia="微軟正黑體"/>
+                <w:rFonts w:ascii="標楷體" w:hAnsi="標楷體" w:eastAsia="標楷體"/>
                 <w:b/>
                 <w:i w:val="0"/>
                 <w:color w:val="1E293B"/>
-                <w:sz w:val="17"/>
+                <w:sz w:val="32"/>
               </w:rPr>
               <w:t>Day 03</w:t>
             </w:r>
@@ -854,11 +854,11 @@
             </w:pPr>
             <w:r>
               <w:rPr>
-                <w:rFonts w:ascii="微軟正黑體" w:hAnsi="微軟正黑體" w:eastAsia="微軟正黑體"/>
+                <w:rFonts w:ascii="標楷體" w:hAnsi="標楷體" w:eastAsia="標楷體"/>
                 <w:b w:val="0"/>
                 <w:i w:val="0"/>
                 <w:color w:val="1E293B"/>
-                <w:sz w:val="17"/>
+                <w:sz w:val="32"/>
               </w:rPr>
               <w:t>10/07 (三)</w:t>
             </w:r>
@@ -883,11 +883,11 @@
             </w:pPr>
             <w:r>
               <w:rPr>
-                <w:rFonts w:ascii="微軟正黑體" w:hAnsi="微軟正黑體" w:eastAsia="微軟正黑體"/>
+                <w:rFonts w:ascii="標楷體" w:hAnsi="標楷體" w:eastAsia="標楷體"/>
                 <w:b w:val="0"/>
                 <w:i w:val="0"/>
                 <w:color w:val="1E293B"/>
-                <w:sz w:val="17"/>
+                <w:sz w:val="32"/>
               </w:rPr>
               <w:t>在校集訓</w:t>
             </w:r>
@@ -912,11 +912,11 @@
             </w:pPr>
             <w:r>
               <w:rPr>
-                <w:rFonts w:ascii="微軟正黑體" w:hAnsi="微軟正黑體" w:eastAsia="微軟正黑體"/>
+                <w:rFonts w:ascii="標楷體" w:hAnsi="標楷體" w:eastAsia="標楷體"/>
                 <w:b w:val="0"/>
                 <w:i w:val="0"/>
                 <w:color w:val="1E293B"/>
-                <w:sz w:val="17"/>
+                <w:sz w:val="32"/>
               </w:rPr>
               <w:t>「毒」字筆法...</w:t>
             </w:r>
@@ -941,11 +941,11 @@
             </w:pPr>
             <w:r>
               <w:rPr>
-                <w:rFonts w:ascii="微軟正黑體" w:hAnsi="微軟正黑體" w:eastAsia="微軟正黑體"/>
+                <w:rFonts w:ascii="標楷體" w:hAnsi="標楷體" w:eastAsia="標楷體"/>
                 <w:b w:val="0"/>
                 <w:i w:val="0"/>
                 <w:color w:val="1E293B"/>
-                <w:sz w:val="17"/>
+                <w:sz w:val="32"/>
               </w:rPr>
               <w:t>拆解「毒」字：上下結構，主筆長橫為全字之梁柱，水平微仰、兩端舒展；下部「毋」字緊收托底。</w:t>
             </w:r>
@@ -970,11 +970,11 @@
             </w:pPr>
             <w:r>
               <w:rPr>
-                <w:rFonts w:ascii="微軟正黑體" w:hAnsi="微軟正黑體" w:eastAsia="微軟正黑體"/>
+                <w:rFonts w:ascii="標楷體" w:hAnsi="標楷體" w:eastAsia="標楷體"/>
                 <w:b w:val="0"/>
                 <w:i w:val="0"/>
                 <w:color w:val="1E293B"/>
-                <w:sz w:val="17"/>
+                <w:sz w:val="32"/>
               </w:rPr>
               <w:t>長橫主筆舒展大器，為全字最寬處；下部毋字緊湊端正，重心居中不偏。</w:t>
             </w:r>
@@ -999,11 +999,11 @@
             </w:pPr>
             <w:r>
               <w:rPr>
-                <w:rFonts w:ascii="微軟正黑體" w:hAnsi="微軟正黑體" w:eastAsia="微軟正黑體"/>
+                <w:rFonts w:ascii="標楷體" w:hAnsi="標楷體" w:eastAsia="標楷體"/>
                 <w:b w:val="0"/>
                 <w:i w:val="0"/>
                 <w:color w:val="1E293B"/>
-                <w:sz w:val="17"/>
+                <w:sz w:val="32"/>
               </w:rPr>
               <w:t>［ ］優</w:t>
               <w:br/>
@@ -1031,11 +1031,11 @@
             </w:pPr>
             <w:r>
               <w:rPr>
-                <w:rFonts w:ascii="微軟正黑體" w:hAnsi="微軟正黑體" w:eastAsia="微軟正黑體"/>
+                <w:rFonts w:ascii="標楷體" w:hAnsi="標楷體" w:eastAsia="標楷體"/>
                 <w:b/>
                 <w:i w:val="0"/>
                 <w:color w:val="1E293B"/>
-                <w:sz w:val="17"/>
+                <w:sz w:val="32"/>
               </w:rPr>
               <w:t>Day 04</w:t>
             </w:r>
@@ -1059,11 +1059,11 @@
             </w:pPr>
             <w:r>
               <w:rPr>
-                <w:rFonts w:ascii="微軟正黑體" w:hAnsi="微軟正黑體" w:eastAsia="微軟正黑體"/>
+                <w:rFonts w:ascii="標楷體" w:hAnsi="標楷體" w:eastAsia="標楷體"/>
                 <w:b w:val="0"/>
                 <w:i w:val="0"/>
                 <w:color w:val="1E293B"/>
-                <w:sz w:val="17"/>
+                <w:sz w:val="32"/>
               </w:rPr>
               <w:t>10/08 (四)</w:t>
             </w:r>
@@ -1087,11 +1087,11 @@
             </w:pPr>
             <w:r>
               <w:rPr>
-                <w:rFonts w:ascii="微軟正黑體" w:hAnsi="微軟正黑體" w:eastAsia="微軟正黑體"/>
+                <w:rFonts w:ascii="標楷體" w:hAnsi="標楷體" w:eastAsia="標楷體"/>
                 <w:b w:val="0"/>
                 <w:i w:val="0"/>
                 <w:color w:val="1E293B"/>
-                <w:sz w:val="17"/>
+                <w:sz w:val="32"/>
               </w:rPr>
               <w:t>在校集訓</w:t>
             </w:r>
@@ -1115,11 +1115,11 @@
             </w:pPr>
             <w:r>
               <w:rPr>
-                <w:rFonts w:ascii="微軟正黑體" w:hAnsi="微軟正黑體" w:eastAsia="微軟正黑體"/>
+                <w:rFonts w:ascii="標楷體" w:hAnsi="標楷體" w:eastAsia="標楷體"/>
                 <w:b w:val="0"/>
                 <w:i w:val="0"/>
                 <w:color w:val="1E293B"/>
-                <w:sz w:val="17"/>
+                <w:sz w:val="32"/>
               </w:rPr>
               <w:t>「品」字筆法...</w:t>
             </w:r>
@@ -1143,11 +1143,11 @@
             </w:pPr>
             <w:r>
               <w:rPr>
-                <w:rFonts w:ascii="微軟正黑體" w:hAnsi="微軟正黑體" w:eastAsia="微軟正黑體"/>
+                <w:rFonts w:ascii="標楷體" w:hAnsi="標楷體" w:eastAsia="標楷體"/>
                 <w:b w:val="0"/>
                 <w:i w:val="0"/>
                 <w:color w:val="1E293B"/>
-                <w:sz w:val="17"/>
+                <w:sz w:val="32"/>
               </w:rPr>
               <w:t>拆解「品」字：品字形結構，上「口」居中略大，左下「口」略小收斂，右下「口」微展；三口中心成正三角形。</w:t>
             </w:r>
@@ -1171,11 +1171,11 @@
             </w:pPr>
             <w:r>
               <w:rPr>
-                <w:rFonts w:ascii="微軟正黑體" w:hAnsi="微軟正黑體" w:eastAsia="微軟正黑體"/>
+                <w:rFonts w:ascii="標楷體" w:hAnsi="標楷體" w:eastAsia="標楷體"/>
                 <w:b w:val="0"/>
                 <w:i w:val="0"/>
                 <w:color w:val="1E293B"/>
-                <w:sz w:val="17"/>
+                <w:sz w:val="32"/>
               </w:rPr>
               <w:t>三口大小層次分明（上大、左小、右展），整體呈穩固正三角形。</w:t>
             </w:r>
@@ -1199,11 +1199,11 @@
             </w:pPr>
             <w:r>
               <w:rPr>
-                <w:rFonts w:ascii="微軟正黑體" w:hAnsi="微軟正黑體" w:eastAsia="微軟正黑體"/>
+                <w:rFonts w:ascii="標楷體" w:hAnsi="標楷體" w:eastAsia="標楷體"/>
                 <w:b w:val="0"/>
                 <w:i w:val="0"/>
                 <w:color w:val="1E293B"/>
-                <w:sz w:val="17"/>
+                <w:sz w:val="32"/>
               </w:rPr>
               <w:t>［ ］優</w:t>
               <w:br/>
@@ -1232,11 +1232,11 @@
             </w:pPr>
             <w:r>
               <w:rPr>
-                <w:rFonts w:ascii="微軟正黑體" w:hAnsi="微軟正黑體" w:eastAsia="微軟正黑體"/>
+                <w:rFonts w:ascii="標楷體" w:hAnsi="標楷體" w:eastAsia="標楷體"/>
                 <w:b/>
                 <w:i w:val="0"/>
                 <w:color w:val="1E293B"/>
-                <w:sz w:val="17"/>
+                <w:sz w:val="32"/>
               </w:rPr>
               <w:t>Day 05</w:t>
             </w:r>
@@ -1261,11 +1261,11 @@
             </w:pPr>
             <w:r>
               <w:rPr>
-                <w:rFonts w:ascii="微軟正黑體" w:hAnsi="微軟正黑體" w:eastAsia="微軟正黑體"/>
+                <w:rFonts w:ascii="標楷體" w:hAnsi="標楷體" w:eastAsia="標楷體"/>
                 <w:b w:val="0"/>
                 <w:i w:val="0"/>
                 <w:color w:val="1E293B"/>
-                <w:sz w:val="17"/>
+                <w:sz w:val="32"/>
               </w:rPr>
               <w:t>10/09 (五)</w:t>
             </w:r>
@@ -1290,11 +1290,11 @@
             </w:pPr>
             <w:r>
               <w:rPr>
-                <w:rFonts w:ascii="微軟正黑體" w:hAnsi="微軟正黑體" w:eastAsia="微軟正黑體"/>
+                <w:rFonts w:ascii="標楷體" w:hAnsi="標楷體" w:eastAsia="標楷體"/>
                 <w:b w:val="0"/>
                 <w:i w:val="0"/>
                 <w:color w:val="1E293B"/>
-                <w:sz w:val="17"/>
+                <w:sz w:val="32"/>
               </w:rPr>
               <w:t>在校集訓</w:t>
             </w:r>
@@ -1319,11 +1319,11 @@
             </w:pPr>
             <w:r>
               <w:rPr>
-                <w:rFonts w:ascii="微軟正黑體" w:hAnsi="微軟正黑體" w:eastAsia="微軟正黑體"/>
+                <w:rFonts w:ascii="標楷體" w:hAnsi="標楷體" w:eastAsia="標楷體"/>
                 <w:b w:val="0"/>
                 <w:i w:val="0"/>
                 <w:color w:val="1E293B"/>
-                <w:sz w:val="17"/>
+                <w:sz w:val="32"/>
               </w:rPr>
               <w:t>「愛」字筆法＋第1週週結...</w:t>
             </w:r>
@@ -1348,11 +1348,11 @@
             </w:pPr>
             <w:r>
               <w:rPr>
-                <w:rFonts w:ascii="微軟正黑體" w:hAnsi="微軟正黑體" w:eastAsia="微軟正黑體"/>
+                <w:rFonts w:ascii="標楷體" w:hAnsi="標楷體" w:eastAsia="標楷體"/>
                 <w:b w:val="0"/>
                 <w:i w:val="0"/>
                 <w:color w:val="1E293B"/>
-                <w:sz w:val="17"/>
+                <w:sz w:val="32"/>
               </w:rPr>
               <w:t>拆解「愛」字：爪字頭平穩、禿寶蓋微覆、心字底扁寬托底，右下斜捺舒展有波磔。進行第 1 週五字小結。</w:t>
             </w:r>
@@ -1377,11 +1377,11 @@
             </w:pPr>
             <w:r>
               <w:rPr>
-                <w:rFonts w:ascii="微軟正黑體" w:hAnsi="微軟正黑體" w:eastAsia="微軟正黑體"/>
+                <w:rFonts w:ascii="標楷體" w:hAnsi="標楷體" w:eastAsia="標楷體"/>
                 <w:b w:val="0"/>
                 <w:i w:val="0"/>
                 <w:color w:val="1E293B"/>
-                <w:sz w:val="17"/>
+                <w:sz w:val="32"/>
               </w:rPr>
               <w:t>心字底扁平托上，斜捺飽滿波磔分明；前 5 字大小字徑勻稱一致。</w:t>
             </w:r>
@@ -1406,11 +1406,11 @@
             </w:pPr>
             <w:r>
               <w:rPr>
-                <w:rFonts w:ascii="微軟正黑體" w:hAnsi="微軟正黑體" w:eastAsia="微軟正黑體"/>
+                <w:rFonts w:ascii="標楷體" w:hAnsi="標楷體" w:eastAsia="標楷體"/>
                 <w:b w:val="0"/>
                 <w:i w:val="0"/>
                 <w:color w:val="1E293B"/>
-                <w:sz w:val="17"/>
+                <w:sz w:val="32"/>
               </w:rPr>
               <w:t>［ ］優</w:t>
               <w:br/>
@@ -1438,11 +1438,11 @@
             </w:pPr>
             <w:r>
               <w:rPr>
-                <w:rFonts w:ascii="微軟正黑體" w:hAnsi="微軟正黑體" w:eastAsia="微軟正黑體"/>
+                <w:rFonts w:ascii="標楷體" w:hAnsi="標楷體" w:eastAsia="標楷體"/>
                 <w:b/>
                 <w:i w:val="0"/>
                 <w:color w:val="1E293B"/>
-                <w:sz w:val="17"/>
+                <w:sz w:val="32"/>
               </w:rPr>
               <w:t>週末假日一</w:t>
             </w:r>
@@ -1466,11 +1466,11 @@
             </w:pPr>
             <w:r>
               <w:rPr>
-                <w:rFonts w:ascii="微軟正黑體" w:hAnsi="微軟正黑體" w:eastAsia="微軟正黑體"/>
+                <w:rFonts w:ascii="標楷體" w:hAnsi="標楷體" w:eastAsia="標楷體"/>
                 <w:b w:val="0"/>
                 <w:i w:val="0"/>
                 <w:color w:val="1E293B"/>
-                <w:sz w:val="17"/>
+                <w:sz w:val="32"/>
               </w:rPr>
               <w:t>10/10 (六) ~ 10/11 (日)</w:t>
             </w:r>
@@ -1494,11 +1494,11 @@
             </w:pPr>
             <w:r>
               <w:rPr>
-                <w:rFonts w:ascii="微軟正黑體" w:hAnsi="微軟正黑體" w:eastAsia="微軟正黑體"/>
+                <w:rFonts w:ascii="標楷體" w:hAnsi="標楷體" w:eastAsia="標楷體"/>
                 <w:b w:val="0"/>
                 <w:i w:val="0"/>
                 <w:color w:val="1E293B"/>
-                <w:sz w:val="17"/>
+                <w:sz w:val="32"/>
               </w:rPr>
               <w:t>假日自學增量</w:t>
             </w:r>
@@ -1522,11 +1522,11 @@
             </w:pPr>
             <w:r>
               <w:rPr>
-                <w:rFonts w:ascii="微軟正黑體" w:hAnsi="微軟正黑體" w:eastAsia="微軟正黑體"/>
+                <w:rFonts w:ascii="標楷體" w:hAnsi="標楷體" w:eastAsia="標楷體"/>
                 <w:b w:val="0"/>
                 <w:i w:val="0"/>
                 <w:color w:val="1E293B"/>
-                <w:sz w:val="17"/>
+                <w:sz w:val="32"/>
               </w:rPr>
               <w:t>【假日自主自學與作業增量】首句...</w:t>
             </w:r>
@@ -1550,11 +1550,11 @@
             </w:pPr>
             <w:r>
               <w:rPr>
-                <w:rFonts w:ascii="微軟正黑體" w:hAnsi="微軟正黑體" w:eastAsia="微軟正黑體"/>
+                <w:rFonts w:ascii="標楷體" w:hAnsi="標楷體" w:eastAsia="標楷體"/>
                 <w:b w:val="0"/>
                 <w:i w:val="0"/>
                 <w:color w:val="1E293B"/>
-                <w:sz w:val="17"/>
+                <w:sz w:val="32"/>
               </w:rPr>
               <w:t>【週末停課改居家自學】指派高強度增量作業：要求選手在無導師監督下，自主維持每日靜心練字習慣。</w:t>
               <w:br/>
@@ -1580,11 +1580,11 @@
             </w:pPr>
             <w:r>
               <w:rPr>
-                <w:rFonts w:ascii="微軟正黑體" w:hAnsi="微軟正黑體" w:eastAsia="微軟正黑體"/>
+                <w:rFonts w:ascii="標楷體" w:hAnsi="標楷體" w:eastAsia="標楷體"/>
                 <w:b w:val="0"/>
                 <w:i w:val="0"/>
                 <w:color w:val="1E293B"/>
-                <w:sz w:val="17"/>
+                <w:sz w:val="32"/>
               </w:rPr>
               <w:t>【特優】：完成 3 遍宣紙整句 ＋ 25 個單字九宮格，墨色亮麗無污損；【合格】：完成指定篇幅且家長簽章。</w:t>
             </w:r>
@@ -1608,11 +1608,11 @@
             </w:pPr>
             <w:r>
               <w:rPr>
-                <w:rFonts w:ascii="微軟正黑體" w:hAnsi="微軟正黑體" w:eastAsia="微軟正黑體"/>
+                <w:rFonts w:ascii="標楷體" w:hAnsi="標楷體" w:eastAsia="標楷體"/>
                 <w:b w:val="0"/>
                 <w:i w:val="0"/>
                 <w:color w:val="1E293B"/>
-                <w:sz w:val="17"/>
+                <w:sz w:val="32"/>
               </w:rPr>
               <w:t>［ ］優</w:t>
               <w:br/>
@@ -1641,11 +1641,11 @@
             </w:pPr>
             <w:r>
               <w:rPr>
-                <w:rFonts w:ascii="微軟正黑體" w:hAnsi="微軟正黑體" w:eastAsia="微軟正黑體"/>
+                <w:rFonts w:ascii="標楷體" w:hAnsi="標楷體" w:eastAsia="標楷體"/>
                 <w:b/>
                 <w:i w:val="0"/>
                 <w:color w:val="1E293B"/>
-                <w:sz w:val="17"/>
+                <w:sz w:val="32"/>
               </w:rPr>
               <w:t>Day 06</w:t>
             </w:r>
@@ -1670,11 +1670,11 @@
             </w:pPr>
             <w:r>
               <w:rPr>
-                <w:rFonts w:ascii="微軟正黑體" w:hAnsi="微軟正黑體" w:eastAsia="微軟正黑體"/>
+                <w:rFonts w:ascii="標楷體" w:hAnsi="標楷體" w:eastAsia="標楷體"/>
                 <w:b w:val="0"/>
                 <w:i w:val="0"/>
                 <w:color w:val="1E293B"/>
-                <w:sz w:val="17"/>
+                <w:sz w:val="32"/>
               </w:rPr>
               <w:t>10/12 (一)</w:t>
             </w:r>
@@ -1699,11 +1699,11 @@
             </w:pPr>
             <w:r>
               <w:rPr>
-                <w:rFonts w:ascii="微軟正黑體" w:hAnsi="微軟正黑體" w:eastAsia="微軟正黑體"/>
+                <w:rFonts w:ascii="標楷體" w:hAnsi="標楷體" w:eastAsia="標楷體"/>
                 <w:b w:val="0"/>
                 <w:i w:val="0"/>
                 <w:color w:val="1E293B"/>
-                <w:sz w:val="17"/>
+                <w:sz w:val="32"/>
               </w:rPr>
               <w:t>在校集訓</w:t>
             </w:r>
@@ -1728,11 +1728,11 @@
             </w:pPr>
             <w:r>
               <w:rPr>
-                <w:rFonts w:ascii="微軟正黑體" w:hAnsi="微軟正黑體" w:eastAsia="微軟正黑體"/>
+                <w:rFonts w:ascii="標楷體" w:hAnsi="標楷體" w:eastAsia="標楷體"/>
                 <w:b w:val="0"/>
                 <w:i w:val="0"/>
                 <w:color w:val="1E293B"/>
-                <w:sz w:val="17"/>
+                <w:sz w:val="32"/>
               </w:rPr>
               <w:t>「自、己」筆法（檢驗週末增量作...</w:t>
             </w:r>
@@ -1757,11 +1757,11 @@
             </w:pPr>
             <w:r>
               <w:rPr>
-                <w:rFonts w:ascii="微軟正黑體" w:hAnsi="微軟正黑體" w:eastAsia="微軟正黑體"/>
+                <w:rFonts w:ascii="標楷體" w:hAnsi="標楷體" w:eastAsia="標楷體"/>
                 <w:b w:val="0"/>
                 <w:i w:val="0"/>
                 <w:color w:val="1E293B"/>
-                <w:sz w:val="17"/>
+                <w:sz w:val="32"/>
               </w:rPr>
               <w:t>晨間驗收週末增量作業。拆解「自」與「己」：「自」字瘦長端正，內部兩橫均布；「己」字豎彎鉤圓轉遒勁、底橫平穩。</w:t>
             </w:r>
@@ -1786,11 +1786,11 @@
             </w:pPr>
             <w:r>
               <w:rPr>
-                <w:rFonts w:ascii="微軟正黑體" w:hAnsi="微軟正黑體" w:eastAsia="微軟正黑體"/>
+                <w:rFonts w:ascii="標楷體" w:hAnsi="標楷體" w:eastAsia="標楷體"/>
                 <w:b w:val="0"/>
                 <w:i w:val="0"/>
                 <w:color w:val="1E293B"/>
-                <w:sz w:val="17"/>
+                <w:sz w:val="32"/>
               </w:rPr>
               <w:t>「自」字修長挺拔內部布白均勻；「己」字豎彎鉤彈性圓轉、底平立穩。</w:t>
             </w:r>
@@ -1815,11 +1815,11 @@
             </w:pPr>
             <w:r>
               <w:rPr>
-                <w:rFonts w:ascii="微軟正黑體" w:hAnsi="微軟正黑體" w:eastAsia="微軟正黑體"/>
+                <w:rFonts w:ascii="標楷體" w:hAnsi="標楷體" w:eastAsia="標楷體"/>
                 <w:b w:val="0"/>
                 <w:i w:val="0"/>
                 <w:color w:val="1E293B"/>
-                <w:sz w:val="17"/>
+                <w:sz w:val="32"/>
               </w:rPr>
               <w:t>［ ］優</w:t>
               <w:br/>
@@ -1847,11 +1847,11 @@
             </w:pPr>
             <w:r>
               <w:rPr>
-                <w:rFonts w:ascii="微軟正黑體" w:hAnsi="微軟正黑體" w:eastAsia="微軟正黑體"/>
+                <w:rFonts w:ascii="標楷體" w:hAnsi="標楷體" w:eastAsia="標楷體"/>
                 <w:b/>
                 <w:i w:val="0"/>
                 <w:color w:val="1E293B"/>
-                <w:sz w:val="17"/>
+                <w:sz w:val="32"/>
               </w:rPr>
               <w:t>Day 07</w:t>
             </w:r>
@@ -1875,11 +1875,11 @@
             </w:pPr>
             <w:r>
               <w:rPr>
-                <w:rFonts w:ascii="微軟正黑體" w:hAnsi="微軟正黑體" w:eastAsia="微軟正黑體"/>
+                <w:rFonts w:ascii="標楷體" w:hAnsi="標楷體" w:eastAsia="標楷體"/>
                 <w:b w:val="0"/>
                 <w:i w:val="0"/>
                 <w:color w:val="1E293B"/>
-                <w:sz w:val="17"/>
+                <w:sz w:val="32"/>
               </w:rPr>
               <w:t>10/13 (二)</w:t>
             </w:r>
@@ -1903,11 +1903,11 @@
             </w:pPr>
             <w:r>
               <w:rPr>
-                <w:rFonts w:ascii="微軟正黑體" w:hAnsi="微軟正黑體" w:eastAsia="微軟正黑體"/>
+                <w:rFonts w:ascii="標楷體" w:hAnsi="標楷體" w:eastAsia="標楷體"/>
                 <w:b w:val="0"/>
                 <w:i w:val="0"/>
                 <w:color w:val="1E293B"/>
-                <w:sz w:val="17"/>
+                <w:sz w:val="32"/>
               </w:rPr>
               <w:t>在校集訓</w:t>
             </w:r>
@@ -1931,11 +1931,11 @@
             </w:pPr>
             <w:r>
               <w:rPr>
-                <w:rFonts w:ascii="微軟正黑體" w:hAnsi="微軟正黑體" w:eastAsia="微軟正黑體"/>
+                <w:rFonts w:ascii="標楷體" w:hAnsi="標楷體" w:eastAsia="標楷體"/>
                 <w:b w:val="0"/>
                 <w:i w:val="0"/>
                 <w:color w:val="1E293B"/>
-                <w:sz w:val="17"/>
+                <w:sz w:val="32"/>
               </w:rPr>
               <w:t>破題句「拒絕毒品愛自己」七字整...</w:t>
             </w:r>
@@ -1959,11 +1959,11 @@
             </w:pPr>
             <w:r>
               <w:rPr>
-                <w:rFonts w:ascii="微軟正黑體" w:hAnsi="微軟正黑體" w:eastAsia="微軟正黑體"/>
+                <w:rFonts w:ascii="標楷體" w:hAnsi="標楷體" w:eastAsia="標楷體"/>
                 <w:b w:val="0"/>
                 <w:i w:val="0"/>
                 <w:color w:val="1E293B"/>
-                <w:sz w:val="17"/>
+                <w:sz w:val="32"/>
               </w:rPr>
               <w:t>示範七字整句行氣連貫：首字「拒」厚實定錨，末字「己」穩定收煞；字距留白 1.5cm，中心垂直貫穿。</w:t>
             </w:r>
@@ -1987,11 +1987,11 @@
             </w:pPr>
             <w:r>
               <w:rPr>
-                <w:rFonts w:ascii="微軟正黑體" w:hAnsi="微軟正黑體" w:eastAsia="微軟正黑體"/>
+                <w:rFonts w:ascii="標楷體" w:hAnsi="標楷體" w:eastAsia="標楷體"/>
                 <w:b w:val="0"/>
                 <w:i w:val="0"/>
                 <w:color w:val="1E293B"/>
-                <w:sz w:val="17"/>
+                <w:sz w:val="32"/>
               </w:rPr>
               <w:t>七字字徑大小協調（約8x8cm），字距均勻，墨色不枯不洇，行氣筆意貫通。</w:t>
             </w:r>
@@ -2015,11 +2015,11 @@
             </w:pPr>
             <w:r>
               <w:rPr>
-                <w:rFonts w:ascii="微軟正黑體" w:hAnsi="微軟正黑體" w:eastAsia="微軟正黑體"/>
+                <w:rFonts w:ascii="標楷體" w:hAnsi="標楷體" w:eastAsia="標楷體"/>
                 <w:b w:val="0"/>
                 <w:i w:val="0"/>
                 <w:color w:val="1E293B"/>
-                <w:sz w:val="17"/>
+                <w:sz w:val="32"/>
               </w:rPr>
               <w:t>［ ］優</w:t>
               <w:br/>
@@ -2048,11 +2048,11 @@
             </w:pPr>
             <w:r>
               <w:rPr>
-                <w:rFonts w:ascii="微軟正黑體" w:hAnsi="微軟正黑體" w:eastAsia="微軟正黑體"/>
+                <w:rFonts w:ascii="標楷體" w:hAnsi="標楷體" w:eastAsia="標楷體"/>
                 <w:b/>
                 <w:i w:val="0"/>
                 <w:color w:val="1E293B"/>
-                <w:sz w:val="17"/>
+                <w:sz w:val="32"/>
               </w:rPr>
               <w:t>Day 08</w:t>
             </w:r>
@@ -2077,11 +2077,11 @@
             </w:pPr>
             <w:r>
               <w:rPr>
-                <w:rFonts w:ascii="微軟正黑體" w:hAnsi="微軟正黑體" w:eastAsia="微軟正黑體"/>
+                <w:rFonts w:ascii="標楷體" w:hAnsi="標楷體" w:eastAsia="標楷體"/>
                 <w:b w:val="0"/>
                 <w:i w:val="0"/>
                 <w:color w:val="1E293B"/>
-                <w:sz w:val="17"/>
+                <w:sz w:val="32"/>
               </w:rPr>
               <w:t>10/14 (三)</w:t>
             </w:r>
@@ -2106,11 +2106,11 @@
             </w:pPr>
             <w:r>
               <w:rPr>
-                <w:rFonts w:ascii="微軟正黑體" w:hAnsi="微軟正黑體" w:eastAsia="微軟正黑體"/>
+                <w:rFonts w:ascii="標楷體" w:hAnsi="標楷體" w:eastAsia="標楷體"/>
                 <w:b w:val="0"/>
                 <w:i w:val="0"/>
                 <w:color w:val="1E293B"/>
-                <w:sz w:val="17"/>
+                <w:sz w:val="32"/>
               </w:rPr>
               <w:t>在校集訓</w:t>
             </w:r>
@@ -2135,11 +2135,11 @@
             </w:pPr>
             <w:r>
               <w:rPr>
-                <w:rFonts w:ascii="微軟正黑體" w:hAnsi="微軟正黑體" w:eastAsia="微軟正黑體"/>
+                <w:rFonts w:ascii="標楷體" w:hAnsi="標楷體" w:eastAsia="標楷體"/>
                 <w:b w:val="0"/>
                 <w:i w:val="0"/>
                 <w:color w:val="1E293B"/>
-                <w:sz w:val="17"/>
+                <w:sz w:val="32"/>
               </w:rPr>
               <w:t>「反、對」筆法...</w:t>
             </w:r>
@@ -2164,11 +2164,11 @@
             </w:pPr>
             <w:r>
               <w:rPr>
-                <w:rFonts w:ascii="微軟正黑體" w:hAnsi="微軟正黑體" w:eastAsia="微軟正黑體"/>
+                <w:rFonts w:ascii="標楷體" w:hAnsi="標楷體" w:eastAsia="標楷體"/>
                 <w:b w:val="0"/>
                 <w:i w:val="0"/>
                 <w:color w:val="1E293B"/>
-                <w:sz w:val="17"/>
+                <w:sz w:val="32"/>
               </w:rPr>
               <w:t>拆解「反、對」：「反」字平撇短促、撇向左展、捺為主筆舒展；「對」字左部收斂緊湊，右側「寸」橫短直點厚重。</w:t>
             </w:r>
@@ -2193,11 +2193,11 @@
             </w:pPr>
             <w:r>
               <w:rPr>
-                <w:rFonts w:ascii="微軟正黑體" w:hAnsi="微軟正黑體" w:eastAsia="微軟正黑體"/>
+                <w:rFonts w:ascii="標楷體" w:hAnsi="標楷體" w:eastAsia="標楷體"/>
                 <w:b w:val="0"/>
                 <w:i w:val="0"/>
                 <w:color w:val="1E293B"/>
-                <w:sz w:val="17"/>
+                <w:sz w:val="32"/>
               </w:rPr>
               <w:t>「反」字撇捺伸展大器；「對」字左繁右簡揖讓得體，寸部直點飽滿有力。</w:t>
             </w:r>
@@ -2222,11 +2222,11 @@
             </w:pPr>
             <w:r>
               <w:rPr>
-                <w:rFonts w:ascii="微軟正黑體" w:hAnsi="微軟正黑體" w:eastAsia="微軟正黑體"/>
+                <w:rFonts w:ascii="標楷體" w:hAnsi="標楷體" w:eastAsia="標楷體"/>
                 <w:b w:val="0"/>
                 <w:i w:val="0"/>
                 <w:color w:val="1E293B"/>
-                <w:sz w:val="17"/>
+                <w:sz w:val="32"/>
               </w:rPr>
               <w:t>［ ］優</w:t>
               <w:br/>
@@ -2254,11 +2254,11 @@
             </w:pPr>
             <w:r>
               <w:rPr>
-                <w:rFonts w:ascii="微軟正黑體" w:hAnsi="微軟正黑體" w:eastAsia="微軟正黑體"/>
+                <w:rFonts w:ascii="標楷體" w:hAnsi="標楷體" w:eastAsia="標楷體"/>
                 <w:b/>
                 <w:i w:val="0"/>
                 <w:color w:val="1E293B"/>
-                <w:sz w:val="17"/>
+                <w:sz w:val="32"/>
               </w:rPr>
               <w:t>Day 09</w:t>
             </w:r>
@@ -2282,11 +2282,11 @@
             </w:pPr>
             <w:r>
               <w:rPr>
-                <w:rFonts w:ascii="微軟正黑體" w:hAnsi="微軟正黑體" w:eastAsia="微軟正黑體"/>
+                <w:rFonts w:ascii="標楷體" w:hAnsi="標楷體" w:eastAsia="標楷體"/>
                 <w:b w:val="0"/>
                 <w:i w:val="0"/>
                 <w:color w:val="1E293B"/>
-                <w:sz w:val="17"/>
+                <w:sz w:val="32"/>
               </w:rPr>
               <w:t>10/15 (四)</w:t>
             </w:r>
@@ -2310,11 +2310,11 @@
             </w:pPr>
             <w:r>
               <w:rPr>
-                <w:rFonts w:ascii="微軟正黑體" w:hAnsi="微軟正黑體" w:eastAsia="微軟正黑體"/>
+                <w:rFonts w:ascii="標楷體" w:hAnsi="標楷體" w:eastAsia="標楷體"/>
                 <w:b w:val="0"/>
                 <w:i w:val="0"/>
                 <w:color w:val="1E293B"/>
-                <w:sz w:val="17"/>
+                <w:sz w:val="32"/>
               </w:rPr>
               <w:t>在校集訓</w:t>
             </w:r>
@@ -2338,11 +2338,11 @@
             </w:pPr>
             <w:r>
               <w:rPr>
-                <w:rFonts w:ascii="微軟正黑體" w:hAnsi="微軟正黑體" w:eastAsia="微軟正黑體"/>
+                <w:rFonts w:ascii="標楷體" w:hAnsi="標楷體" w:eastAsia="標楷體"/>
                 <w:b w:val="0"/>
                 <w:i w:val="0"/>
                 <w:color w:val="1E293B"/>
-                <w:sz w:val="17"/>
+                <w:sz w:val="32"/>
               </w:rPr>
               <w:t>「霸」字筆法（全篇難度第一字）...</w:t>
             </w:r>
@@ -2366,11 +2366,11 @@
             </w:pPr>
             <w:r>
               <w:rPr>
-                <w:rFonts w:ascii="微軟正黑體" w:hAnsi="微軟正黑體" w:eastAsia="微軟正黑體"/>
+                <w:rFonts w:ascii="標楷體" w:hAnsi="標楷體" w:eastAsia="標楷體"/>
                 <w:b w:val="0"/>
                 <w:i w:val="0"/>
                 <w:color w:val="1E293B"/>
-                <w:sz w:val="17"/>
+                <w:sz w:val="32"/>
               </w:rPr>
               <w:t>攻堅全篇筆畫最多字「霸」（21畫）：雨字頭扁平覆蓋如傘，下部月與革並立中宮極力收緊，線條清勁不臃腫。</w:t>
             </w:r>
@@ -2394,11 +2394,11 @@
             </w:pPr>
             <w:r>
               <w:rPr>
-                <w:rFonts w:ascii="微軟正黑體" w:hAnsi="微軟正黑體" w:eastAsia="微軟正黑體"/>
+                <w:rFonts w:ascii="標楷體" w:hAnsi="標楷體" w:eastAsia="標楷體"/>
                 <w:b w:val="0"/>
                 <w:i w:val="0"/>
                 <w:color w:val="1E293B"/>
-                <w:sz w:val="17"/>
+                <w:sz w:val="32"/>
               </w:rPr>
               <w:t>「霸」字筆畫交代分明，雨字頭平穩覆蓋，下部月革緊湊，全字不臃腫、不墨死。</w:t>
             </w:r>
@@ -2422,11 +2422,11 @@
             </w:pPr>
             <w:r>
               <w:rPr>
-                <w:rFonts w:ascii="微軟正黑體" w:hAnsi="微軟正黑體" w:eastAsia="微軟正黑體"/>
+                <w:rFonts w:ascii="標楷體" w:hAnsi="標楷體" w:eastAsia="標楷體"/>
                 <w:b w:val="0"/>
                 <w:i w:val="0"/>
                 <w:color w:val="1E293B"/>
-                <w:sz w:val="17"/>
+                <w:sz w:val="32"/>
               </w:rPr>
               <w:t>［ ］優</w:t>
               <w:br/>
@@ -2455,11 +2455,11 @@
             </w:pPr>
             <w:r>
               <w:rPr>
-                <w:rFonts w:ascii="微軟正黑體" w:hAnsi="微軟正黑體" w:eastAsia="微軟正黑體"/>
+                <w:rFonts w:ascii="標楷體" w:hAnsi="標楷體" w:eastAsia="標楷體"/>
                 <w:b/>
                 <w:i w:val="0"/>
                 <w:color w:val="1E293B"/>
-                <w:sz w:val="17"/>
+                <w:sz w:val="32"/>
               </w:rPr>
               <w:t>Day 10</w:t>
             </w:r>
@@ -2484,11 +2484,11 @@
             </w:pPr>
             <w:r>
               <w:rPr>
-                <w:rFonts w:ascii="微軟正黑體" w:hAnsi="微軟正黑體" w:eastAsia="微軟正黑體"/>
+                <w:rFonts w:ascii="標楷體" w:hAnsi="標楷體" w:eastAsia="標楷體"/>
                 <w:b w:val="0"/>
                 <w:i w:val="0"/>
                 <w:color w:val="1E293B"/>
-                <w:sz w:val="17"/>
+                <w:sz w:val="32"/>
               </w:rPr>
               <w:t>10/16 (五)</w:t>
             </w:r>
@@ -2513,11 +2513,11 @@
             </w:pPr>
             <w:r>
               <w:rPr>
-                <w:rFonts w:ascii="微軟正黑體" w:hAnsi="微軟正黑體" w:eastAsia="微軟正黑體"/>
+                <w:rFonts w:ascii="標楷體" w:hAnsi="標楷體" w:eastAsia="標楷體"/>
                 <w:b w:val="0"/>
                 <w:i w:val="0"/>
                 <w:color w:val="1E293B"/>
-                <w:sz w:val="17"/>
+                <w:sz w:val="32"/>
               </w:rPr>
               <w:t>在校集訓</w:t>
             </w:r>
@@ -2542,11 +2542,11 @@
             </w:pPr>
             <w:r>
               <w:rPr>
-                <w:rFonts w:ascii="微軟正黑體" w:hAnsi="微軟正黑體" w:eastAsia="微軟正黑體"/>
+                <w:rFonts w:ascii="標楷體" w:hAnsi="標楷體" w:eastAsia="標楷體"/>
                 <w:b w:val="0"/>
                 <w:i w:val="0"/>
                 <w:color w:val="1E293B"/>
-                <w:sz w:val="17"/>
+                <w:sz w:val="32"/>
               </w:rPr>
               <w:t>「凌、不」筆法＋第2週週結...</w:t>
             </w:r>
@@ -2571,11 +2571,11 @@
             </w:pPr>
             <w:r>
               <w:rPr>
-                <w:rFonts w:ascii="微軟正黑體" w:hAnsi="微軟正黑體" w:eastAsia="微軟正黑體"/>
+                <w:rFonts w:ascii="標楷體" w:hAnsi="標楷體" w:eastAsia="標楷體"/>
                 <w:b w:val="0"/>
                 <w:i w:val="0"/>
                 <w:color w:val="1E293B"/>
-                <w:sz w:val="17"/>
+                <w:sz w:val="32"/>
               </w:rPr>
               <w:t>拆解「凌、不」：「凌」兩點水起承呼應，右下撇捺一波三折開展；「不」字橫微仰，中豎垂露或懸針垂直中正。</w:t>
             </w:r>
@@ -2600,11 +2600,11 @@
             </w:pPr>
             <w:r>
               <w:rPr>
-                <w:rFonts w:ascii="微軟正黑體" w:hAnsi="微軟正黑體" w:eastAsia="微軟正黑體"/>
+                <w:rFonts w:ascii="標楷體" w:hAnsi="標楷體" w:eastAsia="標楷體"/>
                 <w:b w:val="0"/>
                 <w:i w:val="0"/>
                 <w:color w:val="1E293B"/>
-                <w:sz w:val="17"/>
+                <w:sz w:val="32"/>
               </w:rPr>
               <w:t>「凌」字右下捺腳沉穩舒展；「不」字懸針垂直如立柱，左右撇點對稱均衡。</w:t>
             </w:r>
@@ -2629,11 +2629,11 @@
             </w:pPr>
             <w:r>
               <w:rPr>
-                <w:rFonts w:ascii="微軟正黑體" w:hAnsi="微軟正黑體" w:eastAsia="微軟正黑體"/>
+                <w:rFonts w:ascii="標楷體" w:hAnsi="標楷體" w:eastAsia="標楷體"/>
                 <w:b w:val="0"/>
                 <w:i w:val="0"/>
                 <w:color w:val="1E293B"/>
-                <w:sz w:val="17"/>
+                <w:sz w:val="32"/>
               </w:rPr>
               <w:t>［ ］優</w:t>
               <w:br/>
@@ -2661,11 +2661,11 @@
             </w:pPr>
             <w:r>
               <w:rPr>
-                <w:rFonts w:ascii="微軟正黑體" w:hAnsi="微軟正黑體" w:eastAsia="微軟正黑體"/>
+                <w:rFonts w:ascii="標楷體" w:hAnsi="標楷體" w:eastAsia="標楷體"/>
                 <w:b/>
                 <w:i w:val="0"/>
                 <w:color w:val="1E293B"/>
-                <w:sz w:val="17"/>
+                <w:sz w:val="32"/>
               </w:rPr>
               <w:t>週末假日二</w:t>
             </w:r>
@@ -2689,11 +2689,11 @@
             </w:pPr>
             <w:r>
               <w:rPr>
-                <w:rFonts w:ascii="微軟正黑體" w:hAnsi="微軟正黑體" w:eastAsia="微軟正黑體"/>
+                <w:rFonts w:ascii="標楷體" w:hAnsi="標楷體" w:eastAsia="標楷體"/>
                 <w:b w:val="0"/>
                 <w:i w:val="0"/>
                 <w:color w:val="1E293B"/>
-                <w:sz w:val="17"/>
+                <w:sz w:val="32"/>
               </w:rPr>
               <w:t>10/17 (六) ~ 10/18 (日)</w:t>
             </w:r>
@@ -2717,11 +2717,11 @@
             </w:pPr>
             <w:r>
               <w:rPr>
-                <w:rFonts w:ascii="微軟正黑體" w:hAnsi="微軟正黑體" w:eastAsia="微軟正黑體"/>
+                <w:rFonts w:ascii="標楷體" w:hAnsi="標楷體" w:eastAsia="標楷體"/>
                 <w:b w:val="0"/>
                 <w:i w:val="0"/>
                 <w:color w:val="1E293B"/>
-                <w:sz w:val="17"/>
+                <w:sz w:val="32"/>
               </w:rPr>
               <w:t>假日自學增量</w:t>
             </w:r>
@@ -2745,11 +2745,11 @@
             </w:pPr>
             <w:r>
               <w:rPr>
-                <w:rFonts w:ascii="微軟正黑體" w:hAnsi="微軟正黑體" w:eastAsia="微軟正黑體"/>
+                <w:rFonts w:ascii="標楷體" w:hAnsi="標楷體" w:eastAsia="標楷體"/>
                 <w:b w:val="0"/>
                 <w:i w:val="0"/>
                 <w:color w:val="1E293B"/>
-                <w:sz w:val="17"/>
+                <w:sz w:val="32"/>
               </w:rPr>
               <w:t>【假日自主自學與作業增量】前兩...</w:t>
             </w:r>
@@ -2773,11 +2773,11 @@
             </w:pPr>
             <w:r>
               <w:rPr>
-                <w:rFonts w:ascii="微軟正黑體" w:hAnsi="微軟正黑體" w:eastAsia="微軟正黑體"/>
+                <w:rFonts w:ascii="標楷體" w:hAnsi="標楷體" w:eastAsia="標楷體"/>
                 <w:b w:val="0"/>
                 <w:i w:val="0"/>
                 <w:color w:val="1E293B"/>
-                <w:sz w:val="17"/>
+                <w:sz w:val="32"/>
               </w:rPr>
               <w:t>【週末停課改居家自學】指派高強度增量作業：挑戰四開宣紙兩行折格（每行7字，合計14字）。</w:t>
               <w:br/>
@@ -2803,11 +2803,11 @@
             </w:pPr>
             <w:r>
               <w:rPr>
-                <w:rFonts w:ascii="微軟正黑體" w:hAnsi="微軟正黑體" w:eastAsia="微軟正黑體"/>
+                <w:rFonts w:ascii="標楷體" w:hAnsi="標楷體" w:eastAsia="標楷體"/>
                 <w:b w:val="0"/>
                 <w:i w:val="0"/>
                 <w:color w:val="1E293B"/>
-                <w:sz w:val="17"/>
+                <w:sz w:val="32"/>
               </w:rPr>
               <w:t>【特優】：完成四開宣紙兩行（14字）完整書寫 2 遍 ＋ 「霸」字獨立九宮格 10 遍；【合格】：完成規定篇幅。</w:t>
             </w:r>
@@ -2831,11 +2831,11 @@
             </w:pPr>
             <w:r>
               <w:rPr>
-                <w:rFonts w:ascii="微軟正黑體" w:hAnsi="微軟正黑體" w:eastAsia="微軟正黑體"/>
+                <w:rFonts w:ascii="標楷體" w:hAnsi="標楷體" w:eastAsia="標楷體"/>
                 <w:b w:val="0"/>
                 <w:i w:val="0"/>
                 <w:color w:val="1E293B"/>
-                <w:sz w:val="17"/>
+                <w:sz w:val="32"/>
               </w:rPr>
               <w:t>［ ］優</w:t>
               <w:br/>
@@ -2864,11 +2864,11 @@
             </w:pPr>
             <w:r>
               <w:rPr>
-                <w:rFonts w:ascii="微軟正黑體" w:hAnsi="微軟正黑體" w:eastAsia="微軟正黑體"/>
+                <w:rFonts w:ascii="標楷體" w:hAnsi="標楷體" w:eastAsia="標楷體"/>
                 <w:b/>
                 <w:i w:val="0"/>
                 <w:color w:val="1E293B"/>
-                <w:sz w:val="17"/>
+                <w:sz w:val="32"/>
               </w:rPr>
               <w:t>Day 11</w:t>
             </w:r>
@@ -2893,11 +2893,11 @@
             </w:pPr>
             <w:r>
               <w:rPr>
-                <w:rFonts w:ascii="微軟正黑體" w:hAnsi="微軟正黑體" w:eastAsia="微軟正黑體"/>
+                <w:rFonts w:ascii="標楷體" w:hAnsi="標楷體" w:eastAsia="標楷體"/>
                 <w:b w:val="0"/>
                 <w:i w:val="0"/>
                 <w:color w:val="1E293B"/>
-                <w:sz w:val="17"/>
+                <w:sz w:val="32"/>
               </w:rPr>
               <w:t>10/19 (一)</w:t>
             </w:r>
@@ -2922,11 +2922,11 @@
             </w:pPr>
             <w:r>
               <w:rPr>
-                <w:rFonts w:ascii="微軟正黑體" w:hAnsi="微軟正黑體" w:eastAsia="微軟正黑體"/>
+                <w:rFonts w:ascii="標楷體" w:hAnsi="標楷體" w:eastAsia="標楷體"/>
                 <w:b w:val="0"/>
                 <w:i w:val="0"/>
                 <w:color w:val="1E293B"/>
-                <w:sz w:val="17"/>
+                <w:sz w:val="32"/>
               </w:rPr>
               <w:t>在校集訓</w:t>
             </w:r>
@@ -2951,11 +2951,11 @@
             </w:pPr>
             <w:r>
               <w:rPr>
-                <w:rFonts w:ascii="微軟正黑體" w:hAnsi="微軟正黑體" w:eastAsia="微軟正黑體"/>
+                <w:rFonts w:ascii="標楷體" w:hAnsi="標楷體" w:eastAsia="標楷體"/>
                 <w:b w:val="0"/>
                 <w:i w:val="0"/>
                 <w:color w:val="1E293B"/>
-                <w:sz w:val="17"/>
+                <w:sz w:val="32"/>
               </w:rPr>
               <w:t>「旁、觀」筆法（檢驗週末增量作...</w:t>
             </w:r>
@@ -2980,11 +2980,11 @@
             </w:pPr>
             <w:r>
               <w:rPr>
-                <w:rFonts w:ascii="微軟正黑體" w:hAnsi="微軟正黑體" w:eastAsia="微軟正黑體"/>
+                <w:rFonts w:ascii="標楷體" w:hAnsi="標楷體" w:eastAsia="標楷體"/>
                 <w:b w:val="0"/>
                 <w:i w:val="0"/>
                 <w:color w:val="1E293B"/>
-                <w:sz w:val="17"/>
+                <w:sz w:val="32"/>
               </w:rPr>
               <w:t>晨間驗收週末 14 字宣紙作業。拆解「旁、觀」：「旁」點居中、冖微展、下方方字撇收折剛；「觀」字左雚雙口勻稱，右側「見」豎撇開展、豎彎鉤大器承重。</w:t>
             </w:r>
@@ -3009,11 +3009,11 @@
             </w:pPr>
             <w:r>
               <w:rPr>
-                <w:rFonts w:ascii="微軟正黑體" w:hAnsi="微軟正黑體" w:eastAsia="微軟正黑體"/>
+                <w:rFonts w:ascii="標楷體" w:hAnsi="標楷體" w:eastAsia="標楷體"/>
                 <w:b w:val="0"/>
                 <w:i w:val="0"/>
                 <w:color w:val="1E293B"/>
-                <w:sz w:val="17"/>
+                <w:sz w:val="32"/>
               </w:rPr>
               <w:t>「旁」字上下三層平衡穩固；「觀」字左右比例協調，見部豎彎鉤端正大器。</w:t>
             </w:r>
@@ -3038,11 +3038,11 @@
             </w:pPr>
             <w:r>
               <w:rPr>
-                <w:rFonts w:ascii="微軟正黑體" w:hAnsi="微軟正黑體" w:eastAsia="微軟正黑體"/>
+                <w:rFonts w:ascii="標楷體" w:hAnsi="標楷體" w:eastAsia="標楷體"/>
                 <w:b w:val="0"/>
                 <w:i w:val="0"/>
                 <w:color w:val="1E293B"/>
-                <w:sz w:val="17"/>
+                <w:sz w:val="32"/>
               </w:rPr>
               <w:t>［ ］優</w:t>
               <w:br/>
@@ -3070,11 +3070,11 @@
             </w:pPr>
             <w:r>
               <w:rPr>
-                <w:rFonts w:ascii="微軟正黑體" w:hAnsi="微軟正黑體" w:eastAsia="微軟正黑體"/>
+                <w:rFonts w:ascii="標楷體" w:hAnsi="標楷體" w:eastAsia="標楷體"/>
                 <w:b/>
                 <w:i w:val="0"/>
                 <w:color w:val="1E293B"/>
-                <w:sz w:val="17"/>
+                <w:sz w:val="32"/>
               </w:rPr>
               <w:t>Day 12</w:t>
             </w:r>
@@ -3098,11 +3098,11 @@
             </w:pPr>
             <w:r>
               <w:rPr>
-                <w:rFonts w:ascii="微軟正黑體" w:hAnsi="微軟正黑體" w:eastAsia="微軟正黑體"/>
+                <w:rFonts w:ascii="標楷體" w:hAnsi="標楷體" w:eastAsia="標楷體"/>
                 <w:b w:val="0"/>
                 <w:i w:val="0"/>
                 <w:color w:val="1E293B"/>
-                <w:sz w:val="17"/>
+                <w:sz w:val="32"/>
               </w:rPr>
               <w:t>10/20 (二)</w:t>
             </w:r>
@@ -3126,11 +3126,11 @@
             </w:pPr>
             <w:r>
               <w:rPr>
-                <w:rFonts w:ascii="微軟正黑體" w:hAnsi="微軟正黑體" w:eastAsia="微軟正黑體"/>
+                <w:rFonts w:ascii="標楷體" w:hAnsi="標楷體" w:eastAsia="標楷體"/>
                 <w:b w:val="0"/>
                 <w:i w:val="0"/>
                 <w:color w:val="1E293B"/>
-                <w:sz w:val="17"/>
+                <w:sz w:val="32"/>
               </w:rPr>
               <w:t>在校集訓</w:t>
             </w:r>
@@ -3154,11 +3154,11 @@
             </w:pPr>
             <w:r>
               <w:rPr>
-                <w:rFonts w:ascii="微軟正黑體" w:hAnsi="微軟正黑體" w:eastAsia="微軟正黑體"/>
+                <w:rFonts w:ascii="標楷體" w:hAnsi="標楷體" w:eastAsia="標楷體"/>
                 <w:b w:val="0"/>
                 <w:i w:val="0"/>
                 <w:color w:val="1E293B"/>
-                <w:sz w:val="17"/>
+                <w:sz w:val="32"/>
               </w:rPr>
               <w:t>「減、速」筆法（走之底平捺專題...</w:t>
             </w:r>
@@ -3182,11 +3182,11 @@
             </w:pPr>
             <w:r>
               <w:rPr>
-                <w:rFonts w:ascii="微軟正黑體" w:hAnsi="微軟正黑體" w:eastAsia="微軟正黑體"/>
+                <w:rFonts w:ascii="標楷體" w:hAnsi="標楷體" w:eastAsia="標楷體"/>
                 <w:b w:val="0"/>
                 <w:i w:val="0"/>
                 <w:color w:val="1E293B"/>
-                <w:sz w:val="17"/>
+                <w:sz w:val="32"/>
               </w:rPr>
               <w:t>拆解「減、速」：走之底專題。「減」三點水圓弧呼應，右戈部斜鉤高昂；「速」先寫內部「束」字緊湊，後寫走之底平捺托底。</w:t>
             </w:r>
@@ -3210,11 +3210,11 @@
             </w:pPr>
             <w:r>
               <w:rPr>
-                <w:rFonts w:ascii="微軟正黑體" w:hAnsi="微軟正黑體" w:eastAsia="微軟正黑體"/>
+                <w:rFonts w:ascii="標楷體" w:hAnsi="標楷體" w:eastAsia="標楷體"/>
                 <w:b w:val="0"/>
                 <w:i w:val="0"/>
                 <w:color w:val="1E293B"/>
-                <w:sz w:val="17"/>
+                <w:sz w:val="32"/>
               </w:rPr>
               <w:t>走之底平捺一波三折節奏分明，平穩托住內部束字；戈部斜鉤勁挺不軟。</w:t>
             </w:r>
@@ -3238,11 +3238,11 @@
             </w:pPr>
             <w:r>
               <w:rPr>
-                <w:rFonts w:ascii="微軟正黑體" w:hAnsi="微軟正黑體" w:eastAsia="微軟正黑體"/>
+                <w:rFonts w:ascii="標楷體" w:hAnsi="標楷體" w:eastAsia="標楷體"/>
                 <w:b w:val="0"/>
                 <w:i w:val="0"/>
                 <w:color w:val="1E293B"/>
-                <w:sz w:val="17"/>
+                <w:sz w:val="32"/>
               </w:rPr>
               <w:t>［ ］優</w:t>
               <w:br/>
@@ -3271,11 +3271,11 @@
             </w:pPr>
             <w:r>
               <w:rPr>
-                <w:rFonts w:ascii="微軟正黑體" w:hAnsi="微軟正黑體" w:eastAsia="微軟正黑體"/>
+                <w:rFonts w:ascii="標楷體" w:hAnsi="標楷體" w:eastAsia="標楷體"/>
                 <w:b/>
                 <w:i w:val="0"/>
                 <w:color w:val="1E293B"/>
-                <w:sz w:val="17"/>
+                <w:sz w:val="32"/>
               </w:rPr>
               <w:t>Day 13</w:t>
             </w:r>
@@ -3300,11 +3300,11 @@
             </w:pPr>
             <w:r>
               <w:rPr>
-                <w:rFonts w:ascii="微軟正黑體" w:hAnsi="微軟正黑體" w:eastAsia="微軟正黑體"/>
+                <w:rFonts w:ascii="標楷體" w:hAnsi="標楷體" w:eastAsia="標楷體"/>
                 <w:b w:val="0"/>
                 <w:i w:val="0"/>
                 <w:color w:val="1E293B"/>
-                <w:sz w:val="17"/>
+                <w:sz w:val="32"/>
               </w:rPr>
               <w:t>10/21 (三)</w:t>
             </w:r>
@@ -3329,11 +3329,11 @@
             </w:pPr>
             <w:r>
               <w:rPr>
-                <w:rFonts w:ascii="微軟正黑體" w:hAnsi="微軟正黑體" w:eastAsia="微軟正黑體"/>
+                <w:rFonts w:ascii="標楷體" w:hAnsi="標楷體" w:eastAsia="標楷體"/>
                 <w:b w:val="0"/>
                 <w:i w:val="0"/>
                 <w:color w:val="1E293B"/>
-                <w:sz w:val="17"/>
+                <w:sz w:val="32"/>
               </w:rPr>
               <w:t>在校集訓</w:t>
             </w:r>
@@ -3358,11 +3358,11 @@
             </w:pPr>
             <w:r>
               <w:rPr>
-                <w:rFonts w:ascii="微軟正黑體" w:hAnsi="微軟正黑體" w:eastAsia="微軟正黑體"/>
+                <w:rFonts w:ascii="標楷體" w:hAnsi="標楷體" w:eastAsia="標楷體"/>
                 <w:b w:val="0"/>
                 <w:i w:val="0"/>
                 <w:color w:val="1E293B"/>
-                <w:sz w:val="17"/>
+                <w:sz w:val="32"/>
               </w:rPr>
               <w:t>「慢、行」筆法...</w:t>
             </w:r>
@@ -3387,11 +3387,11 @@
             </w:pPr>
             <w:r>
               <w:rPr>
-                <w:rFonts w:ascii="微軟正黑體" w:hAnsi="微軟正黑體" w:eastAsia="微軟正黑體"/>
+                <w:rFonts w:ascii="標楷體" w:hAnsi="標楷體" w:eastAsia="標楷體"/>
                 <w:b w:val="0"/>
                 <w:i w:val="0"/>
                 <w:color w:val="1E293B"/>
-                <w:sz w:val="17"/>
+                <w:sz w:val="32"/>
               </w:rPr>
               <w:t>拆解「慢、行」：「慢」長身字型，豎心旁左點低右點高、垂露豎長挺，右「曼」四橫均勻；「行」雙人旁兩撇角度不同，右側豎鉤垂直。</w:t>
             </w:r>
@@ -3416,11 +3416,11 @@
             </w:pPr>
             <w:r>
               <w:rPr>
-                <w:rFonts w:ascii="微軟正黑體" w:hAnsi="微軟正黑體" w:eastAsia="微軟正黑體"/>
+                <w:rFonts w:ascii="標楷體" w:hAnsi="標楷體" w:eastAsia="標楷體"/>
                 <w:b w:val="0"/>
                 <w:i w:val="0"/>
                 <w:color w:val="1E293B"/>
-                <w:sz w:val="17"/>
+                <w:sz w:val="32"/>
               </w:rPr>
               <w:t>「慢」字豎心旁挺拔精神，右部均勻不散；「行」字雙人旁起承精準，左右呼應。</w:t>
             </w:r>
@@ -3445,11 +3445,11 @@
             </w:pPr>
             <w:r>
               <w:rPr>
-                <w:rFonts w:ascii="微軟正黑體" w:hAnsi="微軟正黑體" w:eastAsia="微軟正黑體"/>
+                <w:rFonts w:ascii="標楷體" w:hAnsi="標楷體" w:eastAsia="標楷體"/>
                 <w:b w:val="0"/>
                 <w:i w:val="0"/>
                 <w:color w:val="1E293B"/>
-                <w:sz w:val="17"/>
+                <w:sz w:val="32"/>
               </w:rPr>
               <w:t>［ ］優</w:t>
               <w:br/>
@@ -3477,11 +3477,11 @@
             </w:pPr>
             <w:r>
               <w:rPr>
-                <w:rFonts w:ascii="微軟正黑體" w:hAnsi="微軟正黑體" w:eastAsia="微軟正黑體"/>
+                <w:rFonts w:ascii="標楷體" w:hAnsi="標楷體" w:eastAsia="標楷體"/>
                 <w:b/>
                 <w:i w:val="0"/>
                 <w:color w:val="1E293B"/>
-                <w:sz w:val="17"/>
+                <w:sz w:val="32"/>
               </w:rPr>
               <w:t>Day 14</w:t>
             </w:r>
@@ -3505,11 +3505,11 @@
             </w:pPr>
             <w:r>
               <w:rPr>
-                <w:rFonts w:ascii="微軟正黑體" w:hAnsi="微軟正黑體" w:eastAsia="微軟正黑體"/>
+                <w:rFonts w:ascii="標楷體" w:hAnsi="標楷體" w:eastAsia="標楷體"/>
                 <w:b w:val="0"/>
                 <w:i w:val="0"/>
                 <w:color w:val="1E293B"/>
-                <w:sz w:val="17"/>
+                <w:sz w:val="32"/>
               </w:rPr>
               <w:t>10/22 (四)</w:t>
             </w:r>
@@ -3533,11 +3533,11 @@
             </w:pPr>
             <w:r>
               <w:rPr>
-                <w:rFonts w:ascii="微軟正黑體" w:hAnsi="微軟正黑體" w:eastAsia="微軟正黑體"/>
+                <w:rFonts w:ascii="標楷體" w:hAnsi="標楷體" w:eastAsia="標楷體"/>
                 <w:b w:val="0"/>
                 <w:i w:val="0"/>
                 <w:color w:val="1E293B"/>
-                <w:sz w:val="17"/>
+                <w:sz w:val="32"/>
               </w:rPr>
               <w:t>在校集訓</w:t>
             </w:r>
@@ -3561,11 +3561,11 @@
             </w:pPr>
             <w:r>
               <w:rPr>
-                <w:rFonts w:ascii="微軟正黑體" w:hAnsi="微軟正黑體" w:eastAsia="微軟正黑體"/>
+                <w:rFonts w:ascii="標楷體" w:hAnsi="標楷體" w:eastAsia="標楷體"/>
                 <w:b w:val="0"/>
                 <w:i w:val="0"/>
                 <w:color w:val="1E293B"/>
-                <w:sz w:val="17"/>
+                <w:sz w:val="32"/>
               </w:rPr>
               <w:t>「少、意、外」筆法...</w:t>
             </w:r>
@@ -3589,11 +3589,11 @@
             </w:pPr>
             <w:r>
               <w:rPr>
-                <w:rFonts w:ascii="微軟正黑體" w:hAnsi="微軟正黑體" w:eastAsia="微軟正黑體"/>
+                <w:rFonts w:ascii="標楷體" w:hAnsi="標楷體" w:eastAsia="標楷體"/>
                 <w:b w:val="0"/>
                 <w:i w:val="0"/>
                 <w:color w:val="1E293B"/>
-                <w:sz w:val="17"/>
+                <w:sz w:val="32"/>
               </w:rPr>
               <w:t>拆解「少、意、外」：「少」豎居中、撇畫穿插出鋒；「意」上立中日下心，心底寬托；「外」夕字偏左下，右卜字豎高點平，左右相讓。</w:t>
             </w:r>
@@ -3617,11 +3617,11 @@
             </w:pPr>
             <w:r>
               <w:rPr>
-                <w:rFonts w:ascii="微軟正黑體" w:hAnsi="微軟正黑體" w:eastAsia="微軟正黑體"/>
+                <w:rFonts w:ascii="標楷體" w:hAnsi="標楷體" w:eastAsia="標楷體"/>
                 <w:b w:val="0"/>
                 <w:i w:val="0"/>
                 <w:color w:val="1E293B"/>
-                <w:sz w:val="17"/>
+                <w:sz w:val="32"/>
               </w:rPr>
               <w:t>三字筆畫疏密對比得宜，字徑和諧；意字三層重心平穩不歪。</w:t>
             </w:r>
@@ -3645,11 +3645,11 @@
             </w:pPr>
             <w:r>
               <w:rPr>
-                <w:rFonts w:ascii="微軟正黑體" w:hAnsi="微軟正黑體" w:eastAsia="微軟正黑體"/>
+                <w:rFonts w:ascii="標楷體" w:hAnsi="標楷體" w:eastAsia="標楷體"/>
                 <w:b w:val="0"/>
                 <w:i w:val="0"/>
                 <w:color w:val="1E293B"/>
-                <w:sz w:val="17"/>
+                <w:sz w:val="32"/>
               </w:rPr>
               <w:t>［ ］優</w:t>
               <w:br/>
@@ -3678,11 +3678,11 @@
             </w:pPr>
             <w:r>
               <w:rPr>
-                <w:rFonts w:ascii="微軟正黑體" w:hAnsi="微軟正黑體" w:eastAsia="微軟正黑體"/>
+                <w:rFonts w:ascii="標楷體" w:hAnsi="標楷體" w:eastAsia="標楷體"/>
                 <w:b/>
                 <w:i w:val="0"/>
                 <w:color w:val="1E293B"/>
-                <w:sz w:val="17"/>
+                <w:sz w:val="32"/>
               </w:rPr>
               <w:t>Day 15</w:t>
             </w:r>
@@ -3707,11 +3707,11 @@
             </w:pPr>
             <w:r>
               <w:rPr>
-                <w:rFonts w:ascii="微軟正黑體" w:hAnsi="微軟正黑體" w:eastAsia="微軟正黑體"/>
+                <w:rFonts w:ascii="標楷體" w:hAnsi="標楷體" w:eastAsia="標楷體"/>
                 <w:b w:val="0"/>
                 <w:i w:val="0"/>
                 <w:color w:val="1E293B"/>
-                <w:sz w:val="17"/>
+                <w:sz w:val="32"/>
               </w:rPr>
               <w:t>10/23 (五)</w:t>
             </w:r>
@@ -3736,11 +3736,11 @@
             </w:pPr>
             <w:r>
               <w:rPr>
-                <w:rFonts w:ascii="微軟正黑體" w:hAnsi="微軟正黑體" w:eastAsia="微軟正黑體"/>
+                <w:rFonts w:ascii="標楷體" w:hAnsi="標楷體" w:eastAsia="標楷體"/>
                 <w:b w:val="0"/>
                 <w:i w:val="0"/>
                 <w:color w:val="1E293B"/>
-                <w:sz w:val="17"/>
+                <w:sz w:val="32"/>
               </w:rPr>
               <w:t>在校集訓</w:t>
             </w:r>
@@ -3765,11 +3765,11 @@
             </w:pPr>
             <w:r>
               <w:rPr>
-                <w:rFonts w:ascii="微軟正黑體" w:hAnsi="微軟正黑體" w:eastAsia="微軟正黑體"/>
+                <w:rFonts w:ascii="標楷體" w:hAnsi="標楷體" w:eastAsia="標楷體"/>
                 <w:b w:val="0"/>
                 <w:i w:val="0"/>
                 <w:color w:val="1E293B"/>
-                <w:sz w:val="17"/>
+                <w:sz w:val="32"/>
               </w:rPr>
               <w:t>「共、創」筆法＋第3週週結...</w:t>
             </w:r>
@@ -3794,11 +3794,11 @@
             </w:pPr>
             <w:r>
               <w:rPr>
-                <w:rFonts w:ascii="微軟正黑體" w:hAnsi="微軟正黑體" w:eastAsia="微軟正黑體"/>
+                <w:rFonts w:ascii="標楷體" w:hAnsi="標楷體" w:eastAsia="標楷體"/>
                 <w:b w:val="0"/>
                 <w:i w:val="0"/>
                 <w:color w:val="1E293B"/>
-                <w:sz w:val="17"/>
+                <w:sz w:val="32"/>
               </w:rPr>
               <w:t>拆解「共、創」：「共」兩橫上短下長、主橫微仰平穩，下兩點分立；「創」倉字撇捺展開，立刀旁挺拔懸針。佈置週末前三行大增量作業。</w:t>
             </w:r>
@@ -3823,11 +3823,11 @@
             </w:pPr>
             <w:r>
               <w:rPr>
-                <w:rFonts w:ascii="微軟正黑體" w:hAnsi="微軟正黑體" w:eastAsia="微軟正黑體"/>
+                <w:rFonts w:ascii="標楷體" w:hAnsi="標楷體" w:eastAsia="標楷體"/>
                 <w:b w:val="0"/>
                 <w:i w:val="0"/>
                 <w:color w:val="1E293B"/>
-                <w:sz w:val="17"/>
+                <w:sz w:val="32"/>
               </w:rPr>
               <w:t>立刀旁挺拔垂直；前三句共 21 字字徑均勻，行氣貫通，墨色乾濕掌握得宜。</w:t>
             </w:r>
@@ -3852,11 +3852,11 @@
             </w:pPr>
             <w:r>
               <w:rPr>
-                <w:rFonts w:ascii="微軟正黑體" w:hAnsi="微軟正黑體" w:eastAsia="微軟正黑體"/>
+                <w:rFonts w:ascii="標楷體" w:hAnsi="標楷體" w:eastAsia="標楷體"/>
                 <w:b w:val="0"/>
                 <w:i w:val="0"/>
                 <w:color w:val="1E293B"/>
-                <w:sz w:val="17"/>
+                <w:sz w:val="32"/>
               </w:rPr>
               <w:t>［ ］優</w:t>
               <w:br/>
@@ -3884,11 +3884,11 @@
             </w:pPr>
             <w:r>
               <w:rPr>
-                <w:rFonts w:ascii="微軟正黑體" w:hAnsi="微軟正黑體" w:eastAsia="微軟正黑體"/>
+                <w:rFonts w:ascii="標楷體" w:hAnsi="標楷體" w:eastAsia="標楷體"/>
                 <w:b/>
                 <w:i w:val="0"/>
                 <w:color w:val="1E293B"/>
-                <w:sz w:val="17"/>
+                <w:sz w:val="32"/>
               </w:rPr>
               <w:t>週末假日三</w:t>
             </w:r>
@@ -3912,11 +3912,11 @@
             </w:pPr>
             <w:r>
               <w:rPr>
-                <w:rFonts w:ascii="微軟正黑體" w:hAnsi="微軟正黑體" w:eastAsia="微軟正黑體"/>
+                <w:rFonts w:ascii="標楷體" w:hAnsi="標楷體" w:eastAsia="標楷體"/>
                 <w:b w:val="0"/>
                 <w:i w:val="0"/>
                 <w:color w:val="1E293B"/>
-                <w:sz w:val="17"/>
+                <w:sz w:val="32"/>
               </w:rPr>
               <w:t>10/24 (六) ~ 10/25 (日)</w:t>
             </w:r>
@@ -3940,11 +3940,11 @@
             </w:pPr>
             <w:r>
               <w:rPr>
-                <w:rFonts w:ascii="微軟正黑體" w:hAnsi="微軟正黑體" w:eastAsia="微軟正黑體"/>
+                <w:rFonts w:ascii="標楷體" w:hAnsi="標楷體" w:eastAsia="標楷體"/>
                 <w:b w:val="0"/>
                 <w:i w:val="0"/>
                 <w:color w:val="1E293B"/>
-                <w:sz w:val="17"/>
+                <w:sz w:val="32"/>
               </w:rPr>
               <w:t>假日自學增量</w:t>
             </w:r>
@@ -3968,11 +3968,11 @@
             </w:pPr>
             <w:r>
               <w:rPr>
-                <w:rFonts w:ascii="微軟正黑體" w:hAnsi="微軟正黑體" w:eastAsia="微軟正黑體"/>
+                <w:rFonts w:ascii="標楷體" w:hAnsi="標楷體" w:eastAsia="標楷體"/>
                 <w:b w:val="0"/>
                 <w:i w:val="0"/>
                 <w:color w:val="1E293B"/>
-                <w:sz w:val="17"/>
+                <w:sz w:val="32"/>
               </w:rPr>
               <w:t>【假日自主自學與作業增量】前三...</w:t>
             </w:r>
@@ -3996,11 +3996,11 @@
             </w:pPr>
             <w:r>
               <w:rPr>
-                <w:rFonts w:ascii="微軟正黑體" w:hAnsi="微軟正黑體" w:eastAsia="微軟正黑體"/>
+                <w:rFonts w:ascii="標楷體" w:hAnsi="標楷體" w:eastAsia="標楷體"/>
                 <w:b w:val="0"/>
                 <w:i w:val="0"/>
                 <w:color w:val="1E293B"/>
-                <w:sz w:val="17"/>
+                <w:sz w:val="32"/>
               </w:rPr>
               <w:t>【週末停課改居家自學】指派高強度增量作業：書寫前三句共 21 字（四開宣紙三行）。</w:t>
               <w:br/>
@@ -4026,11 +4026,11 @@
             </w:pPr>
             <w:r>
               <w:rPr>
-                <w:rFonts w:ascii="微軟正黑體" w:hAnsi="微軟正黑體" w:eastAsia="微軟正黑體"/>
+                <w:rFonts w:ascii="標楷體" w:hAnsi="標楷體" w:eastAsia="標楷體"/>
                 <w:b w:val="0"/>
                 <w:i w:val="0"/>
                 <w:color w:val="1E293B"/>
-                <w:sz w:val="17"/>
+                <w:sz w:val="32"/>
               </w:rPr>
               <w:t>【特優】：完成前三行（21字）宣紙作品 2 遍，耗時 35 分鐘內，墨色濃淡均勻；【合格】：按時完成並家長簽章。</w:t>
             </w:r>
@@ -4054,11 +4054,11 @@
             </w:pPr>
             <w:r>
               <w:rPr>
-                <w:rFonts w:ascii="微軟正黑體" w:hAnsi="微軟正黑體" w:eastAsia="微軟正黑體"/>
+                <w:rFonts w:ascii="標楷體" w:hAnsi="標楷體" w:eastAsia="標楷體"/>
                 <w:b w:val="0"/>
                 <w:i w:val="0"/>
                 <w:color w:val="1E293B"/>
-                <w:sz w:val="17"/>
+                <w:sz w:val="32"/>
               </w:rPr>
               <w:t>［ ］優</w:t>
               <w:br/>
@@ -4087,11 +4087,11 @@
             </w:pPr>
             <w:r>
               <w:rPr>
-                <w:rFonts w:ascii="微軟正黑體" w:hAnsi="微軟正黑體" w:eastAsia="微軟正黑體"/>
+                <w:rFonts w:ascii="標楷體" w:hAnsi="標楷體" w:eastAsia="標楷體"/>
                 <w:b/>
                 <w:i w:val="0"/>
                 <w:color w:val="1E293B"/>
-                <w:sz w:val="17"/>
+                <w:sz w:val="32"/>
               </w:rPr>
               <w:t>Day 16</w:t>
             </w:r>
@@ -4116,11 +4116,11 @@
             </w:pPr>
             <w:r>
               <w:rPr>
-                <w:rFonts w:ascii="微軟正黑體" w:hAnsi="微軟正黑體" w:eastAsia="微軟正黑體"/>
+                <w:rFonts w:ascii="標楷體" w:hAnsi="標楷體" w:eastAsia="標楷體"/>
                 <w:b w:val="0"/>
                 <w:i w:val="0"/>
                 <w:color w:val="1E293B"/>
-                <w:sz w:val="17"/>
+                <w:sz w:val="32"/>
               </w:rPr>
               <w:t>10/26 (一)</w:t>
             </w:r>
@@ -4145,11 +4145,11 @@
             </w:pPr>
             <w:r>
               <w:rPr>
-                <w:rFonts w:ascii="微軟正黑體" w:hAnsi="微軟正黑體" w:eastAsia="微軟正黑體"/>
+                <w:rFonts w:ascii="標楷體" w:hAnsi="標楷體" w:eastAsia="標楷體"/>
                 <w:b w:val="0"/>
                 <w:i w:val="0"/>
                 <w:color w:val="1E293B"/>
-                <w:sz w:val="17"/>
+                <w:sz w:val="32"/>
               </w:rPr>
               <w:t>在校集訓</w:t>
             </w:r>
@@ -4174,11 +4174,11 @@
             </w:pPr>
             <w:r>
               <w:rPr>
-                <w:rFonts w:ascii="微軟正黑體" w:hAnsi="微軟正黑體" w:eastAsia="微軟正黑體"/>
+                <w:rFonts w:ascii="標楷體" w:hAnsi="標楷體" w:eastAsia="標楷體"/>
                 <w:b w:val="0"/>
                 <w:i w:val="0"/>
                 <w:color w:val="1E293B"/>
-                <w:sz w:val="17"/>
+                <w:sz w:val="32"/>
               </w:rPr>
               <w:t>「和、諧、好」筆法（檢驗週末增...</w:t>
             </w:r>
@@ -4203,11 +4203,11 @@
             </w:pPr>
             <w:r>
               <w:rPr>
-                <w:rFonts w:ascii="微軟正黑體" w:hAnsi="微軟正黑體" w:eastAsia="微軟正黑體"/>
+                <w:rFonts w:ascii="標楷體" w:hAnsi="標楷體" w:eastAsia="標楷體"/>
                 <w:b w:val="0"/>
                 <w:i w:val="0"/>
                 <w:color w:val="1E293B"/>
-                <w:sz w:val="17"/>
+                <w:sz w:val="32"/>
               </w:rPr>
               <w:t>晨間驗收週末 21 字宣紙作業。拆解「和、諧、好」部首讓位法則：禾木旁撇平豎直口微收；言字旁提筆果斷、皆字橫平；女字旁提畫不出頭、子部長橫平正覆蓋。</w:t>
             </w:r>
@@ -4232,11 +4232,11 @@
             </w:pPr>
             <w:r>
               <w:rPr>
-                <w:rFonts w:ascii="微軟正黑體" w:hAnsi="微軟正黑體" w:eastAsia="微軟正黑體"/>
+                <w:rFonts w:ascii="標楷體" w:hAnsi="標楷體" w:eastAsia="標楷體"/>
                 <w:b w:val="0"/>
                 <w:i w:val="0"/>
                 <w:color w:val="1E293B"/>
-                <w:sz w:val="17"/>
+                <w:sz w:val="32"/>
               </w:rPr>
               <w:t>三字左右部首揖讓分明，女字旁提不出頭，言字旁布白勻稱，重心端莊。</w:t>
             </w:r>
@@ -4261,11 +4261,11 @@
             </w:pPr>
             <w:r>
               <w:rPr>
-                <w:rFonts w:ascii="微軟正黑體" w:hAnsi="微軟正黑體" w:eastAsia="微軟正黑體"/>
+                <w:rFonts w:ascii="標楷體" w:hAnsi="標楷體" w:eastAsia="標楷體"/>
                 <w:b w:val="0"/>
                 <w:i w:val="0"/>
                 <w:color w:val="1E293B"/>
-                <w:sz w:val="17"/>
+                <w:sz w:val="32"/>
               </w:rPr>
               <w:t>［ ］優</w:t>
               <w:br/>
@@ -4293,11 +4293,11 @@
             </w:pPr>
             <w:r>
               <w:rPr>
-                <w:rFonts w:ascii="微軟正黑體" w:hAnsi="微軟正黑體" w:eastAsia="微軟正黑體"/>
+                <w:rFonts w:ascii="標楷體" w:hAnsi="標楷體" w:eastAsia="標楷體"/>
                 <w:b/>
                 <w:i w:val="0"/>
                 <w:color w:val="1E293B"/>
-                <w:sz w:val="17"/>
+                <w:sz w:val="32"/>
               </w:rPr>
               <w:t>Day 17</w:t>
             </w:r>
@@ -4321,11 +4321,11 @@
             </w:pPr>
             <w:r>
               <w:rPr>
-                <w:rFonts w:ascii="微軟正黑體" w:hAnsi="微軟正黑體" w:eastAsia="微軟正黑體"/>
+                <w:rFonts w:ascii="標楷體" w:hAnsi="標楷體" w:eastAsia="標楷體"/>
                 <w:b w:val="0"/>
                 <w:i w:val="0"/>
                 <w:color w:val="1E293B"/>
-                <w:sz w:val="17"/>
+                <w:sz w:val="32"/>
               </w:rPr>
               <w:t>10/27 (二)</w:t>
             </w:r>
@@ -4349,11 +4349,11 @@
             </w:pPr>
             <w:r>
               <w:rPr>
-                <w:rFonts w:ascii="微軟正黑體" w:hAnsi="微軟正黑體" w:eastAsia="微軟正黑體"/>
+                <w:rFonts w:ascii="標楷體" w:hAnsi="標楷體" w:eastAsia="標楷體"/>
                 <w:b w:val="0"/>
                 <w:i w:val="0"/>
                 <w:color w:val="1E293B"/>
-                <w:sz w:val="17"/>
+                <w:sz w:val="32"/>
               </w:rPr>
               <w:t>在校集訓</w:t>
             </w:r>
@@ -4377,11 +4377,11 @@
             </w:pPr>
             <w:r>
               <w:rPr>
-                <w:rFonts w:ascii="微軟正黑體" w:hAnsi="微軟正黑體" w:eastAsia="微軟正黑體"/>
+                <w:rFonts w:ascii="標楷體" w:hAnsi="標楷體" w:eastAsia="標楷體"/>
                 <w:b w:val="0"/>
                 <w:i w:val="0"/>
                 <w:color w:val="1E293B"/>
-                <w:sz w:val="17"/>
+                <w:sz w:val="32"/>
               </w:rPr>
               <w:t>「未、來」筆法（嚴禁未末混淆）...</w:t>
             </w:r>
@@ -4405,11 +4405,11 @@
             </w:pPr>
             <w:r>
               <w:rPr>
-                <w:rFonts w:ascii="微軟正黑體" w:hAnsi="微軟正黑體" w:eastAsia="微軟正黑體"/>
+                <w:rFonts w:ascii="標楷體" w:hAnsi="標楷體" w:eastAsia="標楷體"/>
                 <w:b w:val="0"/>
                 <w:i w:val="0"/>
                 <w:color w:val="1E293B"/>
-                <w:sz w:val="17"/>
+                <w:sz w:val="32"/>
               </w:rPr>
               <w:t>拆解「未、來」：「未」上橫短、下橫長（主筆），豎垂直垂露；「來」上橫微長，中間兩撇兩點對稱穿插，斜捺舒展。強調：**未字上橫短，嚴防寫成末！**</w:t>
             </w:r>
@@ -4433,11 +4433,11 @@
             </w:pPr>
             <w:r>
               <w:rPr>
-                <w:rFonts w:ascii="微軟正黑體" w:hAnsi="微軟正黑體" w:eastAsia="微軟正黑體"/>
+                <w:rFonts w:ascii="標楷體" w:hAnsi="標楷體" w:eastAsia="標楷體"/>
                 <w:b w:val="0"/>
                 <w:i w:val="0"/>
                 <w:color w:val="1E293B"/>
-                <w:sz w:val="17"/>
+                <w:sz w:val="32"/>
               </w:rPr>
               <w:t>「未」字上橫明顯短於下橫，木部撇捺對稱；「來」字四點撇生動呼應，捺腳飽滿。</w:t>
             </w:r>
@@ -4461,11 +4461,11 @@
             </w:pPr>
             <w:r>
               <w:rPr>
-                <w:rFonts w:ascii="微軟正黑體" w:hAnsi="微軟正黑體" w:eastAsia="微軟正黑體"/>
+                <w:rFonts w:ascii="標楷體" w:hAnsi="標楷體" w:eastAsia="標楷體"/>
                 <w:b w:val="0"/>
                 <w:i w:val="0"/>
                 <w:color w:val="1E293B"/>
-                <w:sz w:val="17"/>
+                <w:sz w:val="32"/>
               </w:rPr>
               <w:t>［ ］優</w:t>
               <w:br/>
@@ -4494,11 +4494,11 @@
             </w:pPr>
             <w:r>
               <w:rPr>
-                <w:rFonts w:ascii="微軟正黑體" w:hAnsi="微軟正黑體" w:eastAsia="微軟正黑體"/>
+                <w:rFonts w:ascii="標楷體" w:hAnsi="標楷體" w:eastAsia="標楷體"/>
                 <w:b/>
                 <w:i w:val="0"/>
                 <w:color w:val="1E293B"/>
-                <w:sz w:val="17"/>
+                <w:sz w:val="32"/>
               </w:rPr>
               <w:t>Day 18</w:t>
             </w:r>
@@ -4523,11 +4523,11 @@
             </w:pPr>
             <w:r>
               <w:rPr>
-                <w:rFonts w:ascii="微軟正黑體" w:hAnsi="微軟正黑體" w:eastAsia="微軟正黑體"/>
+                <w:rFonts w:ascii="標楷體" w:hAnsi="標楷體" w:eastAsia="標楷體"/>
                 <w:b w:val="0"/>
                 <w:i w:val="0"/>
                 <w:color w:val="1E293B"/>
-                <w:sz w:val="17"/>
+                <w:sz w:val="32"/>
               </w:rPr>
               <w:t>10/28 (三)</w:t>
             </w:r>
@@ -4552,11 +4552,11 @@
             </w:pPr>
             <w:r>
               <w:rPr>
-                <w:rFonts w:ascii="微軟正黑體" w:hAnsi="微軟正黑體" w:eastAsia="微軟正黑體"/>
+                <w:rFonts w:ascii="標楷體" w:hAnsi="標楷體" w:eastAsia="標楷體"/>
                 <w:b w:val="0"/>
                 <w:i w:val="0"/>
                 <w:color w:val="1E293B"/>
-                <w:sz w:val="17"/>
+                <w:sz w:val="32"/>
               </w:rPr>
               <w:t>在校集訓</w:t>
             </w:r>
@@ -4581,11 +4581,11 @@
             </w:pPr>
             <w:r>
               <w:rPr>
-                <w:rFonts w:ascii="微軟正黑體" w:hAnsi="微軟正黑體" w:eastAsia="微軟正黑體"/>
+                <w:rFonts w:ascii="標楷體" w:hAnsi="標楷體" w:eastAsia="標楷體"/>
                 <w:b w:val="0"/>
                 <w:i w:val="0"/>
                 <w:color w:val="1E293B"/>
-                <w:sz w:val="17"/>
+                <w:sz w:val="32"/>
               </w:rPr>
               <w:t>四開宣紙摺紙規格與全篇 28 ...</w:t>
             </w:r>
@@ -4610,11 +4610,11 @@
             </w:pPr>
             <w:r>
               <w:rPr>
-                <w:rFonts w:ascii="微軟正黑體" w:hAnsi="微軟正黑體" w:eastAsia="微軟正黑體"/>
+                <w:rFonts w:ascii="標楷體" w:hAnsi="標楷體" w:eastAsia="標楷體"/>
                 <w:b w:val="0"/>
                 <w:i w:val="0"/>
                 <w:color w:val="1E293B"/>
-                <w:sz w:val="17"/>
+                <w:sz w:val="32"/>
               </w:rPr>
               <w:t>四開宣紙（70x35cm）折格示範：折四行（每行7字，每格約 8.5x8.5cm），留天地（上留3cm、下留2.5cm），左側留落款行寬約 5cm。正文 28 字行氣貫通。</w:t>
             </w:r>
@@ -4639,11 +4639,11 @@
             </w:pPr>
             <w:r>
               <w:rPr>
-                <w:rFonts w:ascii="微軟正黑體" w:hAnsi="微軟正黑體" w:eastAsia="微軟正黑體"/>
+                <w:rFonts w:ascii="標楷體" w:hAnsi="標楷體" w:eastAsia="標楷體"/>
                 <w:b w:val="0"/>
                 <w:i w:val="0"/>
                 <w:color w:val="1E293B"/>
-                <w:sz w:val="17"/>
+                <w:sz w:val="32"/>
               </w:rPr>
               <w:t>摺紙規整留白適度，天地對稱；四行正文字徑均勻，行距清晰，章法嚴謹。</w:t>
             </w:r>
@@ -4668,11 +4668,11 @@
             </w:pPr>
             <w:r>
               <w:rPr>
-                <w:rFonts w:ascii="微軟正黑體" w:hAnsi="微軟正黑體" w:eastAsia="微軟正黑體"/>
+                <w:rFonts w:ascii="標楷體" w:hAnsi="標楷體" w:eastAsia="標楷體"/>
                 <w:b w:val="0"/>
                 <w:i w:val="0"/>
                 <w:color w:val="1E293B"/>
-                <w:sz w:val="17"/>
+                <w:sz w:val="32"/>
               </w:rPr>
               <w:t>［ ］優</w:t>
               <w:br/>
@@ -4700,11 +4700,11 @@
             </w:pPr>
             <w:r>
               <w:rPr>
-                <w:rFonts w:ascii="微軟正黑體" w:hAnsi="微軟正黑體" w:eastAsia="微軟正黑體"/>
+                <w:rFonts w:ascii="標楷體" w:hAnsi="標楷體" w:eastAsia="標楷體"/>
                 <w:b/>
                 <w:i w:val="0"/>
                 <w:color w:val="1E293B"/>
-                <w:sz w:val="17"/>
+                <w:sz w:val="32"/>
               </w:rPr>
               <w:t>Day 19</w:t>
             </w:r>
@@ -4728,11 +4728,11 @@
             </w:pPr>
             <w:r>
               <w:rPr>
-                <w:rFonts w:ascii="微軟正黑體" w:hAnsi="微軟正黑體" w:eastAsia="微軟正黑體"/>
+                <w:rFonts w:ascii="標楷體" w:hAnsi="標楷體" w:eastAsia="標楷體"/>
                 <w:b w:val="0"/>
                 <w:i w:val="0"/>
                 <w:color w:val="1E293B"/>
-                <w:sz w:val="17"/>
+                <w:sz w:val="32"/>
               </w:rPr>
               <w:t>10/29 (四)</w:t>
             </w:r>
@@ -4756,11 +4756,11 @@
             </w:pPr>
             <w:r>
               <w:rPr>
-                <w:rFonts w:ascii="微軟正黑體" w:hAnsi="微軟正黑體" w:eastAsia="微軟正黑體"/>
+                <w:rFonts w:ascii="標楷體" w:hAnsi="標楷體" w:eastAsia="標楷體"/>
                 <w:b w:val="0"/>
                 <w:i w:val="0"/>
                 <w:color w:val="1E293B"/>
-                <w:sz w:val="17"/>
+                <w:sz w:val="32"/>
               </w:rPr>
               <w:t>在校集訓</w:t>
             </w:r>
@@ -4784,11 +4784,11 @@
             </w:pPr>
             <w:r>
               <w:rPr>
-                <w:rFonts w:ascii="微軟正黑體" w:hAnsi="微軟正黑體" w:eastAsia="微軟正黑體"/>
+                <w:rFonts w:ascii="標楷體" w:hAnsi="標楷體" w:eastAsia="標楷體"/>
                 <w:b w:val="0"/>
                 <w:i w:val="0"/>
                 <w:color w:val="1E293B"/>
-                <w:sz w:val="17"/>
+                <w:sz w:val="32"/>
               </w:rPr>
               <w:t>落款章法「四年丙班 ○○○書」...</w:t>
             </w:r>
@@ -4812,11 +4812,11 @@
             </w:pPr>
             <w:r>
               <w:rPr>
-                <w:rFonts w:ascii="微軟正黑體" w:hAnsi="微軟正黑體" w:eastAsia="微軟正黑體"/>
+                <w:rFonts w:ascii="標楷體" w:hAnsi="標楷體" w:eastAsia="標楷體"/>
                 <w:b w:val="0"/>
                 <w:i w:val="0"/>
                 <w:color w:val="1E293B"/>
-                <w:sz w:val="17"/>
+                <w:sz w:val="32"/>
               </w:rPr>
               <w:t>落款專題教學：落款文字「臺中市梧棲區中正國小四年丙班 ○○○書」。字徑約為正文字體一半大小（約4x4cm），落款字數均勻，印章蓋於名字下方留一指幅寬。</w:t>
             </w:r>
@@ -4840,11 +4840,11 @@
             </w:pPr>
             <w:r>
               <w:rPr>
-                <w:rFonts w:ascii="微軟正黑體" w:hAnsi="微軟正黑體" w:eastAsia="微軟正黑體"/>
+                <w:rFonts w:ascii="標楷體" w:hAnsi="標楷體" w:eastAsia="標楷體"/>
                 <w:b w:val="0"/>
                 <w:i w:val="0"/>
                 <w:color w:val="1E293B"/>
-                <w:sz w:val="17"/>
+                <w:sz w:val="32"/>
               </w:rPr>
               <w:t>落款小字端正，起筆於第二字或第三字高度，收筆高於正文底邊；姓名與用印位置典雅協調。</w:t>
             </w:r>
@@ -4868,11 +4868,11 @@
             </w:pPr>
             <w:r>
               <w:rPr>
-                <w:rFonts w:ascii="微軟正黑體" w:hAnsi="微軟正黑體" w:eastAsia="微軟正黑體"/>
+                <w:rFonts w:ascii="標楷體" w:hAnsi="標楷體" w:eastAsia="標楷體"/>
                 <w:b w:val="0"/>
                 <w:i w:val="0"/>
                 <w:color w:val="1E293B"/>
-                <w:sz w:val="17"/>
+                <w:sz w:val="32"/>
               </w:rPr>
               <w:t>［ ］優</w:t>
               <w:br/>
@@ -4901,11 +4901,11 @@
             </w:pPr>
             <w:r>
               <w:rPr>
-                <w:rFonts w:ascii="微軟正黑體" w:hAnsi="微軟正黑體" w:eastAsia="微軟正黑體"/>
+                <w:rFonts w:ascii="標楷體" w:hAnsi="標楷體" w:eastAsia="標楷體"/>
                 <w:b/>
                 <w:i w:val="0"/>
                 <w:color w:val="1E293B"/>
-                <w:sz w:val="17"/>
+                <w:sz w:val="32"/>
               </w:rPr>
               <w:t>Day 20</w:t>
             </w:r>
@@ -4930,11 +4930,11 @@
             </w:pPr>
             <w:r>
               <w:rPr>
-                <w:rFonts w:ascii="微軟正黑體" w:hAnsi="微軟正黑體" w:eastAsia="微軟正黑體"/>
+                <w:rFonts w:ascii="標楷體" w:hAnsi="標楷體" w:eastAsia="標楷體"/>
                 <w:b w:val="0"/>
                 <w:i w:val="0"/>
                 <w:color w:val="1E293B"/>
-                <w:sz w:val="17"/>
+                <w:sz w:val="32"/>
               </w:rPr>
               <w:t>10/30 (五)</w:t>
             </w:r>
@@ -4959,11 +4959,11 @@
             </w:pPr>
             <w:r>
               <w:rPr>
-                <w:rFonts w:ascii="微軟正黑體" w:hAnsi="微軟正黑體" w:eastAsia="微軟正黑體"/>
+                <w:rFonts w:ascii="標楷體" w:hAnsi="標楷體" w:eastAsia="標楷體"/>
                 <w:b w:val="0"/>
                 <w:i w:val="0"/>
                 <w:color w:val="1E293B"/>
-                <w:sz w:val="17"/>
+                <w:sz w:val="32"/>
               </w:rPr>
               <w:t>在校集訓</w:t>
             </w:r>
@@ -4988,11 +4988,11 @@
             </w:pPr>
             <w:r>
               <w:rPr>
-                <w:rFonts w:ascii="微軟正黑體" w:hAnsi="微軟正黑體" w:eastAsia="微軟正黑體"/>
+                <w:rFonts w:ascii="標楷體" w:hAnsi="標楷體" w:eastAsia="標楷體"/>
                 <w:b w:val="0"/>
                 <w:i w:val="0"/>
                 <w:color w:val="1E293B"/>
-                <w:sz w:val="17"/>
+                <w:sz w:val="32"/>
               </w:rPr>
               <w:t>賽前 60 分鐘全真模擬考（四...</w:t>
             </w:r>
@@ -5017,11 +5017,11 @@
             </w:pPr>
             <w:r>
               <w:rPr>
-                <w:rFonts w:ascii="微軟正黑體" w:hAnsi="微軟正黑體" w:eastAsia="微軟正黑體"/>
+                <w:rFonts w:ascii="標楷體" w:hAnsi="標楷體" w:eastAsia="標楷體"/>
                 <w:b w:val="0"/>
                 <w:i w:val="0"/>
                 <w:color w:val="1E293B"/>
-                <w:sz w:val="17"/>
+                <w:sz w:val="32"/>
               </w:rPr>
               <w:t>賽前全真模擬考：限時 60 分鐘（08:20 - 09:20），發給四開宣紙一張。全場肅靜，從摺紙、調墨、書寫 28 字到落款蓋印一氣呵成，全面檢測實戰抗壓能力。</w:t>
             </w:r>
@@ -5046,11 +5046,11 @@
             </w:pPr>
             <w:r>
               <w:rPr>
-                <w:rFonts w:ascii="微軟正黑體" w:hAnsi="微軟正黑體" w:eastAsia="微軟正黑體"/>
+                <w:rFonts w:ascii="標楷體" w:hAnsi="標楷體" w:eastAsia="標楷體"/>
                 <w:b w:val="0"/>
                 <w:i w:val="0"/>
                 <w:color w:val="1E293B"/>
-                <w:sz w:val="17"/>
+                <w:sz w:val="32"/>
               </w:rPr>
               <w:t>60分鐘內從容完卷；無錯字漏字；筆法剛勁有骨力，章法端莊典雅，墨色淋漓勻淨。</w:t>
             </w:r>
@@ -5075,11 +5075,11 @@
             </w:pPr>
             <w:r>
               <w:rPr>
-                <w:rFonts w:ascii="微軟正黑體" w:hAnsi="微軟正黑體" w:eastAsia="微軟正黑體"/>
+                <w:rFonts w:ascii="標楷體" w:hAnsi="標楷體" w:eastAsia="標楷體"/>
                 <w:b w:val="0"/>
                 <w:i w:val="0"/>
                 <w:color w:val="1E293B"/>
-                <w:sz w:val="17"/>
+                <w:sz w:val="32"/>
               </w:rPr>
               <w:t>［ ］優</w:t>
               <w:br/>
@@ -5107,11 +5107,11 @@
             </w:pPr>
             <w:r>
               <w:rPr>
-                <w:rFonts w:ascii="微軟正黑體" w:hAnsi="微軟正黑體" w:eastAsia="微軟正黑體"/>
+                <w:rFonts w:ascii="標楷體" w:hAnsi="標楷體" w:eastAsia="標楷體"/>
                 <w:b/>
                 <w:i w:val="0"/>
                 <w:color w:val="1E293B"/>
-                <w:sz w:val="17"/>
+                <w:sz w:val="32"/>
               </w:rPr>
               <w:t>週末假日四</w:t>
             </w:r>
@@ -5135,11 +5135,11 @@
             </w:pPr>
             <w:r>
               <w:rPr>
-                <w:rFonts w:ascii="微軟正黑體" w:hAnsi="微軟正黑體" w:eastAsia="微軟正黑體"/>
+                <w:rFonts w:ascii="標楷體" w:hAnsi="標楷體" w:eastAsia="標楷體"/>
                 <w:b w:val="0"/>
                 <w:i w:val="0"/>
                 <w:color w:val="1E293B"/>
-                <w:sz w:val="17"/>
+                <w:sz w:val="32"/>
               </w:rPr>
               <w:t>10/31 (六) ~ 11/01 (日)</w:t>
             </w:r>
@@ -5163,11 +5163,11 @@
             </w:pPr>
             <w:r>
               <w:rPr>
-                <w:rFonts w:ascii="微軟正黑體" w:hAnsi="微軟正黑體" w:eastAsia="微軟正黑體"/>
+                <w:rFonts w:ascii="標楷體" w:hAnsi="標楷體" w:eastAsia="標楷體"/>
                 <w:b w:val="0"/>
                 <w:i w:val="0"/>
                 <w:color w:val="1E293B"/>
-                <w:sz w:val="17"/>
+                <w:sz w:val="32"/>
               </w:rPr>
               <w:t>假日自學增量</w:t>
             </w:r>
@@ -5191,11 +5191,11 @@
             </w:pPr>
             <w:r>
               <w:rPr>
-                <w:rFonts w:ascii="微軟正黑體" w:hAnsi="微軟正黑體" w:eastAsia="微軟正黑體"/>
+                <w:rFonts w:ascii="標楷體" w:hAnsi="標楷體" w:eastAsia="標楷體"/>
                 <w:b w:val="0"/>
                 <w:i w:val="0"/>
                 <w:color w:val="1E293B"/>
-                <w:sz w:val="17"/>
+                <w:sz w:val="32"/>
               </w:rPr>
               <w:t>【賽前黃金週末極限自學與作業增...</w:t>
             </w:r>
@@ -5219,11 +5219,11 @@
             </w:pPr>
             <w:r>
               <w:rPr>
-                <w:rFonts w:ascii="微軟正黑體" w:hAnsi="微軟正黑體" w:eastAsia="微軟正黑體"/>
+                <w:rFonts w:ascii="標楷體" w:hAnsi="標楷體" w:eastAsia="標楷體"/>
                 <w:b w:val="0"/>
                 <w:i w:val="0"/>
                 <w:color w:val="1E293B"/>
-                <w:sz w:val="17"/>
+                <w:sz w:val="32"/>
               </w:rPr>
               <w:t>【賽前黃金週末自學指引】比賽倒數 4 天！指示選手在家完全比照正式競賽，連續兩天各自主計時 60 分鐘書寫全篇宣紙一次。</w:t>
               <w:br/>
@@ -5249,11 +5249,11 @@
             </w:pPr>
             <w:r>
               <w:rPr>
-                <w:rFonts w:ascii="微軟正黑體" w:hAnsi="微軟正黑體" w:eastAsia="微軟正黑體"/>
+                <w:rFonts w:ascii="標楷體" w:hAnsi="標楷體" w:eastAsia="標楷體"/>
                 <w:b w:val="0"/>
                 <w:i w:val="0"/>
                 <w:color w:val="1E293B"/>
-                <w:sz w:val="17"/>
+                <w:sz w:val="32"/>
               </w:rPr>
               <w:t>【特優】：完成 2 張全卷宣紙（28字+落款），無任何錯漏字，落款字體端莊，裝備齊全。</w:t>
             </w:r>
@@ -5277,11 +5277,11 @@
             </w:pPr>
             <w:r>
               <w:rPr>
-                <w:rFonts w:ascii="微軟正黑體" w:hAnsi="微軟正黑體" w:eastAsia="微軟正黑體"/>
+                <w:rFonts w:ascii="標楷體" w:hAnsi="標楷體" w:eastAsia="標楷體"/>
                 <w:b w:val="0"/>
                 <w:i w:val="0"/>
                 <w:color w:val="1E293B"/>
-                <w:sz w:val="17"/>
+                <w:sz w:val="32"/>
               </w:rPr>
               <w:t>［ ］優</w:t>
               <w:br/>
@@ -5303,11 +5303,11 @@
       </w:pPr>
       <w:r>
         <w:rPr>
-          <w:rFonts w:ascii="微軟正黑體" w:hAnsi="微軟正黑體" w:eastAsia="微軟正黑體"/>
+          <w:rFonts w:ascii="標楷體" w:hAnsi="標楷體" w:eastAsia="標楷體"/>
           <w:b/>
           <w:i w:val="0"/>
           <w:color w:val="0F2C59"/>
-          <w:sz w:val="26"/>
+          <w:sz w:val="32"/>
         </w:rPr>
         <w:t>參、28 字間架結構、筆法精解與防錯總表</w:t>
       </w:r>
@@ -5354,11 +5354,11 @@
             </w:pPr>
             <w:r>
               <w:rPr>
-                <w:rFonts w:ascii="微軟正黑體" w:hAnsi="微軟正黑體" w:eastAsia="微軟正黑體"/>
+                <w:rFonts w:ascii="標楷體" w:hAnsi="標楷體" w:eastAsia="標楷體"/>
                 <w:b/>
                 <w:i w:val="0"/>
                 <w:color w:val="FFFFFF"/>
-                <w:sz w:val="18"/>
+                <w:sz w:val="32"/>
               </w:rPr>
               <w:t>序</w:t>
             </w:r>
@@ -5383,11 +5383,11 @@
             </w:pPr>
             <w:r>
               <w:rPr>
-                <w:rFonts w:ascii="微軟正黑體" w:hAnsi="微軟正黑體" w:eastAsia="微軟正黑體"/>
+                <w:rFonts w:ascii="標楷體" w:hAnsi="標楷體" w:eastAsia="標楷體"/>
                 <w:b/>
                 <w:i w:val="0"/>
                 <w:color w:val="FFFFFF"/>
-                <w:sz w:val="18"/>
+                <w:sz w:val="32"/>
               </w:rPr>
               <w:t>國字</w:t>
             </w:r>
@@ -5412,11 +5412,11 @@
             </w:pPr>
             <w:r>
               <w:rPr>
-                <w:rFonts w:ascii="微軟正黑體" w:hAnsi="微軟正黑體" w:eastAsia="微軟正黑體"/>
+                <w:rFonts w:ascii="標楷體" w:hAnsi="標楷體" w:eastAsia="標楷體"/>
                 <w:b/>
                 <w:i w:val="0"/>
                 <w:color w:val="FFFFFF"/>
-                <w:sz w:val="18"/>
+                <w:sz w:val="32"/>
               </w:rPr>
               <w:t>部首/畫</w:t>
             </w:r>
@@ -5441,11 +5441,11 @@
             </w:pPr>
             <w:r>
               <w:rPr>
-                <w:rFonts w:ascii="微軟正黑體" w:hAnsi="微軟正黑體" w:eastAsia="微軟正黑體"/>
+                <w:rFonts w:ascii="標楷體" w:hAnsi="標楷體" w:eastAsia="標楷體"/>
                 <w:b/>
                 <w:i w:val="0"/>
                 <w:color w:val="FFFFFF"/>
-                <w:sz w:val="18"/>
+                <w:sz w:val="32"/>
               </w:rPr>
               <w:t>結構</w:t>
             </w:r>
@@ -5470,11 +5470,11 @@
             </w:pPr>
             <w:r>
               <w:rPr>
-                <w:rFonts w:ascii="微軟正黑體" w:hAnsi="微軟正黑體" w:eastAsia="微軟正黑體"/>
+                <w:rFonts w:ascii="標楷體" w:hAnsi="標楷體" w:eastAsia="標楷體"/>
                 <w:b/>
                 <w:i w:val="0"/>
                 <w:color w:val="FFFFFF"/>
-                <w:sz w:val="18"/>
+                <w:sz w:val="32"/>
               </w:rPr>
               <w:t>運筆要領與提按核心</w:t>
             </w:r>
@@ -5499,11 +5499,11 @@
             </w:pPr>
             <w:r>
               <w:rPr>
-                <w:rFonts w:ascii="微軟正黑體" w:hAnsi="微軟正黑體" w:eastAsia="微軟正黑體"/>
+                <w:rFonts w:ascii="標楷體" w:hAnsi="標楷體" w:eastAsia="標楷體"/>
                 <w:b/>
                 <w:i w:val="0"/>
                 <w:color w:val="FFFFFF"/>
-                <w:sz w:val="18"/>
+                <w:sz w:val="32"/>
               </w:rPr>
               <w:t>常見學生通病與防錯叮嚀</w:t>
             </w:r>
@@ -5530,11 +5530,11 @@
             </w:pPr>
             <w:r>
               <w:rPr>
-                <w:rFonts w:ascii="微軟正黑體" w:hAnsi="微軟正黑體" w:eastAsia="微軟正黑體"/>
+                <w:rFonts w:ascii="標楷體" w:hAnsi="標楷體" w:eastAsia="標楷體"/>
                 <w:b/>
                 <w:i w:val="0"/>
                 <w:color w:val="1E293B"/>
-                <w:sz w:val="17"/>
+                <w:sz w:val="32"/>
               </w:rPr>
               <w:t>1</w:t>
             </w:r>
@@ -5559,11 +5559,11 @@
             </w:pPr>
             <w:r>
               <w:rPr>
-                <w:rFonts w:ascii="微軟正黑體" w:hAnsi="微軟正黑體" w:eastAsia="微軟正黑體"/>
+                <w:rFonts w:ascii="標楷體" w:hAnsi="標楷體" w:eastAsia="標楷體"/>
                 <w:b w:val="0"/>
                 <w:i w:val="0"/>
                 <w:color w:val="1E293B"/>
-                <w:sz w:val="17"/>
+                <w:sz w:val="32"/>
               </w:rPr>
               <w:t>拒</w:t>
             </w:r>
@@ -5588,11 +5588,11 @@
             </w:pPr>
             <w:r>
               <w:rPr>
-                <w:rFonts w:ascii="微軟正黑體" w:hAnsi="微軟正黑體" w:eastAsia="微軟正黑體"/>
+                <w:rFonts w:ascii="標楷體" w:hAnsi="標楷體" w:eastAsia="標楷體"/>
                 <w:b w:val="0"/>
                 <w:i w:val="0"/>
                 <w:color w:val="1E293B"/>
-                <w:sz w:val="17"/>
+                <w:sz w:val="32"/>
               </w:rPr>
               <w:t>手 / 8</w:t>
             </w:r>
@@ -5617,11 +5617,11 @@
             </w:pPr>
             <w:r>
               <w:rPr>
-                <w:rFonts w:ascii="微軟正黑體" w:hAnsi="微軟正黑體" w:eastAsia="微軟正黑體"/>
+                <w:rFonts w:ascii="標楷體" w:hAnsi="標楷體" w:eastAsia="標楷體"/>
                 <w:b w:val="0"/>
                 <w:i w:val="0"/>
                 <w:color w:val="1E293B"/>
-                <w:sz w:val="17"/>
+                <w:sz w:val="32"/>
               </w:rPr>
               <w:t>左窄右寬</w:t>
             </w:r>
@@ -5646,11 +5646,11 @@
             </w:pPr>
             <w:r>
               <w:rPr>
-                <w:rFonts w:ascii="微軟正黑體" w:hAnsi="微軟正黑體" w:eastAsia="微軟正黑體"/>
+                <w:rFonts w:ascii="標楷體" w:hAnsi="標楷體" w:eastAsia="標楷體"/>
                 <w:b w:val="0"/>
                 <w:i w:val="0"/>
                 <w:color w:val="1E293B"/>
-                <w:sz w:val="17"/>
+                <w:sz w:val="32"/>
               </w:rPr>
               <w:t>提手旁挺拔直立，挑筆果決；右側「巨」橫畫平行勻稱。</w:t>
             </w:r>
@@ -5675,11 +5675,11 @@
             </w:pPr>
             <w:r>
               <w:rPr>
-                <w:rFonts w:ascii="微軟正黑體" w:hAnsi="微軟正黑體" w:eastAsia="微軟正黑體"/>
+                <w:rFonts w:ascii="標楷體" w:hAnsi="標楷體" w:eastAsia="標楷體"/>
                 <w:b w:val="0"/>
                 <w:i w:val="0"/>
                 <w:color w:val="1E293B"/>
-                <w:sz w:val="17"/>
+                <w:sz w:val="32"/>
               </w:rPr>
               <w:t>提手旁不可傾斜，右部橫畫不可過長。</w:t>
             </w:r>
@@ -5705,11 +5705,11 @@
             </w:pPr>
             <w:r>
               <w:rPr>
-                <w:rFonts w:ascii="微軟正黑體" w:hAnsi="微軟正黑體" w:eastAsia="微軟正黑體"/>
+                <w:rFonts w:ascii="標楷體" w:hAnsi="標楷體" w:eastAsia="標楷體"/>
                 <w:b/>
                 <w:i w:val="0"/>
                 <w:color w:val="1E293B"/>
-                <w:sz w:val="17"/>
+                <w:sz w:val="32"/>
               </w:rPr>
               <w:t>2</w:t>
             </w:r>
@@ -5733,11 +5733,11 @@
             </w:pPr>
             <w:r>
               <w:rPr>
-                <w:rFonts w:ascii="微軟正黑體" w:hAnsi="微軟正黑體" w:eastAsia="微軟正黑體"/>
+                <w:rFonts w:ascii="標楷體" w:hAnsi="標楷體" w:eastAsia="標楷體"/>
                 <w:b w:val="0"/>
                 <w:i w:val="0"/>
                 <w:color w:val="1E293B"/>
-                <w:sz w:val="17"/>
+                <w:sz w:val="32"/>
               </w:rPr>
               <w:t>絕</w:t>
             </w:r>
@@ -5761,11 +5761,11 @@
             </w:pPr>
             <w:r>
               <w:rPr>
-                <w:rFonts w:ascii="微軟正黑體" w:hAnsi="微軟正黑體" w:eastAsia="微軟正黑體"/>
+                <w:rFonts w:ascii="標楷體" w:hAnsi="標楷體" w:eastAsia="標楷體"/>
                 <w:b w:val="0"/>
                 <w:i w:val="0"/>
                 <w:color w:val="1E293B"/>
-                <w:sz w:val="17"/>
+                <w:sz w:val="32"/>
               </w:rPr>
               <w:t>糸 / 12</w:t>
             </w:r>
@@ -5789,11 +5789,11 @@
             </w:pPr>
             <w:r>
               <w:rPr>
-                <w:rFonts w:ascii="微軟正黑體" w:hAnsi="微軟正黑體" w:eastAsia="微軟正黑體"/>
+                <w:rFonts w:ascii="標楷體" w:hAnsi="標楷體" w:eastAsia="標楷體"/>
                 <w:b w:val="0"/>
                 <w:i w:val="0"/>
                 <w:color w:val="1E293B"/>
-                <w:sz w:val="17"/>
+                <w:sz w:val="32"/>
               </w:rPr>
               <w:t>左右均勻</w:t>
             </w:r>
@@ -5817,11 +5817,11 @@
             </w:pPr>
             <w:r>
               <w:rPr>
-                <w:rFonts w:ascii="微軟正黑體" w:hAnsi="微軟正黑體" w:eastAsia="微軟正黑體"/>
+                <w:rFonts w:ascii="標楷體" w:hAnsi="標楷體" w:eastAsia="標楷體"/>
                 <w:b w:val="0"/>
                 <w:i w:val="0"/>
                 <w:color w:val="1E293B"/>
-                <w:sz w:val="17"/>
+                <w:sz w:val="32"/>
               </w:rPr>
               <w:t>絞絲旁三點提聚攏，右上刀部收斂，右下橫折折撇飽滿。</w:t>
             </w:r>
@@ -5845,11 +5845,11 @@
             </w:pPr>
             <w:r>
               <w:rPr>
-                <w:rFonts w:ascii="微軟正黑體" w:hAnsi="微軟正黑體" w:eastAsia="微軟正黑體"/>
+                <w:rFonts w:ascii="標楷體" w:hAnsi="標楷體" w:eastAsia="標楷體"/>
                 <w:b w:val="0"/>
                 <w:i w:val="0"/>
                 <w:color w:val="1E293B"/>
-                <w:sz w:val="17"/>
+                <w:sz w:val="32"/>
               </w:rPr>
               <w:t>絞絲旁下方三點切勿散開，避免右重左輕。</w:t>
             </w:r>
@@ -5876,11 +5876,11 @@
             </w:pPr>
             <w:r>
               <w:rPr>
-                <w:rFonts w:ascii="微軟正黑體" w:hAnsi="微軟正黑體" w:eastAsia="微軟正黑體"/>
+                <w:rFonts w:ascii="標楷體" w:hAnsi="標楷體" w:eastAsia="標楷體"/>
                 <w:b/>
                 <w:i w:val="0"/>
                 <w:color w:val="1E293B"/>
-                <w:sz w:val="17"/>
+                <w:sz w:val="32"/>
               </w:rPr>
               <w:t>3</w:t>
             </w:r>
@@ -5905,11 +5905,11 @@
             </w:pPr>
             <w:r>
               <w:rPr>
-                <w:rFonts w:ascii="微軟正黑體" w:hAnsi="微軟正黑體" w:eastAsia="微軟正黑體"/>
+                <w:rFonts w:ascii="標楷體" w:hAnsi="標楷體" w:eastAsia="標楷體"/>
                 <w:b w:val="0"/>
                 <w:i w:val="0"/>
                 <w:color w:val="1E293B"/>
-                <w:sz w:val="17"/>
+                <w:sz w:val="32"/>
               </w:rPr>
               <w:t>毒</w:t>
             </w:r>
@@ -5934,11 +5934,11 @@
             </w:pPr>
             <w:r>
               <w:rPr>
-                <w:rFonts w:ascii="微軟正黑體" w:hAnsi="微軟正黑體" w:eastAsia="微軟正黑體"/>
+                <w:rFonts w:ascii="標楷體" w:hAnsi="標楷體" w:eastAsia="標楷體"/>
                 <w:b w:val="0"/>
                 <w:i w:val="0"/>
                 <w:color w:val="1E293B"/>
-                <w:sz w:val="17"/>
+                <w:sz w:val="32"/>
               </w:rPr>
               <w:t>毋 / 8</w:t>
             </w:r>
@@ -5963,11 +5963,11 @@
             </w:pPr>
             <w:r>
               <w:rPr>
-                <w:rFonts w:ascii="微軟正黑體" w:hAnsi="微軟正黑體" w:eastAsia="微軟正黑體"/>
+                <w:rFonts w:ascii="標楷體" w:hAnsi="標楷體" w:eastAsia="標楷體"/>
                 <w:b w:val="0"/>
                 <w:i w:val="0"/>
                 <w:color w:val="1E293B"/>
-                <w:sz w:val="17"/>
+                <w:sz w:val="32"/>
               </w:rPr>
               <w:t>上下結構</w:t>
             </w:r>
@@ -5992,11 +5992,11 @@
             </w:pPr>
             <w:r>
               <w:rPr>
-                <w:rFonts w:ascii="微軟正黑體" w:hAnsi="微軟正黑體" w:eastAsia="微軟正黑體"/>
+                <w:rFonts w:ascii="標楷體" w:hAnsi="標楷體" w:eastAsia="標楷體"/>
                 <w:b w:val="0"/>
                 <w:i w:val="0"/>
                 <w:color w:val="1E293B"/>
-                <w:sz w:val="17"/>
+                <w:sz w:val="32"/>
               </w:rPr>
               <w:t>上部三橫間距勻稱，主筆長橫舒展帶弧度；下部毋字緊收。</w:t>
             </w:r>
@@ -6021,11 +6021,11 @@
             </w:pPr>
             <w:r>
               <w:rPr>
-                <w:rFonts w:ascii="微軟正黑體" w:hAnsi="微軟正黑體" w:eastAsia="微軟正黑體"/>
+                <w:rFonts w:ascii="標楷體" w:hAnsi="標楷體" w:eastAsia="標楷體"/>
                 <w:b w:val="0"/>
                 <w:i w:val="0"/>
                 <w:color w:val="1E293B"/>
-                <w:sz w:val="17"/>
+                <w:sz w:val="32"/>
               </w:rPr>
               <w:t>長橫若不舒展則全字無勢，毋字不可過寬。</w:t>
             </w:r>
@@ -6051,11 +6051,11 @@
             </w:pPr>
             <w:r>
               <w:rPr>
-                <w:rFonts w:ascii="微軟正黑體" w:hAnsi="微軟正黑體" w:eastAsia="微軟正黑體"/>
+                <w:rFonts w:ascii="標楷體" w:hAnsi="標楷體" w:eastAsia="標楷體"/>
                 <w:b/>
                 <w:i w:val="0"/>
                 <w:color w:val="1E293B"/>
-                <w:sz w:val="17"/>
+                <w:sz w:val="32"/>
               </w:rPr>
               <w:t>4</w:t>
             </w:r>
@@ -6079,11 +6079,11 @@
             </w:pPr>
             <w:r>
               <w:rPr>
-                <w:rFonts w:ascii="微軟正黑體" w:hAnsi="微軟正黑體" w:eastAsia="微軟正黑體"/>
+                <w:rFonts w:ascii="標楷體" w:hAnsi="標楷體" w:eastAsia="標楷體"/>
                 <w:b w:val="0"/>
                 <w:i w:val="0"/>
                 <w:color w:val="1E293B"/>
-                <w:sz w:val="17"/>
+                <w:sz w:val="32"/>
               </w:rPr>
               <w:t>品</w:t>
             </w:r>
@@ -6107,11 +6107,11 @@
             </w:pPr>
             <w:r>
               <w:rPr>
-                <w:rFonts w:ascii="微軟正黑體" w:hAnsi="微軟正黑體" w:eastAsia="微軟正黑體"/>
+                <w:rFonts w:ascii="標楷體" w:hAnsi="標楷體" w:eastAsia="標楷體"/>
                 <w:b w:val="0"/>
                 <w:i w:val="0"/>
                 <w:color w:val="1E293B"/>
-                <w:sz w:val="17"/>
+                <w:sz w:val="32"/>
               </w:rPr>
               <w:t>口 / 9</w:t>
             </w:r>
@@ -6135,11 +6135,11 @@
             </w:pPr>
             <w:r>
               <w:rPr>
-                <w:rFonts w:ascii="微軟正黑體" w:hAnsi="微軟正黑體" w:eastAsia="微軟正黑體"/>
+                <w:rFonts w:ascii="標楷體" w:hAnsi="標楷體" w:eastAsia="標楷體"/>
                 <w:b w:val="0"/>
                 <w:i w:val="0"/>
                 <w:color w:val="1E293B"/>
-                <w:sz w:val="17"/>
+                <w:sz w:val="32"/>
               </w:rPr>
               <w:t>品字結構</w:t>
             </w:r>
@@ -6163,11 +6163,11 @@
             </w:pPr>
             <w:r>
               <w:rPr>
-                <w:rFonts w:ascii="微軟正黑體" w:hAnsi="微軟正黑體" w:eastAsia="微軟正黑體"/>
+                <w:rFonts w:ascii="標楷體" w:hAnsi="標楷體" w:eastAsia="標楷體"/>
                 <w:b w:val="0"/>
                 <w:i w:val="0"/>
                 <w:color w:val="1E293B"/>
-                <w:sz w:val="17"/>
+                <w:sz w:val="32"/>
               </w:rPr>
               <w:t>上口居中略大，左下口略小，右下口略展；三口中心成正三角。</w:t>
             </w:r>
@@ -6191,11 +6191,11 @@
             </w:pPr>
             <w:r>
               <w:rPr>
-                <w:rFonts w:ascii="微軟正黑體" w:hAnsi="微軟正黑體" w:eastAsia="微軟正黑體"/>
+                <w:rFonts w:ascii="標楷體" w:hAnsi="標楷體" w:eastAsia="標楷體"/>
                 <w:b w:val="0"/>
                 <w:i w:val="0"/>
                 <w:color w:val="1E293B"/>
-                <w:sz w:val="17"/>
+                <w:sz w:val="32"/>
               </w:rPr>
               <w:t>三個口不可寫成一樣大，避免擠作一團。</w:t>
             </w:r>
@@ -6222,11 +6222,11 @@
             </w:pPr>
             <w:r>
               <w:rPr>
-                <w:rFonts w:ascii="微軟正黑體" w:hAnsi="微軟正黑體" w:eastAsia="微軟正黑體"/>
+                <w:rFonts w:ascii="標楷體" w:hAnsi="標楷體" w:eastAsia="標楷體"/>
                 <w:b/>
                 <w:i w:val="0"/>
                 <w:color w:val="1E293B"/>
-                <w:sz w:val="17"/>
+                <w:sz w:val="32"/>
               </w:rPr>
               <w:t>5</w:t>
             </w:r>
@@ -6251,11 +6251,11 @@
             </w:pPr>
             <w:r>
               <w:rPr>
-                <w:rFonts w:ascii="微軟正黑體" w:hAnsi="微軟正黑體" w:eastAsia="微軟正黑體"/>
+                <w:rFonts w:ascii="標楷體" w:hAnsi="標楷體" w:eastAsia="標楷體"/>
                 <w:b w:val="0"/>
                 <w:i w:val="0"/>
                 <w:color w:val="1E293B"/>
-                <w:sz w:val="17"/>
+                <w:sz w:val="32"/>
               </w:rPr>
               <w:t>愛</w:t>
             </w:r>
@@ -6280,11 +6280,11 @@
             </w:pPr>
             <w:r>
               <w:rPr>
-                <w:rFonts w:ascii="微軟正黑體" w:hAnsi="微軟正黑體" w:eastAsia="微軟正黑體"/>
+                <w:rFonts w:ascii="標楷體" w:hAnsi="標楷體" w:eastAsia="標楷體"/>
                 <w:b w:val="0"/>
                 <w:i w:val="0"/>
                 <w:color w:val="1E293B"/>
-                <w:sz w:val="17"/>
+                <w:sz w:val="32"/>
               </w:rPr>
               <w:t>心 / 13</w:t>
             </w:r>
@@ -6309,11 +6309,11 @@
             </w:pPr>
             <w:r>
               <w:rPr>
-                <w:rFonts w:ascii="微軟正黑體" w:hAnsi="微軟正黑體" w:eastAsia="微軟正黑體"/>
+                <w:rFonts w:ascii="標楷體" w:hAnsi="標楷體" w:eastAsia="標楷體"/>
                 <w:b w:val="0"/>
                 <w:i w:val="0"/>
                 <w:color w:val="1E293B"/>
-                <w:sz w:val="17"/>
+                <w:sz w:val="32"/>
               </w:rPr>
               <w:t>上中下結構</w:t>
             </w:r>
@@ -6338,11 +6338,11 @@
             </w:pPr>
             <w:r>
               <w:rPr>
-                <w:rFonts w:ascii="微軟正黑體" w:hAnsi="微軟正黑體" w:eastAsia="微軟正黑體"/>
+                <w:rFonts w:ascii="標楷體" w:hAnsi="標楷體" w:eastAsia="標楷體"/>
                 <w:b w:val="0"/>
                 <w:i w:val="0"/>
                 <w:color w:val="1E293B"/>
-                <w:sz w:val="17"/>
+                <w:sz w:val="32"/>
               </w:rPr>
               <w:t>爪字頭平穩，禿寶蓋微覆，心字底扁寬托底，右捺舒展。</w:t>
             </w:r>
@@ -6367,11 +6367,11 @@
             </w:pPr>
             <w:r>
               <w:rPr>
-                <w:rFonts w:ascii="微軟正黑體" w:hAnsi="微軟正黑體" w:eastAsia="微軟正黑體"/>
+                <w:rFonts w:ascii="標楷體" w:hAnsi="標楷體" w:eastAsia="標楷體"/>
                 <w:b w:val="0"/>
                 <w:i w:val="0"/>
                 <w:color w:val="1E293B"/>
-                <w:sz w:val="17"/>
+                <w:sz w:val="32"/>
               </w:rPr>
               <w:t>心字底不可過大，斜捺要有波磔回鋒。</w:t>
             </w:r>
@@ -6397,11 +6397,11 @@
             </w:pPr>
             <w:r>
               <w:rPr>
-                <w:rFonts w:ascii="微軟正黑體" w:hAnsi="微軟正黑體" w:eastAsia="微軟正黑體"/>
+                <w:rFonts w:ascii="標楷體" w:hAnsi="標楷體" w:eastAsia="標楷體"/>
                 <w:b/>
                 <w:i w:val="0"/>
                 <w:color w:val="1E293B"/>
-                <w:sz w:val="17"/>
+                <w:sz w:val="32"/>
               </w:rPr>
               <w:t>6</w:t>
             </w:r>
@@ -6425,11 +6425,11 @@
             </w:pPr>
             <w:r>
               <w:rPr>
-                <w:rFonts w:ascii="微軟正黑體" w:hAnsi="微軟正黑體" w:eastAsia="微軟正黑體"/>
+                <w:rFonts w:ascii="標楷體" w:hAnsi="標楷體" w:eastAsia="標楷體"/>
                 <w:b w:val="0"/>
                 <w:i w:val="0"/>
                 <w:color w:val="1E293B"/>
-                <w:sz w:val="17"/>
+                <w:sz w:val="32"/>
               </w:rPr>
               <w:t>自</w:t>
             </w:r>
@@ -6453,11 +6453,11 @@
             </w:pPr>
             <w:r>
               <w:rPr>
-                <w:rFonts w:ascii="微軟正黑體" w:hAnsi="微軟正黑體" w:eastAsia="微軟正黑體"/>
+                <w:rFonts w:ascii="標楷體" w:hAnsi="標楷體" w:eastAsia="標楷體"/>
                 <w:b w:val="0"/>
                 <w:i w:val="0"/>
                 <w:color w:val="1E293B"/>
-                <w:sz w:val="17"/>
+                <w:sz w:val="32"/>
               </w:rPr>
               <w:t>自 / 6</w:t>
             </w:r>
@@ -6481,11 +6481,11 @@
             </w:pPr>
             <w:r>
               <w:rPr>
-                <w:rFonts w:ascii="微軟正黑體" w:hAnsi="微軟正黑體" w:eastAsia="微軟正黑體"/>
+                <w:rFonts w:ascii="標楷體" w:hAnsi="標楷體" w:eastAsia="標楷體"/>
                 <w:b w:val="0"/>
                 <w:i w:val="0"/>
                 <w:color w:val="1E293B"/>
-                <w:sz w:val="17"/>
+                <w:sz w:val="32"/>
               </w:rPr>
               <w:t>獨體結構</w:t>
             </w:r>
@@ -6509,11 +6509,11 @@
             </w:pPr>
             <w:r>
               <w:rPr>
-                <w:rFonts w:ascii="微軟正黑體" w:hAnsi="微軟正黑體" w:eastAsia="微軟正黑體"/>
+                <w:rFonts w:ascii="標楷體" w:hAnsi="標楷體" w:eastAsia="標楷體"/>
                 <w:b w:val="0"/>
                 <w:i w:val="0"/>
                 <w:color w:val="1E293B"/>
-                <w:sz w:val="17"/>
+                <w:sz w:val="32"/>
               </w:rPr>
               <w:t>瘦長端正，兩側豎畫挺立略向內收，內部兩橫均分布白。</w:t>
             </w:r>
@@ -6537,11 +6537,11 @@
             </w:pPr>
             <w:r>
               <w:rPr>
-                <w:rFonts w:ascii="微軟正黑體" w:hAnsi="微軟正黑體" w:eastAsia="微軟正黑體"/>
+                <w:rFonts w:ascii="標楷體" w:hAnsi="標楷體" w:eastAsia="標楷體"/>
                 <w:b w:val="0"/>
                 <w:i w:val="0"/>
                 <w:color w:val="1E293B"/>
-                <w:sz w:val="17"/>
+                <w:sz w:val="32"/>
               </w:rPr>
               <w:t>切忌寫成扁方或歪斜，橫畫間距需嚴格均勻。</w:t>
             </w:r>
@@ -6568,11 +6568,11 @@
             </w:pPr>
             <w:r>
               <w:rPr>
-                <w:rFonts w:ascii="微軟正黑體" w:hAnsi="微軟正黑體" w:eastAsia="微軟正黑體"/>
+                <w:rFonts w:ascii="標楷體" w:hAnsi="標楷體" w:eastAsia="標楷體"/>
                 <w:b/>
                 <w:i w:val="0"/>
                 <w:color w:val="1E293B"/>
-                <w:sz w:val="17"/>
+                <w:sz w:val="32"/>
               </w:rPr>
               <w:t>7</w:t>
             </w:r>
@@ -6597,11 +6597,11 @@
             </w:pPr>
             <w:r>
               <w:rPr>
-                <w:rFonts w:ascii="微軟正黑體" w:hAnsi="微軟正黑體" w:eastAsia="微軟正黑體"/>
+                <w:rFonts w:ascii="標楷體" w:hAnsi="標楷體" w:eastAsia="標楷體"/>
                 <w:b w:val="0"/>
                 <w:i w:val="0"/>
                 <w:color w:val="1E293B"/>
-                <w:sz w:val="17"/>
+                <w:sz w:val="32"/>
               </w:rPr>
               <w:t>己</w:t>
             </w:r>
@@ -6626,11 +6626,11 @@
             </w:pPr>
             <w:r>
               <w:rPr>
-                <w:rFonts w:ascii="微軟正黑體" w:hAnsi="微軟正黑體" w:eastAsia="微軟正黑體"/>
+                <w:rFonts w:ascii="標楷體" w:hAnsi="標楷體" w:eastAsia="標楷體"/>
                 <w:b w:val="0"/>
                 <w:i w:val="0"/>
                 <w:color w:val="1E293B"/>
-                <w:sz w:val="17"/>
+                <w:sz w:val="32"/>
               </w:rPr>
               <w:t>己 / 3</w:t>
             </w:r>
@@ -6655,11 +6655,11 @@
             </w:pPr>
             <w:r>
               <w:rPr>
-                <w:rFonts w:ascii="微軟正黑體" w:hAnsi="微軟正黑體" w:eastAsia="微軟正黑體"/>
+                <w:rFonts w:ascii="標楷體" w:hAnsi="標楷體" w:eastAsia="標楷體"/>
                 <w:b w:val="0"/>
                 <w:i w:val="0"/>
                 <w:color w:val="1E293B"/>
-                <w:sz w:val="17"/>
+                <w:sz w:val="32"/>
               </w:rPr>
               <w:t>獨體結構</w:t>
             </w:r>
@@ -6684,11 +6684,11 @@
             </w:pPr>
             <w:r>
               <w:rPr>
-                <w:rFonts w:ascii="微軟正黑體" w:hAnsi="微軟正黑體" w:eastAsia="微軟正黑體"/>
+                <w:rFonts w:ascii="標楷體" w:hAnsi="標楷體" w:eastAsia="標楷體"/>
                 <w:b w:val="0"/>
                 <w:i w:val="0"/>
                 <w:color w:val="1E293B"/>
-                <w:sz w:val="17"/>
+                <w:sz w:val="32"/>
               </w:rPr>
               <w:t>首筆折角分明，第二筆豎微內斂，下部豎彎鉤圓轉有力。</w:t>
             </w:r>
@@ -6713,11 +6713,11 @@
             </w:pPr>
             <w:r>
               <w:rPr>
-                <w:rFonts w:ascii="微軟正黑體" w:hAnsi="微軟正黑體" w:eastAsia="微軟正黑體"/>
+                <w:rFonts w:ascii="標楷體" w:hAnsi="標楷體" w:eastAsia="標楷體"/>
                 <w:b w:val="0"/>
                 <w:i w:val="0"/>
                 <w:color w:val="1E293B"/>
-                <w:sz w:val="17"/>
+                <w:sz w:val="32"/>
               </w:rPr>
               <w:t>豎彎鉤切勿寫成直角或軟弱無力，底橫平穩。</w:t>
             </w:r>
@@ -6743,11 +6743,11 @@
             </w:pPr>
             <w:r>
               <w:rPr>
-                <w:rFonts w:ascii="微軟正黑體" w:hAnsi="微軟正黑體" w:eastAsia="微軟正黑體"/>
+                <w:rFonts w:ascii="標楷體" w:hAnsi="標楷體" w:eastAsia="標楷體"/>
                 <w:b/>
                 <w:i w:val="0"/>
                 <w:color w:val="1E293B"/>
-                <w:sz w:val="17"/>
+                <w:sz w:val="32"/>
               </w:rPr>
               <w:t>8</w:t>
             </w:r>
@@ -6771,11 +6771,11 @@
             </w:pPr>
             <w:r>
               <w:rPr>
-                <w:rFonts w:ascii="微軟正黑體" w:hAnsi="微軟正黑體" w:eastAsia="微軟正黑體"/>
+                <w:rFonts w:ascii="標楷體" w:hAnsi="標楷體" w:eastAsia="標楷體"/>
                 <w:b w:val="0"/>
                 <w:i w:val="0"/>
                 <w:color w:val="1E293B"/>
-                <w:sz w:val="17"/>
+                <w:sz w:val="32"/>
               </w:rPr>
               <w:t>反</w:t>
             </w:r>
@@ -6799,11 +6799,11 @@
             </w:pPr>
             <w:r>
               <w:rPr>
-                <w:rFonts w:ascii="微軟正黑體" w:hAnsi="微軟正黑體" w:eastAsia="微軟正黑體"/>
+                <w:rFonts w:ascii="標楷體" w:hAnsi="標楷體" w:eastAsia="標楷體"/>
                 <w:b w:val="0"/>
                 <w:i w:val="0"/>
                 <w:color w:val="1E293B"/>
-                <w:sz w:val="17"/>
+                <w:sz w:val="32"/>
               </w:rPr>
               <w:t>又 / 4</w:t>
             </w:r>
@@ -6827,11 +6827,11 @@
             </w:pPr>
             <w:r>
               <w:rPr>
-                <w:rFonts w:ascii="微軟正黑體" w:hAnsi="微軟正黑體" w:eastAsia="微軟正黑體"/>
+                <w:rFonts w:ascii="標楷體" w:hAnsi="標楷體" w:eastAsia="標楷體"/>
                 <w:b w:val="0"/>
                 <w:i w:val="0"/>
                 <w:color w:val="1E293B"/>
-                <w:sz w:val="17"/>
+                <w:sz w:val="32"/>
               </w:rPr>
               <w:t>半包圍</w:t>
             </w:r>
@@ -6855,11 +6855,11 @@
             </w:pPr>
             <w:r>
               <w:rPr>
-                <w:rFonts w:ascii="微軟正黑體" w:hAnsi="微軟正黑體" w:eastAsia="微軟正黑體"/>
+                <w:rFonts w:ascii="標楷體" w:hAnsi="標楷體" w:eastAsia="標楷體"/>
                 <w:b w:val="0"/>
                 <w:i w:val="0"/>
                 <w:color w:val="1E293B"/>
-                <w:sz w:val="17"/>
+                <w:sz w:val="32"/>
               </w:rPr>
               <w:t>平撇短促，豎撇向左微展；捺畫作為主筆向右舒展。</w:t>
             </w:r>
@@ -6883,11 +6883,11 @@
             </w:pPr>
             <w:r>
               <w:rPr>
-                <w:rFonts w:ascii="微軟正黑體" w:hAnsi="微軟正黑體" w:eastAsia="微軟正黑體"/>
+                <w:rFonts w:ascii="標楷體" w:hAnsi="標楷體" w:eastAsia="標楷體"/>
                 <w:b w:val="0"/>
                 <w:i w:val="0"/>
                 <w:color w:val="1E293B"/>
-                <w:sz w:val="17"/>
+                <w:sz w:val="32"/>
               </w:rPr>
               <w:t>撇捺切忌平直，捺畫起筆與撇交接處不可過低。</w:t>
             </w:r>
@@ -6914,11 +6914,11 @@
             </w:pPr>
             <w:r>
               <w:rPr>
-                <w:rFonts w:ascii="微軟正黑體" w:hAnsi="微軟正黑體" w:eastAsia="微軟正黑體"/>
+                <w:rFonts w:ascii="標楷體" w:hAnsi="標楷體" w:eastAsia="標楷體"/>
                 <w:b/>
                 <w:i w:val="0"/>
                 <w:color w:val="1E293B"/>
-                <w:sz w:val="17"/>
+                <w:sz w:val="32"/>
               </w:rPr>
               <w:t>9</w:t>
             </w:r>
@@ -6943,11 +6943,11 @@
             </w:pPr>
             <w:r>
               <w:rPr>
-                <w:rFonts w:ascii="微軟正黑體" w:hAnsi="微軟正黑體" w:eastAsia="微軟正黑體"/>
+                <w:rFonts w:ascii="標楷體" w:hAnsi="標楷體" w:eastAsia="標楷體"/>
                 <w:b w:val="0"/>
                 <w:i w:val="0"/>
                 <w:color w:val="1E293B"/>
-                <w:sz w:val="17"/>
+                <w:sz w:val="32"/>
               </w:rPr>
               <w:t>對</w:t>
             </w:r>
@@ -6972,11 +6972,11 @@
             </w:pPr>
             <w:r>
               <w:rPr>
-                <w:rFonts w:ascii="微軟正黑體" w:hAnsi="微軟正黑體" w:eastAsia="微軟正黑體"/>
+                <w:rFonts w:ascii="標楷體" w:hAnsi="標楷體" w:eastAsia="標楷體"/>
                 <w:b w:val="0"/>
                 <w:i w:val="0"/>
                 <w:color w:val="1E293B"/>
-                <w:sz w:val="17"/>
+                <w:sz w:val="32"/>
               </w:rPr>
               <w:t>寸 / 14</w:t>
             </w:r>
@@ -7001,11 +7001,11 @@
             </w:pPr>
             <w:r>
               <w:rPr>
-                <w:rFonts w:ascii="微軟正黑體" w:hAnsi="微軟正黑體" w:eastAsia="微軟正黑體"/>
+                <w:rFonts w:ascii="標楷體" w:hAnsi="標楷體" w:eastAsia="標楷體"/>
                 <w:b w:val="0"/>
                 <w:i w:val="0"/>
                 <w:color w:val="1E293B"/>
-                <w:sz w:val="17"/>
+                <w:sz w:val="32"/>
               </w:rPr>
               <w:t>左右結構</w:t>
             </w:r>
@@ -7030,11 +7030,11 @@
             </w:pPr>
             <w:r>
               <w:rPr>
-                <w:rFonts w:ascii="微軟正黑體" w:hAnsi="微軟正黑體" w:eastAsia="微軟正黑體"/>
+                <w:rFonts w:ascii="標楷體" w:hAnsi="標楷體" w:eastAsia="標楷體"/>
                 <w:b w:val="0"/>
                 <w:i w:val="0"/>
                 <w:color w:val="1E293B"/>
-                <w:sz w:val="17"/>
+                <w:sz w:val="32"/>
               </w:rPr>
               <w:t>左側「丵」繁複需收斂緊湊，右側「寸」橫短點實。</w:t>
             </w:r>
@@ -7059,11 +7059,11 @@
             </w:pPr>
             <w:r>
               <w:rPr>
-                <w:rFonts w:ascii="微軟正黑體" w:hAnsi="微軟正黑體" w:eastAsia="微軟正黑體"/>
+                <w:rFonts w:ascii="標楷體" w:hAnsi="標楷體" w:eastAsia="標楷體"/>
                 <w:b w:val="0"/>
                 <w:i w:val="0"/>
                 <w:color w:val="1E293B"/>
-                <w:sz w:val="17"/>
+                <w:sz w:val="32"/>
               </w:rPr>
               <w:t>左半部不可寫胖，寸之直點不可靠得太近。</w:t>
             </w:r>
@@ -7089,11 +7089,11 @@
             </w:pPr>
             <w:r>
               <w:rPr>
-                <w:rFonts w:ascii="微軟正黑體" w:hAnsi="微軟正黑體" w:eastAsia="微軟正黑體"/>
+                <w:rFonts w:ascii="標楷體" w:hAnsi="標楷體" w:eastAsia="標楷體"/>
                 <w:b/>
                 <w:i w:val="0"/>
                 <w:color w:val="1E293B"/>
-                <w:sz w:val="17"/>
+                <w:sz w:val="32"/>
               </w:rPr>
               <w:t>10</w:t>
             </w:r>
@@ -7117,11 +7117,11 @@
             </w:pPr>
             <w:r>
               <w:rPr>
-                <w:rFonts w:ascii="微軟正黑體" w:hAnsi="微軟正黑體" w:eastAsia="微軟正黑體"/>
+                <w:rFonts w:ascii="標楷體" w:hAnsi="標楷體" w:eastAsia="標楷體"/>
                 <w:b w:val="0"/>
                 <w:i w:val="0"/>
                 <w:color w:val="1E293B"/>
-                <w:sz w:val="17"/>
+                <w:sz w:val="32"/>
               </w:rPr>
               <w:t>霸</w:t>
             </w:r>
@@ -7145,11 +7145,11 @@
             </w:pPr>
             <w:r>
               <w:rPr>
-                <w:rFonts w:ascii="微軟正黑體" w:hAnsi="微軟正黑體" w:eastAsia="微軟正黑體"/>
+                <w:rFonts w:ascii="標楷體" w:hAnsi="標楷體" w:eastAsia="標楷體"/>
                 <w:b w:val="0"/>
                 <w:i w:val="0"/>
                 <w:color w:val="1E293B"/>
-                <w:sz w:val="17"/>
+                <w:sz w:val="32"/>
               </w:rPr>
               <w:t>雨 / 21</w:t>
             </w:r>
@@ -7173,11 +7173,11 @@
             </w:pPr>
             <w:r>
               <w:rPr>
-                <w:rFonts w:ascii="微軟正黑體" w:hAnsi="微軟正黑體" w:eastAsia="微軟正黑體"/>
+                <w:rFonts w:ascii="標楷體" w:hAnsi="標楷體" w:eastAsia="標楷體"/>
                 <w:b w:val="0"/>
                 <w:i w:val="0"/>
                 <w:color w:val="1E293B"/>
-                <w:sz w:val="17"/>
+                <w:sz w:val="32"/>
               </w:rPr>
               <w:t>上下結構</w:t>
             </w:r>
@@ -7201,11 +7201,11 @@
             </w:pPr>
             <w:r>
               <w:rPr>
-                <w:rFonts w:ascii="微軟正黑體" w:hAnsi="微軟正黑體" w:eastAsia="微軟正黑體"/>
+                <w:rFonts w:ascii="標楷體" w:hAnsi="標楷體" w:eastAsia="標楷體"/>
                 <w:b w:val="0"/>
                 <w:i w:val="0"/>
                 <w:color w:val="1E293B"/>
-                <w:sz w:val="17"/>
+                <w:sz w:val="32"/>
               </w:rPr>
               <w:t>雨字頭扁平覆蓋，下部左右並立（月與革）中宮收緊。</w:t>
             </w:r>
@@ -7229,11 +7229,11 @@
             </w:pPr>
             <w:r>
               <w:rPr>
-                <w:rFonts w:ascii="微軟正黑體" w:hAnsi="微軟正黑體" w:eastAsia="微軟正黑體"/>
+                <w:rFonts w:ascii="標楷體" w:hAnsi="標楷體" w:eastAsia="標楷體"/>
                 <w:b w:val="0"/>
                 <w:i w:val="0"/>
                 <w:color w:val="1E293B"/>
-                <w:sz w:val="17"/>
+                <w:sz w:val="32"/>
               </w:rPr>
               <w:t>筆畫繁多最忌臃腫，線條需清勁，不可黏成墨團。</w:t>
             </w:r>
@@ -7260,11 +7260,11 @@
             </w:pPr>
             <w:r>
               <w:rPr>
-                <w:rFonts w:ascii="微軟正黑體" w:hAnsi="微軟正黑體" w:eastAsia="微軟正黑體"/>
+                <w:rFonts w:ascii="標楷體" w:hAnsi="標楷體" w:eastAsia="標楷體"/>
                 <w:b/>
                 <w:i w:val="0"/>
                 <w:color w:val="1E293B"/>
-                <w:sz w:val="17"/>
+                <w:sz w:val="32"/>
               </w:rPr>
               <w:t>11</w:t>
             </w:r>
@@ -7289,11 +7289,11 @@
             </w:pPr>
             <w:r>
               <w:rPr>
-                <w:rFonts w:ascii="微軟正黑體" w:hAnsi="微軟正黑體" w:eastAsia="微軟正黑體"/>
+                <w:rFonts w:ascii="標楷體" w:hAnsi="標楷體" w:eastAsia="標楷體"/>
                 <w:b w:val="0"/>
                 <w:i w:val="0"/>
                 <w:color w:val="1E293B"/>
-                <w:sz w:val="17"/>
+                <w:sz w:val="32"/>
               </w:rPr>
               <w:t>凌</w:t>
             </w:r>
@@ -7318,11 +7318,11 @@
             </w:pPr>
             <w:r>
               <w:rPr>
-                <w:rFonts w:ascii="微軟正黑體" w:hAnsi="微軟正黑體" w:eastAsia="微軟正黑體"/>
+                <w:rFonts w:ascii="標楷體" w:hAnsi="標楷體" w:eastAsia="標楷體"/>
                 <w:b w:val="0"/>
                 <w:i w:val="0"/>
                 <w:color w:val="1E293B"/>
-                <w:sz w:val="17"/>
+                <w:sz w:val="32"/>
               </w:rPr>
               <w:t>冫 / 10</w:t>
             </w:r>
@@ -7347,11 +7347,11 @@
             </w:pPr>
             <w:r>
               <w:rPr>
-                <w:rFonts w:ascii="微軟正黑體" w:hAnsi="微軟正黑體" w:eastAsia="微軟正黑體"/>
+                <w:rFonts w:ascii="標楷體" w:hAnsi="標楷體" w:eastAsia="標楷體"/>
                 <w:b w:val="0"/>
                 <w:i w:val="0"/>
                 <w:color w:val="1E293B"/>
-                <w:sz w:val="17"/>
+                <w:sz w:val="32"/>
               </w:rPr>
               <w:t>左右結構</w:t>
             </w:r>
@@ -7376,11 +7376,11 @@
             </w:pPr>
             <w:r>
               <w:rPr>
-                <w:rFonts w:ascii="微軟正黑體" w:hAnsi="微軟正黑體" w:eastAsia="微軟正黑體"/>
+                <w:rFonts w:ascii="標楷體" w:hAnsi="標楷體" w:eastAsia="標楷體"/>
                 <w:b w:val="0"/>
                 <w:i w:val="0"/>
                 <w:color w:val="1E293B"/>
-                <w:sz w:val="17"/>
+                <w:sz w:val="32"/>
               </w:rPr>
               <w:t>兩點水起承呼應，右上土/公折角精準，右下撇捺舒展。</w:t>
             </w:r>
@@ -7405,11 +7405,11 @@
             </w:pPr>
             <w:r>
               <w:rPr>
-                <w:rFonts w:ascii="微軟正黑體" w:hAnsi="微軟正黑體" w:eastAsia="微軟正黑體"/>
+                <w:rFonts w:ascii="標楷體" w:hAnsi="標楷體" w:eastAsia="標楷體"/>
                 <w:b w:val="0"/>
                 <w:i w:val="0"/>
                 <w:color w:val="1E293B"/>
-                <w:sz w:val="17"/>
+                <w:sz w:val="32"/>
               </w:rPr>
               <w:t>兩點水不可太靠左，右下撇捺需左右開展平衡。</w:t>
             </w:r>
@@ -7435,11 +7435,11 @@
             </w:pPr>
             <w:r>
               <w:rPr>
-                <w:rFonts w:ascii="微軟正黑體" w:hAnsi="微軟正黑體" w:eastAsia="微軟正黑體"/>
+                <w:rFonts w:ascii="標楷體" w:hAnsi="標楷體" w:eastAsia="標楷體"/>
                 <w:b/>
                 <w:i w:val="0"/>
                 <w:color w:val="1E293B"/>
-                <w:sz w:val="17"/>
+                <w:sz w:val="32"/>
               </w:rPr>
               <w:t>12</w:t>
             </w:r>
@@ -7463,11 +7463,11 @@
             </w:pPr>
             <w:r>
               <w:rPr>
-                <w:rFonts w:ascii="微軟正黑體" w:hAnsi="微軟正黑體" w:eastAsia="微軟正黑體"/>
+                <w:rFonts w:ascii="標楷體" w:hAnsi="標楷體" w:eastAsia="標楷體"/>
                 <w:b w:val="0"/>
                 <w:i w:val="0"/>
                 <w:color w:val="1E293B"/>
-                <w:sz w:val="17"/>
+                <w:sz w:val="32"/>
               </w:rPr>
               <w:t>不</w:t>
             </w:r>
@@ -7491,11 +7491,11 @@
             </w:pPr>
             <w:r>
               <w:rPr>
-                <w:rFonts w:ascii="微軟正黑體" w:hAnsi="微軟正黑體" w:eastAsia="微軟正黑體"/>
+                <w:rFonts w:ascii="標楷體" w:hAnsi="標楷體" w:eastAsia="標楷體"/>
                 <w:b w:val="0"/>
                 <w:i w:val="0"/>
                 <w:color w:val="1E293B"/>
-                <w:sz w:val="17"/>
+                <w:sz w:val="32"/>
               </w:rPr>
               <w:t>一 / 4</w:t>
             </w:r>
@@ -7519,11 +7519,11 @@
             </w:pPr>
             <w:r>
               <w:rPr>
-                <w:rFonts w:ascii="微軟正黑體" w:hAnsi="微軟正黑體" w:eastAsia="微軟正黑體"/>
+                <w:rFonts w:ascii="標楷體" w:hAnsi="標楷體" w:eastAsia="標楷體"/>
                 <w:b w:val="0"/>
                 <w:i w:val="0"/>
                 <w:color w:val="1E293B"/>
-                <w:sz w:val="17"/>
+                <w:sz w:val="32"/>
               </w:rPr>
               <w:t>獨體結構</w:t>
             </w:r>
@@ -7547,11 +7547,11 @@
             </w:pPr>
             <w:r>
               <w:rPr>
-                <w:rFonts w:ascii="微軟正黑體" w:hAnsi="微軟正黑體" w:eastAsia="微軟正黑體"/>
+                <w:rFonts w:ascii="標楷體" w:hAnsi="標楷體" w:eastAsia="標楷體"/>
                 <w:b w:val="0"/>
                 <w:i w:val="0"/>
                 <w:color w:val="1E293B"/>
-                <w:sz w:val="17"/>
+                <w:sz w:val="32"/>
               </w:rPr>
               <w:t>橫畫微仰，豎畫居中垂直懸針或垂露，撇點左右呼應。</w:t>
             </w:r>
@@ -7575,11 +7575,11 @@
             </w:pPr>
             <w:r>
               <w:rPr>
-                <w:rFonts w:ascii="微軟正黑體" w:hAnsi="微軟正黑體" w:eastAsia="微軟正黑體"/>
+                <w:rFonts w:ascii="標楷體" w:hAnsi="標楷體" w:eastAsia="標楷體"/>
                 <w:b w:val="0"/>
                 <w:i w:val="0"/>
                 <w:color w:val="1E293B"/>
-                <w:sz w:val="17"/>
+                <w:sz w:val="32"/>
               </w:rPr>
               <w:t>豎畫切忌歪斜，下側撇點切勿連筆或不對稱。</w:t>
             </w:r>
@@ -7606,11 +7606,11 @@
             </w:pPr>
             <w:r>
               <w:rPr>
-                <w:rFonts w:ascii="微軟正黑體" w:hAnsi="微軟正黑體" w:eastAsia="微軟正黑體"/>
+                <w:rFonts w:ascii="標楷體" w:hAnsi="標楷體" w:eastAsia="標楷體"/>
                 <w:b/>
                 <w:i w:val="0"/>
                 <w:color w:val="1E293B"/>
-                <w:sz w:val="17"/>
+                <w:sz w:val="32"/>
               </w:rPr>
               <w:t>13</w:t>
             </w:r>
@@ -7635,11 +7635,11 @@
             </w:pPr>
             <w:r>
               <w:rPr>
-                <w:rFonts w:ascii="微軟正黑體" w:hAnsi="微軟正黑體" w:eastAsia="微軟正黑體"/>
+                <w:rFonts w:ascii="標楷體" w:hAnsi="標楷體" w:eastAsia="標楷體"/>
                 <w:b w:val="0"/>
                 <w:i w:val="0"/>
                 <w:color w:val="1E293B"/>
-                <w:sz w:val="17"/>
+                <w:sz w:val="32"/>
               </w:rPr>
               <w:t>旁</w:t>
             </w:r>
@@ -7664,11 +7664,11 @@
             </w:pPr>
             <w:r>
               <w:rPr>
-                <w:rFonts w:ascii="微軟正黑體" w:hAnsi="微軟正黑體" w:eastAsia="微軟正黑體"/>
+                <w:rFonts w:ascii="標楷體" w:hAnsi="標楷體" w:eastAsia="標楷體"/>
                 <w:b w:val="0"/>
                 <w:i w:val="0"/>
                 <w:color w:val="1E293B"/>
-                <w:sz w:val="17"/>
+                <w:sz w:val="32"/>
               </w:rPr>
               <w:t>方 / 10</w:t>
             </w:r>
@@ -7693,11 +7693,11 @@
             </w:pPr>
             <w:r>
               <w:rPr>
-                <w:rFonts w:ascii="微軟正黑體" w:hAnsi="微軟正黑體" w:eastAsia="微軟正黑體"/>
+                <w:rFonts w:ascii="標楷體" w:hAnsi="標楷體" w:eastAsia="標楷體"/>
                 <w:b w:val="0"/>
                 <w:i w:val="0"/>
                 <w:color w:val="1E293B"/>
-                <w:sz w:val="17"/>
+                <w:sz w:val="32"/>
               </w:rPr>
               <w:t>上中下結構</w:t>
             </w:r>
@@ -7722,11 +7722,11 @@
             </w:pPr>
             <w:r>
               <w:rPr>
-                <w:rFonts w:ascii="微軟正黑體" w:hAnsi="微軟正黑體" w:eastAsia="微軟正黑體"/>
+                <w:rFonts w:ascii="標楷體" w:hAnsi="標楷體" w:eastAsia="標楷體"/>
                 <w:b w:val="0"/>
                 <w:i w:val="0"/>
                 <w:color w:val="1E293B"/>
-                <w:sz w:val="17"/>
+                <w:sz w:val="32"/>
               </w:rPr>
               <w:t>點橫平穩，點居中；中間冖微展，下部方字微傾回正。</w:t>
             </w:r>
@@ -7751,11 +7751,11 @@
             </w:pPr>
             <w:r>
               <w:rPr>
-                <w:rFonts w:ascii="微軟正黑體" w:hAnsi="微軟正黑體" w:eastAsia="微軟正黑體"/>
+                <w:rFonts w:ascii="標楷體" w:hAnsi="標楷體" w:eastAsia="標楷體"/>
                 <w:b w:val="0"/>
                 <w:i w:val="0"/>
                 <w:color w:val="1E293B"/>
-                <w:sz w:val="17"/>
+                <w:sz w:val="32"/>
               </w:rPr>
               <w:t>方字撇畫不可太長，折鉤需剛勁俐落。</w:t>
             </w:r>
@@ -7781,11 +7781,11 @@
             </w:pPr>
             <w:r>
               <w:rPr>
-                <w:rFonts w:ascii="微軟正黑體" w:hAnsi="微軟正黑體" w:eastAsia="微軟正黑體"/>
+                <w:rFonts w:ascii="標楷體" w:hAnsi="標楷體" w:eastAsia="標楷體"/>
                 <w:b/>
                 <w:i w:val="0"/>
                 <w:color w:val="1E293B"/>
-                <w:sz w:val="17"/>
+                <w:sz w:val="32"/>
               </w:rPr>
               <w:t>14</w:t>
             </w:r>
@@ -7809,11 +7809,11 @@
             </w:pPr>
             <w:r>
               <w:rPr>
-                <w:rFonts w:ascii="微軟正黑體" w:hAnsi="微軟正黑體" w:eastAsia="微軟正黑體"/>
+                <w:rFonts w:ascii="標楷體" w:hAnsi="標楷體" w:eastAsia="標楷體"/>
                 <w:b w:val="0"/>
                 <w:i w:val="0"/>
                 <w:color w:val="1E293B"/>
-                <w:sz w:val="17"/>
+                <w:sz w:val="32"/>
               </w:rPr>
               <w:t>觀</w:t>
             </w:r>
@@ -7837,11 +7837,11 @@
             </w:pPr>
             <w:r>
               <w:rPr>
-                <w:rFonts w:ascii="微軟正黑體" w:hAnsi="微軟正黑體" w:eastAsia="微軟正黑體"/>
+                <w:rFonts w:ascii="標楷體" w:hAnsi="標楷體" w:eastAsia="標楷體"/>
                 <w:b w:val="0"/>
                 <w:i w:val="0"/>
                 <w:color w:val="1E293B"/>
-                <w:sz w:val="17"/>
+                <w:sz w:val="32"/>
               </w:rPr>
               <w:t>見 / 25</w:t>
             </w:r>
@@ -7865,11 +7865,11 @@
             </w:pPr>
             <w:r>
               <w:rPr>
-                <w:rFonts w:ascii="微軟正黑體" w:hAnsi="微軟正黑體" w:eastAsia="微軟正黑體"/>
+                <w:rFonts w:ascii="標楷體" w:hAnsi="標楷體" w:eastAsia="標楷體"/>
                 <w:b w:val="0"/>
                 <w:i w:val="0"/>
                 <w:color w:val="1E293B"/>
-                <w:sz w:val="17"/>
+                <w:sz w:val="32"/>
               </w:rPr>
               <w:t>左右結構</w:t>
             </w:r>
@@ -7893,11 +7893,11 @@
             </w:pPr>
             <w:r>
               <w:rPr>
-                <w:rFonts w:ascii="微軟正黑體" w:hAnsi="微軟正黑體" w:eastAsia="微軟正黑體"/>
+                <w:rFonts w:ascii="標楷體" w:hAnsi="標楷體" w:eastAsia="標楷體"/>
                 <w:b w:val="0"/>
                 <w:i w:val="0"/>
                 <w:color w:val="1E293B"/>
-                <w:sz w:val="17"/>
+                <w:sz w:val="32"/>
               </w:rPr>
               <w:t>左側雚字頭雙口排列勻稱，右側「見」豎撇舒展，豎彎鉤承重。</w:t>
             </w:r>
@@ -7921,11 +7921,11 @@
             </w:pPr>
             <w:r>
               <w:rPr>
-                <w:rFonts w:ascii="微軟正黑體" w:hAnsi="微軟正黑體" w:eastAsia="微軟正黑體"/>
+                <w:rFonts w:ascii="標楷體" w:hAnsi="標楷體" w:eastAsia="標楷體"/>
                 <w:b w:val="0"/>
                 <w:i w:val="0"/>
                 <w:color w:val="1E293B"/>
-                <w:sz w:val="17"/>
+                <w:sz w:val="32"/>
               </w:rPr>
               <w:t>全字筆畫最多，筆筆需交代清楚，墨汁不可過飽。</w:t>
             </w:r>
@@ -7952,11 +7952,11 @@
             </w:pPr>
             <w:r>
               <w:rPr>
-                <w:rFonts w:ascii="微軟正黑體" w:hAnsi="微軟正黑體" w:eastAsia="微軟正黑體"/>
+                <w:rFonts w:ascii="標楷體" w:hAnsi="標楷體" w:eastAsia="標楷體"/>
                 <w:b/>
                 <w:i w:val="0"/>
                 <w:color w:val="1E293B"/>
-                <w:sz w:val="17"/>
+                <w:sz w:val="32"/>
               </w:rPr>
               <w:t>15</w:t>
             </w:r>
@@ -7981,11 +7981,11 @@
             </w:pPr>
             <w:r>
               <w:rPr>
-                <w:rFonts w:ascii="微軟正黑體" w:hAnsi="微軟正黑體" w:eastAsia="微軟正黑體"/>
+                <w:rFonts w:ascii="標楷體" w:hAnsi="標楷體" w:eastAsia="標楷體"/>
                 <w:b w:val="0"/>
                 <w:i w:val="0"/>
                 <w:color w:val="1E293B"/>
-                <w:sz w:val="17"/>
+                <w:sz w:val="32"/>
               </w:rPr>
               <w:t>減</w:t>
             </w:r>
@@ -8010,11 +8010,11 @@
             </w:pPr>
             <w:r>
               <w:rPr>
-                <w:rFonts w:ascii="微軟正黑體" w:hAnsi="微軟正黑體" w:eastAsia="微軟正黑體"/>
+                <w:rFonts w:ascii="標楷體" w:hAnsi="標楷體" w:eastAsia="標楷體"/>
                 <w:b w:val="0"/>
                 <w:i w:val="0"/>
                 <w:color w:val="1E293B"/>
-                <w:sz w:val="17"/>
+                <w:sz w:val="32"/>
               </w:rPr>
               <w:t>水 / 12</w:t>
             </w:r>
@@ -8039,11 +8039,11 @@
             </w:pPr>
             <w:r>
               <w:rPr>
-                <w:rFonts w:ascii="微軟正黑體" w:hAnsi="微軟正黑體" w:eastAsia="微軟正黑體"/>
+                <w:rFonts w:ascii="標楷體" w:hAnsi="標楷體" w:eastAsia="標楷體"/>
                 <w:b w:val="0"/>
                 <w:i w:val="0"/>
                 <w:color w:val="1E293B"/>
-                <w:sz w:val="17"/>
+                <w:sz w:val="32"/>
               </w:rPr>
               <w:t>左右結構</w:t>
             </w:r>
@@ -8068,11 +8068,11 @@
             </w:pPr>
             <w:r>
               <w:rPr>
-                <w:rFonts w:ascii="微軟正黑體" w:hAnsi="微軟正黑體" w:eastAsia="微軟正黑體"/>
+                <w:rFonts w:ascii="標楷體" w:hAnsi="標楷體" w:eastAsia="標楷體"/>
                 <w:b w:val="0"/>
                 <w:i w:val="0"/>
                 <w:color w:val="1E293B"/>
-                <w:sz w:val="17"/>
+                <w:sz w:val="32"/>
               </w:rPr>
               <w:t>三點水作弧形呼應；右部「咸」戈字旁向右上高昂。</w:t>
             </w:r>
@@ -8097,11 +8097,11 @@
             </w:pPr>
             <w:r>
               <w:rPr>
-                <w:rFonts w:ascii="微軟正黑體" w:hAnsi="微軟正黑體" w:eastAsia="微軟正黑體"/>
+                <w:rFonts w:ascii="標楷體" w:hAnsi="標楷體" w:eastAsia="標楷體"/>
                 <w:b w:val="0"/>
                 <w:i w:val="0"/>
                 <w:color w:val="1E293B"/>
-                <w:sz w:val="17"/>
+                <w:sz w:val="32"/>
               </w:rPr>
               <w:t>斜鉤（戈部）為全字精神，不可軟彎，撇畫收斂。</w:t>
             </w:r>
@@ -8127,11 +8127,11 @@
             </w:pPr>
             <w:r>
               <w:rPr>
-                <w:rFonts w:ascii="微軟正黑體" w:hAnsi="微軟正黑體" w:eastAsia="微軟正黑體"/>
+                <w:rFonts w:ascii="標楷體" w:hAnsi="標楷體" w:eastAsia="標楷體"/>
                 <w:b/>
                 <w:i w:val="0"/>
                 <w:color w:val="1E293B"/>
-                <w:sz w:val="17"/>
+                <w:sz w:val="32"/>
               </w:rPr>
               <w:t>16</w:t>
             </w:r>
@@ -8155,11 +8155,11 @@
             </w:pPr>
             <w:r>
               <w:rPr>
-                <w:rFonts w:ascii="微軟正黑體" w:hAnsi="微軟正黑體" w:eastAsia="微軟正黑體"/>
+                <w:rFonts w:ascii="標楷體" w:hAnsi="標楷體" w:eastAsia="標楷體"/>
                 <w:b w:val="0"/>
                 <w:i w:val="0"/>
                 <w:color w:val="1E293B"/>
-                <w:sz w:val="17"/>
+                <w:sz w:val="32"/>
               </w:rPr>
               <w:t>速</w:t>
             </w:r>
@@ -8183,11 +8183,11 @@
             </w:pPr>
             <w:r>
               <w:rPr>
-                <w:rFonts w:ascii="微軟正黑體" w:hAnsi="微軟正黑體" w:eastAsia="微軟正黑體"/>
+                <w:rFonts w:ascii="標楷體" w:hAnsi="標楷體" w:eastAsia="標楷體"/>
                 <w:b w:val="0"/>
                 <w:i w:val="0"/>
                 <w:color w:val="1E293B"/>
-                <w:sz w:val="17"/>
+                <w:sz w:val="32"/>
               </w:rPr>
               <w:t>辵 / 11</w:t>
             </w:r>
@@ -8211,11 +8211,11 @@
             </w:pPr>
             <w:r>
               <w:rPr>
-                <w:rFonts w:ascii="微軟正黑體" w:hAnsi="微軟正黑體" w:eastAsia="微軟正黑體"/>
+                <w:rFonts w:ascii="標楷體" w:hAnsi="標楷體" w:eastAsia="標楷體"/>
                 <w:b w:val="0"/>
                 <w:i w:val="0"/>
                 <w:color w:val="1E293B"/>
-                <w:sz w:val="17"/>
+                <w:sz w:val="32"/>
               </w:rPr>
               <w:t>半包圍</w:t>
             </w:r>
@@ -8239,11 +8239,11 @@
             </w:pPr>
             <w:r>
               <w:rPr>
-                <w:rFonts w:ascii="微軟正黑體" w:hAnsi="微軟正黑體" w:eastAsia="微軟正黑體"/>
+                <w:rFonts w:ascii="標楷體" w:hAnsi="標楷體" w:eastAsia="標楷體"/>
                 <w:b w:val="0"/>
                 <w:i w:val="0"/>
                 <w:color w:val="1E293B"/>
-                <w:sz w:val="17"/>
+                <w:sz w:val="32"/>
               </w:rPr>
               <w:t>先寫內部「束」字（扁平緊湊），後寫走之底平捺托底。</w:t>
             </w:r>
@@ -8267,11 +8267,11 @@
             </w:pPr>
             <w:r>
               <w:rPr>
-                <w:rFonts w:ascii="微軟正黑體" w:hAnsi="微軟正黑體" w:eastAsia="微軟正黑體"/>
+                <w:rFonts w:ascii="標楷體" w:hAnsi="標楷體" w:eastAsia="標楷體"/>
                 <w:b w:val="0"/>
                 <w:i w:val="0"/>
                 <w:color w:val="1E293B"/>
-                <w:sz w:val="17"/>
+                <w:sz w:val="32"/>
               </w:rPr>
               <w:t>束字不可過長，走之底平捺要有三個折段與回鋒。</w:t>
             </w:r>
@@ -8298,11 +8298,11 @@
             </w:pPr>
             <w:r>
               <w:rPr>
-                <w:rFonts w:ascii="微軟正黑體" w:hAnsi="微軟正黑體" w:eastAsia="微軟正黑體"/>
+                <w:rFonts w:ascii="標楷體" w:hAnsi="標楷體" w:eastAsia="標楷體"/>
                 <w:b/>
                 <w:i w:val="0"/>
                 <w:color w:val="1E293B"/>
-                <w:sz w:val="17"/>
+                <w:sz w:val="32"/>
               </w:rPr>
               <w:t>17</w:t>
             </w:r>
@@ -8327,11 +8327,11 @@
             </w:pPr>
             <w:r>
               <w:rPr>
-                <w:rFonts w:ascii="微軟正黑體" w:hAnsi="微軟正黑體" w:eastAsia="微軟正黑體"/>
+                <w:rFonts w:ascii="標楷體" w:hAnsi="標楷體" w:eastAsia="標楷體"/>
                 <w:b w:val="0"/>
                 <w:i w:val="0"/>
                 <w:color w:val="1E293B"/>
-                <w:sz w:val="17"/>
+                <w:sz w:val="32"/>
               </w:rPr>
               <w:t>慢</w:t>
             </w:r>
@@ -8356,11 +8356,11 @@
             </w:pPr>
             <w:r>
               <w:rPr>
-                <w:rFonts w:ascii="微軟正黑體" w:hAnsi="微軟正黑體" w:eastAsia="微軟正黑體"/>
+                <w:rFonts w:ascii="標楷體" w:hAnsi="標楷體" w:eastAsia="標楷體"/>
                 <w:b w:val="0"/>
                 <w:i w:val="0"/>
                 <w:color w:val="1E293B"/>
-                <w:sz w:val="17"/>
+                <w:sz w:val="32"/>
               </w:rPr>
               <w:t>心 / 14</w:t>
             </w:r>
@@ -8385,11 +8385,11 @@
             </w:pPr>
             <w:r>
               <w:rPr>
-                <w:rFonts w:ascii="微軟正黑體" w:hAnsi="微軟正黑體" w:eastAsia="微軟正黑體"/>
+                <w:rFonts w:ascii="標楷體" w:hAnsi="標楷體" w:eastAsia="標楷體"/>
                 <w:b w:val="0"/>
                 <w:i w:val="0"/>
                 <w:color w:val="1E293B"/>
-                <w:sz w:val="17"/>
+                <w:sz w:val="32"/>
               </w:rPr>
               <w:t>左右結構</w:t>
             </w:r>
@@ -8414,11 +8414,11 @@
             </w:pPr>
             <w:r>
               <w:rPr>
-                <w:rFonts w:ascii="微軟正黑體" w:hAnsi="微軟正黑體" w:eastAsia="微軟正黑體"/>
+                <w:rFonts w:ascii="標楷體" w:hAnsi="標楷體" w:eastAsia="標楷體"/>
                 <w:b w:val="0"/>
                 <w:i w:val="0"/>
                 <w:color w:val="1E293B"/>
-                <w:sz w:val="17"/>
+                <w:sz w:val="32"/>
               </w:rPr>
               <w:t>豎心旁左點低右點高，右側「曼」長身挺拔，四橫均勻。</w:t>
             </w:r>
@@ -8443,11 +8443,11 @@
             </w:pPr>
             <w:r>
               <w:rPr>
-                <w:rFonts w:ascii="微軟正黑體" w:hAnsi="微軟正黑體" w:eastAsia="微軟正黑體"/>
+                <w:rFonts w:ascii="標楷體" w:hAnsi="標楷體" w:eastAsia="標楷體"/>
                 <w:b w:val="0"/>
                 <w:i w:val="0"/>
                 <w:color w:val="1E293B"/>
-                <w:sz w:val="17"/>
+                <w:sz w:val="32"/>
               </w:rPr>
               <w:t>豎心旁豎畫要長挺，右部不可散漫。</w:t>
             </w:r>
@@ -8473,11 +8473,11 @@
             </w:pPr>
             <w:r>
               <w:rPr>
-                <w:rFonts w:ascii="微軟正黑體" w:hAnsi="微軟正黑體" w:eastAsia="微軟正黑體"/>
+                <w:rFonts w:ascii="標楷體" w:hAnsi="標楷體" w:eastAsia="標楷體"/>
                 <w:b/>
                 <w:i w:val="0"/>
                 <w:color w:val="1E293B"/>
-                <w:sz w:val="17"/>
+                <w:sz w:val="32"/>
               </w:rPr>
               <w:t>18</w:t>
             </w:r>
@@ -8501,11 +8501,11 @@
             </w:pPr>
             <w:r>
               <w:rPr>
-                <w:rFonts w:ascii="微軟正黑體" w:hAnsi="微軟正黑體" w:eastAsia="微軟正黑體"/>
+                <w:rFonts w:ascii="標楷體" w:hAnsi="標楷體" w:eastAsia="標楷體"/>
                 <w:b w:val="0"/>
                 <w:i w:val="0"/>
                 <w:color w:val="1E293B"/>
-                <w:sz w:val="17"/>
+                <w:sz w:val="32"/>
               </w:rPr>
               <w:t>行</w:t>
             </w:r>
@@ -8529,11 +8529,11 @@
             </w:pPr>
             <w:r>
               <w:rPr>
-                <w:rFonts w:ascii="微軟正黑體" w:hAnsi="微軟正黑體" w:eastAsia="微軟正黑體"/>
+                <w:rFonts w:ascii="標楷體" w:hAnsi="標楷體" w:eastAsia="標楷體"/>
                 <w:b w:val="0"/>
                 <w:i w:val="0"/>
                 <w:color w:val="1E293B"/>
-                <w:sz w:val="17"/>
+                <w:sz w:val="32"/>
               </w:rPr>
               <w:t>行 / 6</w:t>
             </w:r>
@@ -8557,11 +8557,11 @@
             </w:pPr>
             <w:r>
               <w:rPr>
-                <w:rFonts w:ascii="微軟正黑體" w:hAnsi="微軟正黑體" w:eastAsia="微軟正黑體"/>
+                <w:rFonts w:ascii="標楷體" w:hAnsi="標楷體" w:eastAsia="標楷體"/>
                 <w:b w:val="0"/>
                 <w:i w:val="0"/>
                 <w:color w:val="1E293B"/>
-                <w:sz w:val="17"/>
+                <w:sz w:val="32"/>
               </w:rPr>
               <w:t>左右結構</w:t>
             </w:r>
@@ -8585,11 +8585,11 @@
             </w:pPr>
             <w:r>
               <w:rPr>
-                <w:rFonts w:ascii="微軟正黑體" w:hAnsi="微軟正黑體" w:eastAsia="微軟正黑體"/>
+                <w:rFonts w:ascii="標楷體" w:hAnsi="標楷體" w:eastAsia="標楷體"/>
                 <w:b w:val="0"/>
                 <w:i w:val="0"/>
                 <w:color w:val="1E293B"/>
-                <w:sz w:val="17"/>
+                <w:sz w:val="32"/>
               </w:rPr>
               <w:t>雙人旁兩撇角度不同，右側一橫一橫折鉤上下呼應。</w:t>
             </w:r>
@@ -8613,11 +8613,11 @@
             </w:pPr>
             <w:r>
               <w:rPr>
-                <w:rFonts w:ascii="微軟正黑體" w:hAnsi="微軟正黑體" w:eastAsia="微軟正黑體"/>
+                <w:rFonts w:ascii="標楷體" w:hAnsi="標楷體" w:eastAsia="標楷體"/>
                 <w:b w:val="0"/>
                 <w:i w:val="0"/>
                 <w:color w:val="1E293B"/>
-                <w:sz w:val="17"/>
+                <w:sz w:val="32"/>
               </w:rPr>
               <w:t>左右兩側間隔不可過寬，右側豎鉤不可低於左邊。</w:t>
             </w:r>
@@ -8644,11 +8644,11 @@
             </w:pPr>
             <w:r>
               <w:rPr>
-                <w:rFonts w:ascii="微軟正黑體" w:hAnsi="微軟正黑體" w:eastAsia="微軟正黑體"/>
+                <w:rFonts w:ascii="標楷體" w:hAnsi="標楷體" w:eastAsia="標楷體"/>
                 <w:b/>
                 <w:i w:val="0"/>
                 <w:color w:val="1E293B"/>
-                <w:sz w:val="17"/>
+                <w:sz w:val="32"/>
               </w:rPr>
               <w:t>19</w:t>
             </w:r>
@@ -8673,11 +8673,11 @@
             </w:pPr>
             <w:r>
               <w:rPr>
-                <w:rFonts w:ascii="微軟正黑體" w:hAnsi="微軟正黑體" w:eastAsia="微軟正黑體"/>
+                <w:rFonts w:ascii="標楷體" w:hAnsi="標楷體" w:eastAsia="標楷體"/>
                 <w:b w:val="0"/>
                 <w:i w:val="0"/>
                 <w:color w:val="1E293B"/>
-                <w:sz w:val="17"/>
+                <w:sz w:val="32"/>
               </w:rPr>
               <w:t>少</w:t>
             </w:r>
@@ -8702,11 +8702,11 @@
             </w:pPr>
             <w:r>
               <w:rPr>
-                <w:rFonts w:ascii="微軟正黑體" w:hAnsi="微軟正黑體" w:eastAsia="微軟正黑體"/>
+                <w:rFonts w:ascii="標楷體" w:hAnsi="標楷體" w:eastAsia="標楷體"/>
                 <w:b w:val="0"/>
                 <w:i w:val="0"/>
                 <w:color w:val="1E293B"/>
-                <w:sz w:val="17"/>
+                <w:sz w:val="32"/>
               </w:rPr>
               <w:t>小 / 4</w:t>
             </w:r>
@@ -8731,11 +8731,11 @@
             </w:pPr>
             <w:r>
               <w:rPr>
-                <w:rFonts w:ascii="微軟正黑體" w:hAnsi="微軟正黑體" w:eastAsia="微軟正黑體"/>
+                <w:rFonts w:ascii="標楷體" w:hAnsi="標楷體" w:eastAsia="標楷體"/>
                 <w:b w:val="0"/>
                 <w:i w:val="0"/>
                 <w:color w:val="1E293B"/>
-                <w:sz w:val="17"/>
+                <w:sz w:val="32"/>
               </w:rPr>
               <w:t>獨體結構</w:t>
             </w:r>
@@ -8760,11 +8760,11 @@
             </w:pPr>
             <w:r>
               <w:rPr>
-                <w:rFonts w:ascii="微軟正黑體" w:hAnsi="微軟正黑體" w:eastAsia="微軟正黑體"/>
+                <w:rFonts w:ascii="標楷體" w:hAnsi="標楷體" w:eastAsia="標楷體"/>
                 <w:b w:val="0"/>
                 <w:i w:val="0"/>
                 <w:color w:val="1E293B"/>
-                <w:sz w:val="17"/>
+                <w:sz w:val="32"/>
               </w:rPr>
               <w:t>豎畫垂直居中，左點低右撇長，撇畫穿插出鋒。</w:t>
             </w:r>
@@ -8789,11 +8789,11 @@
             </w:pPr>
             <w:r>
               <w:rPr>
-                <w:rFonts w:ascii="微軟正黑體" w:hAnsi="微軟正黑體" w:eastAsia="微軟正黑體"/>
+                <w:rFonts w:ascii="標楷體" w:hAnsi="標楷體" w:eastAsia="標楷體"/>
                 <w:b w:val="0"/>
                 <w:i w:val="0"/>
                 <w:color w:val="1E293B"/>
-                <w:sz w:val="17"/>
+                <w:sz w:val="32"/>
               </w:rPr>
               <w:t>撇畫不可寫成短點，注意全字重心不偏倚。</w:t>
             </w:r>
@@ -8819,11 +8819,11 @@
             </w:pPr>
             <w:r>
               <w:rPr>
-                <w:rFonts w:ascii="微軟正黑體" w:hAnsi="微軟正黑體" w:eastAsia="微軟正黑體"/>
+                <w:rFonts w:ascii="標楷體" w:hAnsi="標楷體" w:eastAsia="標楷體"/>
                 <w:b/>
                 <w:i w:val="0"/>
                 <w:color w:val="1E293B"/>
-                <w:sz w:val="17"/>
+                <w:sz w:val="32"/>
               </w:rPr>
               <w:t>20</w:t>
             </w:r>
@@ -8847,11 +8847,11 @@
             </w:pPr>
             <w:r>
               <w:rPr>
-                <w:rFonts w:ascii="微軟正黑體" w:hAnsi="微軟正黑體" w:eastAsia="微軟正黑體"/>
+                <w:rFonts w:ascii="標楷體" w:hAnsi="標楷體" w:eastAsia="標楷體"/>
                 <w:b w:val="0"/>
                 <w:i w:val="0"/>
                 <w:color w:val="1E293B"/>
-                <w:sz w:val="17"/>
+                <w:sz w:val="32"/>
               </w:rPr>
               <w:t>意</w:t>
             </w:r>
@@ -8875,11 +8875,11 @@
             </w:pPr>
             <w:r>
               <w:rPr>
-                <w:rFonts w:ascii="微軟正黑體" w:hAnsi="微軟正黑體" w:eastAsia="微軟正黑體"/>
+                <w:rFonts w:ascii="標楷體" w:hAnsi="標楷體" w:eastAsia="標楷體"/>
                 <w:b w:val="0"/>
                 <w:i w:val="0"/>
                 <w:color w:val="1E293B"/>
-                <w:sz w:val="17"/>
+                <w:sz w:val="32"/>
               </w:rPr>
               <w:t>心 / 13</w:t>
             </w:r>
@@ -8903,11 +8903,11 @@
             </w:pPr>
             <w:r>
               <w:rPr>
-                <w:rFonts w:ascii="微軟正黑體" w:hAnsi="微軟正黑體" w:eastAsia="微軟正黑體"/>
+                <w:rFonts w:ascii="標楷體" w:hAnsi="標楷體" w:eastAsia="標楷體"/>
                 <w:b w:val="0"/>
                 <w:i w:val="0"/>
                 <w:color w:val="1E293B"/>
-                <w:sz w:val="17"/>
+                <w:sz w:val="32"/>
               </w:rPr>
               <w:t>上中下結構</w:t>
             </w:r>
@@ -8931,11 +8931,11 @@
             </w:pPr>
             <w:r>
               <w:rPr>
-                <w:rFonts w:ascii="微軟正黑體" w:hAnsi="微軟正黑體" w:eastAsia="微軟正黑體"/>
+                <w:rFonts w:ascii="標楷體" w:hAnsi="標楷體" w:eastAsia="標楷體"/>
                 <w:b w:val="0"/>
                 <w:i w:val="0"/>
                 <w:color w:val="1E293B"/>
-                <w:sz w:val="17"/>
+                <w:sz w:val="32"/>
               </w:rPr>
               <w:t>上部立字扁寬，中日扁收，下心底寬展托起上方。</w:t>
             </w:r>
@@ -8959,11 +8959,11 @@
             </w:pPr>
             <w:r>
               <w:rPr>
-                <w:rFonts w:ascii="微軟正黑體" w:hAnsi="微軟正黑體" w:eastAsia="微軟正黑體"/>
+                <w:rFonts w:ascii="標楷體" w:hAnsi="標楷體" w:eastAsia="標楷體"/>
                 <w:b w:val="0"/>
                 <w:i w:val="0"/>
                 <w:color w:val="1E293B"/>
-                <w:sz w:val="17"/>
+                <w:sz w:val="32"/>
               </w:rPr>
               <w:t>三部不可寫得一樣長，立與日需緊湊，心底展拓。</w:t>
             </w:r>
@@ -8990,11 +8990,11 @@
             </w:pPr>
             <w:r>
               <w:rPr>
-                <w:rFonts w:ascii="微軟正黑體" w:hAnsi="微軟正黑體" w:eastAsia="微軟正黑體"/>
+                <w:rFonts w:ascii="標楷體" w:hAnsi="標楷體" w:eastAsia="標楷體"/>
                 <w:b/>
                 <w:i w:val="0"/>
                 <w:color w:val="1E293B"/>
-                <w:sz w:val="17"/>
+                <w:sz w:val="32"/>
               </w:rPr>
               <w:t>21</w:t>
             </w:r>
@@ -9019,11 +9019,11 @@
             </w:pPr>
             <w:r>
               <w:rPr>
-                <w:rFonts w:ascii="微軟正黑體" w:hAnsi="微軟正黑體" w:eastAsia="微軟正黑體"/>
+                <w:rFonts w:ascii="標楷體" w:hAnsi="標楷體" w:eastAsia="標楷體"/>
                 <w:b w:val="0"/>
                 <w:i w:val="0"/>
                 <w:color w:val="1E293B"/>
-                <w:sz w:val="17"/>
+                <w:sz w:val="32"/>
               </w:rPr>
               <w:t>外</w:t>
             </w:r>
@@ -9048,11 +9048,11 @@
             </w:pPr>
             <w:r>
               <w:rPr>
-                <w:rFonts w:ascii="微軟正黑體" w:hAnsi="微軟正黑體" w:eastAsia="微軟正黑體"/>
+                <w:rFonts w:ascii="標楷體" w:hAnsi="標楷體" w:eastAsia="標楷體"/>
                 <w:b w:val="0"/>
                 <w:i w:val="0"/>
                 <w:color w:val="1E293B"/>
-                <w:sz w:val="17"/>
+                <w:sz w:val="32"/>
               </w:rPr>
               <w:t>夕 / 5</w:t>
             </w:r>
@@ -9077,11 +9077,11 @@
             </w:pPr>
             <w:r>
               <w:rPr>
-                <w:rFonts w:ascii="微軟正黑體" w:hAnsi="微軟正黑體" w:eastAsia="微軟正黑體"/>
+                <w:rFonts w:ascii="標楷體" w:hAnsi="標楷體" w:eastAsia="標楷體"/>
                 <w:b w:val="0"/>
                 <w:i w:val="0"/>
                 <w:color w:val="1E293B"/>
-                <w:sz w:val="17"/>
+                <w:sz w:val="32"/>
               </w:rPr>
               <w:t>左右結構</w:t>
             </w:r>
@@ -9106,11 +9106,11 @@
             </w:pPr>
             <w:r>
               <w:rPr>
-                <w:rFonts w:ascii="微軟正黑體" w:hAnsi="微軟正黑體" w:eastAsia="微軟正黑體"/>
+                <w:rFonts w:ascii="標楷體" w:hAnsi="標楷體" w:eastAsia="標楷體"/>
                 <w:b w:val="0"/>
                 <w:i w:val="0"/>
                 <w:color w:val="1E293B"/>
-                <w:sz w:val="17"/>
+                <w:sz w:val="32"/>
               </w:rPr>
               <w:t>夕字偏左下，右側卜字豎高點平，左右相揖讓。</w:t>
             </w:r>
@@ -9135,11 +9135,11 @@
             </w:pPr>
             <w:r>
               <w:rPr>
-                <w:rFonts w:ascii="微軟正黑體" w:hAnsi="微軟正黑體" w:eastAsia="微軟正黑體"/>
+                <w:rFonts w:ascii="標楷體" w:hAnsi="標楷體" w:eastAsia="標楷體"/>
                 <w:b w:val="0"/>
                 <w:i w:val="0"/>
                 <w:color w:val="1E293B"/>
-                <w:sz w:val="17"/>
+                <w:sz w:val="32"/>
               </w:rPr>
               <w:t>夕字撇畫不可過斜，卜字點筆不可過長。</w:t>
             </w:r>
@@ -9165,11 +9165,11 @@
             </w:pPr>
             <w:r>
               <w:rPr>
-                <w:rFonts w:ascii="微軟正黑體" w:hAnsi="微軟正黑體" w:eastAsia="微軟正黑體"/>
+                <w:rFonts w:ascii="標楷體" w:hAnsi="標楷體" w:eastAsia="標楷體"/>
                 <w:b/>
                 <w:i w:val="0"/>
                 <w:color w:val="1E293B"/>
-                <w:sz w:val="17"/>
+                <w:sz w:val="32"/>
               </w:rPr>
               <w:t>22</w:t>
             </w:r>
@@ -9193,11 +9193,11 @@
             </w:pPr>
             <w:r>
               <w:rPr>
-                <w:rFonts w:ascii="微軟正黑體" w:hAnsi="微軟正黑體" w:eastAsia="微軟正黑體"/>
+                <w:rFonts w:ascii="標楷體" w:hAnsi="標楷體" w:eastAsia="標楷體"/>
                 <w:b w:val="0"/>
                 <w:i w:val="0"/>
                 <w:color w:val="1E293B"/>
-                <w:sz w:val="17"/>
+                <w:sz w:val="32"/>
               </w:rPr>
               <w:t>共</w:t>
             </w:r>
@@ -9221,11 +9221,11 @@
             </w:pPr>
             <w:r>
               <w:rPr>
-                <w:rFonts w:ascii="微軟正黑體" w:hAnsi="微軟正黑體" w:eastAsia="微軟正黑體"/>
+                <w:rFonts w:ascii="標楷體" w:hAnsi="標楷體" w:eastAsia="標楷體"/>
                 <w:b w:val="0"/>
                 <w:i w:val="0"/>
                 <w:color w:val="1E293B"/>
-                <w:sz w:val="17"/>
+                <w:sz w:val="32"/>
               </w:rPr>
               <w:t>八 / 6</w:t>
             </w:r>
@@ -9249,11 +9249,11 @@
             </w:pPr>
             <w:r>
               <w:rPr>
-                <w:rFonts w:ascii="微軟正黑體" w:hAnsi="微軟正黑體" w:eastAsia="微軟正黑體"/>
+                <w:rFonts w:ascii="標楷體" w:hAnsi="標楷體" w:eastAsia="標楷體"/>
                 <w:b w:val="0"/>
                 <w:i w:val="0"/>
                 <w:color w:val="1E293B"/>
-                <w:sz w:val="17"/>
+                <w:sz w:val="32"/>
               </w:rPr>
               <w:t>上下結構</w:t>
             </w:r>
@@ -9277,11 +9277,11 @@
             </w:pPr>
             <w:r>
               <w:rPr>
-                <w:rFonts w:ascii="微軟正黑體" w:hAnsi="微軟正黑體" w:eastAsia="微軟正黑體"/>
+                <w:rFonts w:ascii="標楷體" w:hAnsi="標楷體" w:eastAsia="標楷體"/>
                 <w:b w:val="0"/>
                 <w:i w:val="0"/>
                 <w:color w:val="1E293B"/>
-                <w:sz w:val="17"/>
+                <w:sz w:val="32"/>
               </w:rPr>
               <w:t>兩橫上短下長，兩豎上開下合，下部兩點分開呼應。</w:t>
             </w:r>
@@ -9305,11 +9305,11 @@
             </w:pPr>
             <w:r>
               <w:rPr>
-                <w:rFonts w:ascii="微軟正黑體" w:hAnsi="微軟正黑體" w:eastAsia="微軟正黑體"/>
+                <w:rFonts w:ascii="標楷體" w:hAnsi="標楷體" w:eastAsia="標楷體"/>
                 <w:b w:val="0"/>
                 <w:i w:val="0"/>
                 <w:color w:val="1E293B"/>
-                <w:sz w:val="17"/>
+                <w:sz w:val="32"/>
               </w:rPr>
               <w:t>下兩點切勿寫連，第二橫為主筆需沉穩。</w:t>
             </w:r>
@@ -9336,11 +9336,11 @@
             </w:pPr>
             <w:r>
               <w:rPr>
-                <w:rFonts w:ascii="微軟正黑體" w:hAnsi="微軟正黑體" w:eastAsia="微軟正黑體"/>
+                <w:rFonts w:ascii="標楷體" w:hAnsi="標楷體" w:eastAsia="標楷體"/>
                 <w:b/>
                 <w:i w:val="0"/>
                 <w:color w:val="1E293B"/>
-                <w:sz w:val="17"/>
+                <w:sz w:val="32"/>
               </w:rPr>
               <w:t>23</w:t>
             </w:r>
@@ -9365,11 +9365,11 @@
             </w:pPr>
             <w:r>
               <w:rPr>
-                <w:rFonts w:ascii="微軟正黑體" w:hAnsi="微軟正黑體" w:eastAsia="微軟正黑體"/>
+                <w:rFonts w:ascii="標楷體" w:hAnsi="標楷體" w:eastAsia="標楷體"/>
                 <w:b w:val="0"/>
                 <w:i w:val="0"/>
                 <w:color w:val="1E293B"/>
-                <w:sz w:val="17"/>
+                <w:sz w:val="32"/>
               </w:rPr>
               <w:t>創</w:t>
             </w:r>
@@ -9394,11 +9394,11 @@
             </w:pPr>
             <w:r>
               <w:rPr>
-                <w:rFonts w:ascii="微軟正黑體" w:hAnsi="微軟正黑體" w:eastAsia="微軟正黑體"/>
+                <w:rFonts w:ascii="標楷體" w:hAnsi="標楷體" w:eastAsia="標楷體"/>
                 <w:b w:val="0"/>
                 <w:i w:val="0"/>
                 <w:color w:val="1E293B"/>
-                <w:sz w:val="17"/>
+                <w:sz w:val="32"/>
               </w:rPr>
               <w:t>刀 / 12</w:t>
             </w:r>
@@ -9423,11 +9423,11 @@
             </w:pPr>
             <w:r>
               <w:rPr>
-                <w:rFonts w:ascii="微軟正黑體" w:hAnsi="微軟正黑體" w:eastAsia="微軟正黑體"/>
+                <w:rFonts w:ascii="標楷體" w:hAnsi="標楷體" w:eastAsia="標楷體"/>
                 <w:b w:val="0"/>
                 <w:i w:val="0"/>
                 <w:color w:val="1E293B"/>
-                <w:sz w:val="17"/>
+                <w:sz w:val="32"/>
               </w:rPr>
               <w:t>左右結構</w:t>
             </w:r>
@@ -9452,11 +9452,11 @@
             </w:pPr>
             <w:r>
               <w:rPr>
-                <w:rFonts w:ascii="微軟正黑體" w:hAnsi="微軟正黑體" w:eastAsia="微軟正黑體"/>
+                <w:rFonts w:ascii="標楷體" w:hAnsi="標楷體" w:eastAsia="標楷體"/>
                 <w:b w:val="0"/>
                 <w:i w:val="0"/>
                 <w:color w:val="1E293B"/>
-                <w:sz w:val="17"/>
+                <w:sz w:val="32"/>
               </w:rPr>
               <w:t>左側倉字撇捺展開，下口緊湊；右側立刀旁剛勁有力。</w:t>
             </w:r>
@@ -9481,11 +9481,11 @@
             </w:pPr>
             <w:r>
               <w:rPr>
-                <w:rFonts w:ascii="微軟正黑體" w:hAnsi="微軟正黑體" w:eastAsia="微軟正黑體"/>
+                <w:rFonts w:ascii="標楷體" w:hAnsi="標楷體" w:eastAsia="標楷體"/>
                 <w:b w:val="0"/>
                 <w:i w:val="0"/>
                 <w:color w:val="1E293B"/>
-                <w:sz w:val="17"/>
+                <w:sz w:val="32"/>
               </w:rPr>
               <w:t>立刀旁豎鉤需垂直有力，不可被左半部擠壓。</w:t>
             </w:r>
@@ -9511,11 +9511,11 @@
             </w:pPr>
             <w:r>
               <w:rPr>
-                <w:rFonts w:ascii="微軟正黑體" w:hAnsi="微軟正黑體" w:eastAsia="微軟正黑體"/>
+                <w:rFonts w:ascii="標楷體" w:hAnsi="標楷體" w:eastAsia="標楷體"/>
                 <w:b/>
                 <w:i w:val="0"/>
                 <w:color w:val="1E293B"/>
-                <w:sz w:val="17"/>
+                <w:sz w:val="32"/>
               </w:rPr>
               <w:t>24</w:t>
             </w:r>
@@ -9539,11 +9539,11 @@
             </w:pPr>
             <w:r>
               <w:rPr>
-                <w:rFonts w:ascii="微軟正黑體" w:hAnsi="微軟正黑體" w:eastAsia="微軟正黑體"/>
+                <w:rFonts w:ascii="標楷體" w:hAnsi="標楷體" w:eastAsia="標楷體"/>
                 <w:b w:val="0"/>
                 <w:i w:val="0"/>
                 <w:color w:val="1E293B"/>
-                <w:sz w:val="17"/>
+                <w:sz w:val="32"/>
               </w:rPr>
               <w:t>和</w:t>
             </w:r>
@@ -9567,11 +9567,11 @@
             </w:pPr>
             <w:r>
               <w:rPr>
-                <w:rFonts w:ascii="微軟正黑體" w:hAnsi="微軟正黑體" w:eastAsia="微軟正黑體"/>
+                <w:rFonts w:ascii="標楷體" w:hAnsi="標楷體" w:eastAsia="標楷體"/>
                 <w:b w:val="0"/>
                 <w:i w:val="0"/>
                 <w:color w:val="1E293B"/>
-                <w:sz w:val="17"/>
+                <w:sz w:val="32"/>
               </w:rPr>
               <w:t>口 / 8</w:t>
             </w:r>
@@ -9595,11 +9595,11 @@
             </w:pPr>
             <w:r>
               <w:rPr>
-                <w:rFonts w:ascii="微軟正黑體" w:hAnsi="微軟正黑體" w:eastAsia="微軟正黑體"/>
+                <w:rFonts w:ascii="標楷體" w:hAnsi="標楷體" w:eastAsia="標楷體"/>
                 <w:b w:val="0"/>
                 <w:i w:val="0"/>
                 <w:color w:val="1E293B"/>
-                <w:sz w:val="17"/>
+                <w:sz w:val="32"/>
               </w:rPr>
               <w:t>左右結構</w:t>
             </w:r>
@@ -9623,11 +9623,11 @@
             </w:pPr>
             <w:r>
               <w:rPr>
-                <w:rFonts w:ascii="微軟正黑體" w:hAnsi="微軟正黑體" w:eastAsia="微軟正黑體"/>
+                <w:rFonts w:ascii="標楷體" w:hAnsi="標楷體" w:eastAsia="標楷體"/>
                 <w:b w:val="0"/>
                 <w:i w:val="0"/>
                 <w:color w:val="1E293B"/>
-                <w:sz w:val="17"/>
+                <w:sz w:val="32"/>
               </w:rPr>
               <w:t>禾字旁撇平豎直，口字偏下微收，展現和諧之美。</w:t>
             </w:r>
@@ -9651,11 +9651,11 @@
             </w:pPr>
             <w:r>
               <w:rPr>
-                <w:rFonts w:ascii="微軟正黑體" w:hAnsi="微軟正黑體" w:eastAsia="微軟正黑體"/>
+                <w:rFonts w:ascii="標楷體" w:hAnsi="標楷體" w:eastAsia="標楷體"/>
                 <w:b w:val="0"/>
                 <w:i w:val="0"/>
                 <w:color w:val="1E293B"/>
-                <w:sz w:val="17"/>
+                <w:sz w:val="32"/>
               </w:rPr>
               <w:t>口字不可高於禾字肩部，左右比例約 6:4。</w:t>
             </w:r>
@@ -9682,11 +9682,11 @@
             </w:pPr>
             <w:r>
               <w:rPr>
-                <w:rFonts w:ascii="微軟正黑體" w:hAnsi="微軟正黑體" w:eastAsia="微軟正黑體"/>
+                <w:rFonts w:ascii="標楷體" w:hAnsi="標楷體" w:eastAsia="標楷體"/>
                 <w:b/>
                 <w:i w:val="0"/>
                 <w:color w:val="1E293B"/>
-                <w:sz w:val="17"/>
+                <w:sz w:val="32"/>
               </w:rPr>
               <w:t>25</w:t>
             </w:r>
@@ -9711,11 +9711,11 @@
             </w:pPr>
             <w:r>
               <w:rPr>
-                <w:rFonts w:ascii="微軟正黑體" w:hAnsi="微軟正黑體" w:eastAsia="微軟正黑體"/>
+                <w:rFonts w:ascii="標楷體" w:hAnsi="標楷體" w:eastAsia="標楷體"/>
                 <w:b w:val="0"/>
                 <w:i w:val="0"/>
                 <w:color w:val="1E293B"/>
-                <w:sz w:val="17"/>
+                <w:sz w:val="32"/>
               </w:rPr>
               <w:t>諧</w:t>
             </w:r>
@@ -9740,11 +9740,11 @@
             </w:pPr>
             <w:r>
               <w:rPr>
-                <w:rFonts w:ascii="微軟正黑體" w:hAnsi="微軟正黑體" w:eastAsia="微軟正黑體"/>
+                <w:rFonts w:ascii="標楷體" w:hAnsi="標楷體" w:eastAsia="標楷體"/>
                 <w:b w:val="0"/>
                 <w:i w:val="0"/>
                 <w:color w:val="1E293B"/>
-                <w:sz w:val="17"/>
+                <w:sz w:val="32"/>
               </w:rPr>
               <w:t>言 / 16</w:t>
             </w:r>
@@ -9769,11 +9769,11 @@
             </w:pPr>
             <w:r>
               <w:rPr>
-                <w:rFonts w:ascii="微軟正黑體" w:hAnsi="微軟正黑體" w:eastAsia="微軟正黑體"/>
+                <w:rFonts w:ascii="標楷體" w:hAnsi="標楷體" w:eastAsia="標楷體"/>
                 <w:b w:val="0"/>
                 <w:i w:val="0"/>
                 <w:color w:val="1E293B"/>
-                <w:sz w:val="17"/>
+                <w:sz w:val="32"/>
               </w:rPr>
               <w:t>左右結構</w:t>
             </w:r>
@@ -9798,11 +9798,11 @@
             </w:pPr>
             <w:r>
               <w:rPr>
-                <w:rFonts w:ascii="微軟正黑體" w:hAnsi="微軟正黑體" w:eastAsia="微軟正黑體"/>
+                <w:rFonts w:ascii="標楷體" w:hAnsi="標楷體" w:eastAsia="標楷體"/>
                 <w:b w:val="0"/>
                 <w:i w:val="0"/>
                 <w:color w:val="1E293B"/>
-                <w:sz w:val="17"/>
+                <w:sz w:val="32"/>
               </w:rPr>
               <w:t>言字旁提筆果斷，右側皆字上比下白，橫畫平行。</w:t>
             </w:r>
@@ -9827,11 +9827,11 @@
             </w:pPr>
             <w:r>
               <w:rPr>
-                <w:rFonts w:ascii="微軟正黑體" w:hAnsi="微軟正黑體" w:eastAsia="微軟正黑體"/>
+                <w:rFonts w:ascii="標楷體" w:hAnsi="標楷體" w:eastAsia="標楷體"/>
                 <w:b w:val="0"/>
                 <w:i w:val="0"/>
                 <w:color w:val="1E293B"/>
-                <w:sz w:val="17"/>
+                <w:sz w:val="32"/>
               </w:rPr>
               <w:t>言字旁三橫均勻，右側皆字不可寫斜。</w:t>
             </w:r>
@@ -9857,11 +9857,11 @@
             </w:pPr>
             <w:r>
               <w:rPr>
-                <w:rFonts w:ascii="微軟正黑體" w:hAnsi="微軟正黑體" w:eastAsia="微軟正黑體"/>
+                <w:rFonts w:ascii="標楷體" w:hAnsi="標楷體" w:eastAsia="標楷體"/>
                 <w:b/>
                 <w:i w:val="0"/>
                 <w:color w:val="1E293B"/>
-                <w:sz w:val="17"/>
+                <w:sz w:val="32"/>
               </w:rPr>
               <w:t>26</w:t>
             </w:r>
@@ -9885,11 +9885,11 @@
             </w:pPr>
             <w:r>
               <w:rPr>
-                <w:rFonts w:ascii="微軟正黑體" w:hAnsi="微軟正黑體" w:eastAsia="微軟正黑體"/>
+                <w:rFonts w:ascii="標楷體" w:hAnsi="標楷體" w:eastAsia="標楷體"/>
                 <w:b w:val="0"/>
                 <w:i w:val="0"/>
                 <w:color w:val="1E293B"/>
-                <w:sz w:val="17"/>
+                <w:sz w:val="32"/>
               </w:rPr>
               <w:t>好</w:t>
             </w:r>
@@ -9913,11 +9913,11 @@
             </w:pPr>
             <w:r>
               <w:rPr>
-                <w:rFonts w:ascii="微軟正黑體" w:hAnsi="微軟正黑體" w:eastAsia="微軟正黑體"/>
+                <w:rFonts w:ascii="標楷體" w:hAnsi="標楷體" w:eastAsia="標楷體"/>
                 <w:b w:val="0"/>
                 <w:i w:val="0"/>
                 <w:color w:val="1E293B"/>
-                <w:sz w:val="17"/>
+                <w:sz w:val="32"/>
               </w:rPr>
               <w:t>女 / 6</w:t>
             </w:r>
@@ -9941,11 +9941,11 @@
             </w:pPr>
             <w:r>
               <w:rPr>
-                <w:rFonts w:ascii="微軟正黑體" w:hAnsi="微軟正黑體" w:eastAsia="微軟正黑體"/>
+                <w:rFonts w:ascii="標楷體" w:hAnsi="標楷體" w:eastAsia="標楷體"/>
                 <w:b w:val="0"/>
                 <w:i w:val="0"/>
                 <w:color w:val="1E293B"/>
-                <w:sz w:val="17"/>
+                <w:sz w:val="32"/>
               </w:rPr>
               <w:t>左右結構</w:t>
             </w:r>
@@ -9969,11 +9969,11 @@
             </w:pPr>
             <w:r>
               <w:rPr>
-                <w:rFonts w:ascii="微軟正黑體" w:hAnsi="微軟正黑體" w:eastAsia="微軟正黑體"/>
+                <w:rFonts w:ascii="標楷體" w:hAnsi="標楷體" w:eastAsia="標楷體"/>
                 <w:b w:val="0"/>
                 <w:i w:val="0"/>
                 <w:color w:val="1E293B"/>
-                <w:sz w:val="17"/>
+                <w:sz w:val="32"/>
               </w:rPr>
               <w:t>女字旁提畫不出頭，右子橫長覆蓋，陰陽相配。</w:t>
             </w:r>
@@ -9997,11 +9997,11 @@
             </w:pPr>
             <w:r>
               <w:rPr>
-                <w:rFonts w:ascii="微軟正黑體" w:hAnsi="微軟正黑體" w:eastAsia="微軟正黑體"/>
+                <w:rFonts w:ascii="標楷體" w:hAnsi="標楷體" w:eastAsia="標楷體"/>
                 <w:b w:val="0"/>
                 <w:i w:val="0"/>
                 <w:color w:val="1E293B"/>
-                <w:sz w:val="17"/>
+                <w:sz w:val="32"/>
               </w:rPr>
               <w:t>女字不可過寬，子字彎鉤有彈性，長橫平正。</w:t>
             </w:r>
@@ -10028,11 +10028,11 @@
             </w:pPr>
             <w:r>
               <w:rPr>
-                <w:rFonts w:ascii="微軟正黑體" w:hAnsi="微軟正黑體" w:eastAsia="微軟正黑體"/>
+                <w:rFonts w:ascii="標楷體" w:hAnsi="標楷體" w:eastAsia="標楷體"/>
                 <w:b/>
                 <w:i w:val="0"/>
                 <w:color w:val="1E293B"/>
-                <w:sz w:val="17"/>
+                <w:sz w:val="32"/>
               </w:rPr>
               <w:t>27</w:t>
             </w:r>
@@ -10057,11 +10057,11 @@
             </w:pPr>
             <w:r>
               <w:rPr>
-                <w:rFonts w:ascii="微軟正黑體" w:hAnsi="微軟正黑體" w:eastAsia="微軟正黑體"/>
+                <w:rFonts w:ascii="標楷體" w:hAnsi="標楷體" w:eastAsia="標楷體"/>
                 <w:b w:val="0"/>
                 <w:i w:val="0"/>
                 <w:color w:val="1E293B"/>
-                <w:sz w:val="17"/>
+                <w:sz w:val="32"/>
               </w:rPr>
               <w:t>未</w:t>
             </w:r>
@@ -10086,11 +10086,11 @@
             </w:pPr>
             <w:r>
               <w:rPr>
-                <w:rFonts w:ascii="微軟正黑體" w:hAnsi="微軟正黑體" w:eastAsia="微軟正黑體"/>
+                <w:rFonts w:ascii="標楷體" w:hAnsi="標楷體" w:eastAsia="標楷體"/>
                 <w:b w:val="0"/>
                 <w:i w:val="0"/>
                 <w:color w:val="1E293B"/>
-                <w:sz w:val="17"/>
+                <w:sz w:val="32"/>
               </w:rPr>
               <w:t>木 / 5</w:t>
             </w:r>
@@ -10115,11 +10115,11 @@
             </w:pPr>
             <w:r>
               <w:rPr>
-                <w:rFonts w:ascii="微軟正黑體" w:hAnsi="微軟正黑體" w:eastAsia="微軟正黑體"/>
+                <w:rFonts w:ascii="標楷體" w:hAnsi="標楷體" w:eastAsia="標楷體"/>
                 <w:b w:val="0"/>
                 <w:i w:val="0"/>
                 <w:color w:val="1E293B"/>
-                <w:sz w:val="17"/>
+                <w:sz w:val="32"/>
               </w:rPr>
               <w:t>獨體結構</w:t>
             </w:r>
@@ -10144,11 +10144,11 @@
             </w:pPr>
             <w:r>
               <w:rPr>
-                <w:rFonts w:ascii="微軟正黑體" w:hAnsi="微軟正黑體" w:eastAsia="微軟正黑體"/>
+                <w:rFonts w:ascii="標楷體" w:hAnsi="標楷體" w:eastAsia="標楷體"/>
                 <w:b w:val="0"/>
                 <w:i w:val="0"/>
                 <w:color w:val="1E293B"/>
-                <w:sz w:val="17"/>
+                <w:sz w:val="32"/>
               </w:rPr>
               <w:t>上橫短、下橫長，豎畫居中垂露，撇捺對稱舒展。</w:t>
             </w:r>
@@ -10173,11 +10173,11 @@
             </w:pPr>
             <w:r>
               <w:rPr>
-                <w:rFonts w:ascii="微軟正黑體" w:hAnsi="微軟正黑體" w:eastAsia="微軟正黑體"/>
+                <w:rFonts w:ascii="標楷體" w:hAnsi="標楷體" w:eastAsia="標楷體"/>
                 <w:b w:val="0"/>
                 <w:i w:val="0"/>
                 <w:color w:val="1E293B"/>
-                <w:sz w:val="17"/>
+                <w:sz w:val="32"/>
               </w:rPr>
               <w:t>嚴防與「末」混淆！上橫務必短於下橫。</w:t>
             </w:r>
@@ -10203,11 +10203,11 @@
             </w:pPr>
             <w:r>
               <w:rPr>
-                <w:rFonts w:ascii="微軟正黑體" w:hAnsi="微軟正黑體" w:eastAsia="微軟正黑體"/>
+                <w:rFonts w:ascii="標楷體" w:hAnsi="標楷體" w:eastAsia="標楷體"/>
                 <w:b/>
                 <w:i w:val="0"/>
                 <w:color w:val="1E293B"/>
-                <w:sz w:val="17"/>
+                <w:sz w:val="32"/>
               </w:rPr>
               <w:t>28</w:t>
             </w:r>
@@ -10231,11 +10231,11 @@
             </w:pPr>
             <w:r>
               <w:rPr>
-                <w:rFonts w:ascii="微軟正黑體" w:hAnsi="微軟正黑體" w:eastAsia="微軟正黑體"/>
+                <w:rFonts w:ascii="標楷體" w:hAnsi="標楷體" w:eastAsia="標楷體"/>
                 <w:b w:val="0"/>
                 <w:i w:val="0"/>
                 <w:color w:val="1E293B"/>
-                <w:sz w:val="17"/>
+                <w:sz w:val="32"/>
               </w:rPr>
               <w:t>來</w:t>
             </w:r>
@@ -10259,11 +10259,11 @@
             </w:pPr>
             <w:r>
               <w:rPr>
-                <w:rFonts w:ascii="微軟正黑體" w:hAnsi="微軟正黑體" w:eastAsia="微軟正黑體"/>
+                <w:rFonts w:ascii="標楷體" w:hAnsi="標楷體" w:eastAsia="標楷體"/>
                 <w:b w:val="0"/>
                 <w:i w:val="0"/>
                 <w:color w:val="1E293B"/>
-                <w:sz w:val="17"/>
+                <w:sz w:val="32"/>
               </w:rPr>
               <w:t>木 / 8</w:t>
             </w:r>
@@ -10287,11 +10287,11 @@
             </w:pPr>
             <w:r>
               <w:rPr>
-                <w:rFonts w:ascii="微軟正黑體" w:hAnsi="微軟正黑體" w:eastAsia="微軟正黑體"/>
+                <w:rFonts w:ascii="標楷體" w:hAnsi="標楷體" w:eastAsia="標楷體"/>
                 <w:b w:val="0"/>
                 <w:i w:val="0"/>
                 <w:color w:val="1E293B"/>
-                <w:sz w:val="17"/>
+                <w:sz w:val="32"/>
               </w:rPr>
               <w:t>獨體結構</w:t>
             </w:r>
@@ -10315,11 +10315,11 @@
             </w:pPr>
             <w:r>
               <w:rPr>
-                <w:rFonts w:ascii="微軟正黑體" w:hAnsi="微軟正黑體" w:eastAsia="微軟正黑體"/>
+                <w:rFonts w:ascii="標楷體" w:hAnsi="標楷體" w:eastAsia="標楷體"/>
                 <w:b w:val="0"/>
                 <w:i w:val="0"/>
                 <w:color w:val="1E293B"/>
-                <w:sz w:val="17"/>
+                <w:sz w:val="32"/>
               </w:rPr>
               <w:t>橫畫微長，兩撇兩點對稱穿插於十字格，主橫微昂。</w:t>
             </w:r>
@@ -10343,11 +10343,11 @@
             </w:pPr>
             <w:r>
               <w:rPr>
-                <w:rFonts w:ascii="微軟正黑體" w:hAnsi="微軟正黑體" w:eastAsia="微軟正黑體"/>
+                <w:rFonts w:ascii="標楷體" w:hAnsi="標楷體" w:eastAsia="標楷體"/>
                 <w:b w:val="0"/>
                 <w:i w:val="0"/>
                 <w:color w:val="1E293B"/>
-                <w:sz w:val="17"/>
+                <w:sz w:val="32"/>
               </w:rPr>
               <w:t>中間四小點撇不可黏合，捺畫結實收鋒。</w:t>
             </w:r>
@@ -10733,6 +10733,10 @@
     <w:name w:val="Normal"/>
     <w:qFormat/>
     <w:rsid w:val="00FC693F"/>
+    <w:rPr>
+      <w:rFonts w:ascii="標楷體" w:hAnsi="標楷體" w:eastAsia="標楷體"/>
+      <w:sz w:val="32"/>
+    </w:rPr>
   </w:style>
   <w:style w:type="paragraph" w:styleId="Header">
     <w:name w:val="header"/>
